--- a/RAW FILES/PLUMBING-AND-SANITARY.docx
+++ b/RAW FILES/PLUMBING-AND-SANITARY.docx
@@ -1,6 +1,6 @@
 
 <file path=word/document.xml><?xml version="1.0" encoding="utf-8"?>
-<w:document xmlns:wpc="http://schemas.microsoft.com/office/word/2010/wordprocessingCanvas" xmlns:cx="http://schemas.microsoft.com/office/drawing/2014/chartex" xmlns:cx1="http://schemas.microsoft.com/office/drawing/2015/9/8/chartex" xmlns:cx2="http://schemas.microsoft.com/office/drawing/2015/10/21/chartex" xmlns:cx3="http://schemas.microsoft.com/office/drawing/2016/5/9/chartex" xmlns:cx4="http://schemas.microsoft.com/office/drawing/2016/5/10/chartex" xmlns:cx5="http://schemas.microsoft.com/office/drawing/2016/5/11/chartex" xmlns:cx6="http://schemas.microsoft.com/office/drawing/2016/5/12/chartex" xmlns:cx7="http://schemas.microsoft.com/office/drawing/2016/5/13/chartex" xmlns:cx8="http://schemas.microsoft.com/office/drawing/2016/5/14/chartex" xmlns:mc="http://schemas.openxmlformats.org/markup-compatibility/2006" xmlns:aink="http://schemas.microsoft.com/office/drawing/2016/ink" xmlns:am3d="http://schemas.microsoft.com/office/drawing/2017/model3d" xmlns:o="urn:schemas-microsoft-com:office:office" xmlns:oel="http://schemas.microsoft.com/office/2019/extlst" xmlns:r="http://schemas.openxmlformats.org/officeDocument/2006/relationships" xmlns:m="http://schemas.openxmlformats.org/officeDocument/2006/math" xmlns:v="urn:schemas-microsoft-com:vml" xmlns:wp14="http://schemas.microsoft.com/office/word/2010/wordprocessingDrawing" xmlns:wp="http://schemas.openxmlformats.org/drawingml/2006/wordprocessingDrawing" xmlns:w10="urn:schemas-microsoft-com:office:word" xmlns:w="http://schemas.openxmlformats.org/wordprocessingml/2006/main" xmlns:w14="http://schemas.microsoft.com/office/word/2010/wordml" xmlns:w15="http://schemas.microsoft.com/office/word/2012/wordml" xmlns:w16cex="http://schemas.microsoft.com/office/word/2018/wordml/cex" xmlns:w16cid="http://schemas.microsoft.com/office/word/2016/wordml/cid" xmlns:w16="http://schemas.microsoft.com/office/word/2018/wordml" xmlns:w16sdtdh="http://schemas.microsoft.com/office/word/2020/wordml/sdtdatahash" xmlns:w16se="http://schemas.microsoft.com/office/word/2015/wordml/symex" xmlns:wpg="http://schemas.microsoft.com/office/word/2010/wordprocessingGroup" xmlns:wpi="http://schemas.microsoft.com/office/word/2010/wordprocessingInk" xmlns:wne="http://schemas.microsoft.com/office/word/2006/wordml" xmlns:wps="http://schemas.microsoft.com/office/word/2010/wordprocessingShape" mc:Ignorable="w14 w15 w16se w16cid w16 w16cex w16sdtdh wp14">
+<w:document xmlns:wpc="http://schemas.microsoft.com/office/word/2010/wordprocessingCanvas" xmlns:cx="http://schemas.microsoft.com/office/drawing/2014/chartex" xmlns:cx1="http://schemas.microsoft.com/office/drawing/2015/9/8/chartex" xmlns:cx2="http://schemas.microsoft.com/office/drawing/2015/10/21/chartex" xmlns:cx3="http://schemas.microsoft.com/office/drawing/2016/5/9/chartex" xmlns:cx4="http://schemas.microsoft.com/office/drawing/2016/5/10/chartex" xmlns:cx5="http://schemas.microsoft.com/office/drawing/2016/5/11/chartex" xmlns:cx6="http://schemas.microsoft.com/office/drawing/2016/5/12/chartex" xmlns:cx7="http://schemas.microsoft.com/office/drawing/2016/5/13/chartex" xmlns:cx8="http://schemas.microsoft.com/office/drawing/2016/5/14/chartex" xmlns:mc="http://schemas.openxmlformats.org/markup-compatibility/2006" xmlns:aink="http://schemas.microsoft.com/office/drawing/2016/ink" xmlns:am3d="http://schemas.microsoft.com/office/drawing/2017/model3d" xmlns:o="urn:schemas-microsoft-com:office:office" xmlns:oel="http://schemas.microsoft.com/office/2019/extlst" xmlns:r="http://schemas.openxmlformats.org/officeDocument/2006/relationships" xmlns:m="http://schemas.openxmlformats.org/officeDocument/2006/math" xmlns:v="urn:schemas-microsoft-com:vml" xmlns:wp14="http://schemas.microsoft.com/office/word/2010/wordprocessingDrawing" xmlns:wp="http://schemas.openxmlformats.org/drawingml/2006/wordprocessingDrawing" xmlns:w10="urn:schemas-microsoft-com:office:word" xmlns:w="http://schemas.openxmlformats.org/wordprocessingml/2006/main" xmlns:w14="http://schemas.microsoft.com/office/word/2010/wordml" xmlns:w15="http://schemas.microsoft.com/office/word/2012/wordml" xmlns:w16cex="http://schemas.microsoft.com/office/word/2018/wordml/cex" xmlns:w16cid="http://schemas.microsoft.com/office/word/2016/wordml/cid" xmlns:w16="http://schemas.microsoft.com/office/word/2018/wordml" xmlns:w16du="http://schemas.microsoft.com/office/word/2023/wordml/word16du" xmlns:w16sdtdh="http://schemas.microsoft.com/office/word/2020/wordml/sdtdatahash" xmlns:w16sdtfl="http://schemas.microsoft.com/office/word/2024/wordml/sdtformatlock" xmlns:w16se="http://schemas.microsoft.com/office/word/2015/wordml/symex" xmlns:wpg="http://schemas.microsoft.com/office/word/2010/wordprocessingGroup" xmlns:wpi="http://schemas.microsoft.com/office/word/2010/wordprocessingInk" xmlns:wne="http://schemas.microsoft.com/office/word/2006/wordml" xmlns:wps="http://schemas.microsoft.com/office/word/2010/wordprocessingShape" mc:Ignorable="w14 w15 w16se w16cid w16 w16cex w16sdtdh w16sdtfl w16du wp14">
   <w:body>
     <w:p>
       <w:pPr>
@@ -391,7 +391,25 @@
           <w:sz w:val="19"/>
           <w:szCs w:val="19"/>
         </w:rPr>
-        <w:t>Pipes that are used for pipelines, truck mains, and inverted siphon where pressures are high and sizes are large.</w:t>
+        <w:t xml:space="preserve">Pipes that are used for pipelines, truck mains, and inverted </w:t>
+      </w:r>
+      <w:proofErr w:type="gramStart"/>
+      <w:r>
+        <w:rPr>
+          <w:rFonts w:ascii="Century Gothic" w:hAnsi="Century Gothic"/>
+          <w:sz w:val="19"/>
+          <w:szCs w:val="19"/>
+        </w:rPr>
+        <w:t>siphon</w:t>
+      </w:r>
+      <w:proofErr w:type="gramEnd"/>
+      <w:r>
+        <w:rPr>
+          <w:rFonts w:ascii="Century Gothic" w:hAnsi="Century Gothic"/>
+          <w:sz w:val="19"/>
+          <w:szCs w:val="19"/>
+        </w:rPr>
+        <w:t xml:space="preserve"> where pressures are high and sizes are large.</w:t>
       </w:r>
     </w:p>
     <w:p>
@@ -2451,7 +2469,25 @@
           <w:sz w:val="19"/>
           <w:szCs w:val="19"/>
         </w:rPr>
-        <w:t>Type of underground water found on islands or coastal regions near seas.</w:t>
+        <w:t xml:space="preserve">Type of underground water </w:t>
+      </w:r>
+      <w:proofErr w:type="gramStart"/>
+      <w:r>
+        <w:rPr>
+          <w:rFonts w:ascii="Century Gothic" w:hAnsi="Century Gothic"/>
+          <w:sz w:val="19"/>
+          <w:szCs w:val="19"/>
+        </w:rPr>
+        <w:t>found</w:t>
+      </w:r>
+      <w:proofErr w:type="gramEnd"/>
+      <w:r>
+        <w:rPr>
+          <w:rFonts w:ascii="Century Gothic" w:hAnsi="Century Gothic"/>
+          <w:sz w:val="19"/>
+          <w:szCs w:val="19"/>
+        </w:rPr>
+        <w:t xml:space="preserve"> on islands or coastal regions near seas.</w:t>
       </w:r>
     </w:p>
     <w:p>
@@ -2844,7 +2880,25 @@
           <w:sz w:val="19"/>
           <w:szCs w:val="19"/>
         </w:rPr>
-        <w:t>What is the minimum size of a swimming pool drain?</w:t>
+        <w:t xml:space="preserve">What </w:t>
+      </w:r>
+      <w:proofErr w:type="gramStart"/>
+      <w:r>
+        <w:rPr>
+          <w:rFonts w:ascii="Century Gothic" w:hAnsi="Century Gothic"/>
+          <w:sz w:val="19"/>
+          <w:szCs w:val="19"/>
+        </w:rPr>
+        <w:t>is</w:t>
+      </w:r>
+      <w:proofErr w:type="gramEnd"/>
+      <w:r>
+        <w:rPr>
+          <w:rFonts w:ascii="Century Gothic" w:hAnsi="Century Gothic"/>
+          <w:sz w:val="19"/>
+          <w:szCs w:val="19"/>
+        </w:rPr>
+        <w:t xml:space="preserve"> the minimum size of a swimming pool drain?</w:t>
       </w:r>
     </w:p>
     <w:p>
@@ -2867,7 +2921,25 @@
           <w:sz w:val="19"/>
           <w:szCs w:val="19"/>
         </w:rPr>
-        <w:t xml:space="preserve">2 ½ ” </w:t>
+        <w:t xml:space="preserve">2 </w:t>
+      </w:r>
+      <w:proofErr w:type="gramStart"/>
+      <w:r>
+        <w:rPr>
+          <w:rFonts w:ascii="Century Gothic" w:hAnsi="Century Gothic"/>
+          <w:sz w:val="19"/>
+          <w:szCs w:val="19"/>
+        </w:rPr>
+        <w:t>½ ”</w:t>
+      </w:r>
+      <w:proofErr w:type="gramEnd"/>
+      <w:r>
+        <w:rPr>
+          <w:rFonts w:ascii="Century Gothic" w:hAnsi="Century Gothic"/>
+          <w:sz w:val="19"/>
+          <w:szCs w:val="19"/>
+        </w:rPr>
+        <w:t xml:space="preserve"> </w:t>
       </w:r>
       <w:proofErr w:type="spellStart"/>
       <w:r>
@@ -3011,6 +3083,7 @@
           <w:szCs w:val="19"/>
         </w:rPr>
       </w:pPr>
+      <w:proofErr w:type="gramStart"/>
       <w:r>
         <w:rPr>
           <w:rFonts w:ascii="Century Gothic" w:hAnsi="Century Gothic"/>
@@ -3027,6 +3100,7 @@
         </w:rPr>
         <w:t>is</w:t>
       </w:r>
+      <w:proofErr w:type="gramEnd"/>
       <w:r>
         <w:rPr>
           <w:rFonts w:ascii="Century Gothic" w:hAnsi="Century Gothic"/>
@@ -3164,7 +3238,25 @@
           <w:sz w:val="19"/>
           <w:szCs w:val="19"/>
         </w:rPr>
-        <w:t>A valve that prevents water hammer.</w:t>
+        <w:t xml:space="preserve">A valve that prevents water </w:t>
+      </w:r>
+      <w:proofErr w:type="gramStart"/>
+      <w:r>
+        <w:rPr>
+          <w:rFonts w:ascii="Century Gothic" w:hAnsi="Century Gothic"/>
+          <w:sz w:val="19"/>
+          <w:szCs w:val="19"/>
+        </w:rPr>
+        <w:t>hammer</w:t>
+      </w:r>
+      <w:proofErr w:type="gramEnd"/>
+      <w:r>
+        <w:rPr>
+          <w:rFonts w:ascii="Century Gothic" w:hAnsi="Century Gothic"/>
+          <w:sz w:val="19"/>
+          <w:szCs w:val="19"/>
+        </w:rPr>
+        <w:t>.</w:t>
       </w:r>
     </w:p>
     <w:p>
@@ -3260,8 +3352,18 @@
           <w:sz w:val="19"/>
           <w:szCs w:val="19"/>
         </w:rPr>
-        <w:t>Globe valve</w:t>
-      </w:r>
+        <w:t xml:space="preserve">Globe </w:t>
+      </w:r>
+      <w:proofErr w:type="gramStart"/>
+      <w:r>
+        <w:rPr>
+          <w:rFonts w:ascii="Century Gothic" w:hAnsi="Century Gothic"/>
+          <w:sz w:val="19"/>
+          <w:szCs w:val="19"/>
+        </w:rPr>
+        <w:t>valve</w:t>
+      </w:r>
+      <w:proofErr w:type="gramEnd"/>
     </w:p>
     <w:p>
       <w:pPr>
@@ -4987,7 +5089,25 @@
           <w:sz w:val="19"/>
           <w:szCs w:val="19"/>
         </w:rPr>
-        <w:t>Type of water closet that is noisy but highly efficient where strong jet into up leg forces contents out.</w:t>
+        <w:t xml:space="preserve">Type of water </w:t>
+      </w:r>
+      <w:proofErr w:type="gramStart"/>
+      <w:r>
+        <w:rPr>
+          <w:rFonts w:ascii="Century Gothic" w:hAnsi="Century Gothic"/>
+          <w:sz w:val="19"/>
+          <w:szCs w:val="19"/>
+        </w:rPr>
+        <w:t>closet that</w:t>
+      </w:r>
+      <w:proofErr w:type="gramEnd"/>
+      <w:r>
+        <w:rPr>
+          <w:rFonts w:ascii="Century Gothic" w:hAnsi="Century Gothic"/>
+          <w:sz w:val="19"/>
+          <w:szCs w:val="19"/>
+        </w:rPr>
+        <w:t xml:space="preserve"> is noisy but highly efficient where strong jet into up leg forces contents out.</w:t>
       </w:r>
     </w:p>
     <w:p>
@@ -5010,8 +5130,18 @@
           <w:sz w:val="19"/>
           <w:szCs w:val="19"/>
         </w:rPr>
-        <w:t>Siphon vortex</w:t>
-      </w:r>
+        <w:t xml:space="preserve">Siphon </w:t>
+      </w:r>
+      <w:proofErr w:type="gramStart"/>
+      <w:r>
+        <w:rPr>
+          <w:rFonts w:ascii="Century Gothic" w:hAnsi="Century Gothic"/>
+          <w:sz w:val="19"/>
+          <w:szCs w:val="19"/>
+        </w:rPr>
+        <w:t>vortex</w:t>
+      </w:r>
+      <w:proofErr w:type="gramEnd"/>
     </w:p>
     <w:p>
       <w:pPr>
@@ -5118,7 +5248,25 @@
           <w:sz w:val="19"/>
           <w:szCs w:val="19"/>
         </w:rPr>
-        <w:t>Type of water closet that is sanitary, efficient, and very quiet where water enters through the rim and through the down leg.</w:t>
+        <w:t xml:space="preserve">Type of water </w:t>
+      </w:r>
+      <w:proofErr w:type="gramStart"/>
+      <w:r>
+        <w:rPr>
+          <w:rFonts w:ascii="Century Gothic" w:hAnsi="Century Gothic"/>
+          <w:sz w:val="19"/>
+          <w:szCs w:val="19"/>
+        </w:rPr>
+        <w:t>closet that</w:t>
+      </w:r>
+      <w:proofErr w:type="gramEnd"/>
+      <w:r>
+        <w:rPr>
+          <w:rFonts w:ascii="Century Gothic" w:hAnsi="Century Gothic"/>
+          <w:sz w:val="19"/>
+          <w:szCs w:val="19"/>
+        </w:rPr>
+        <w:t xml:space="preserve"> is sanitary, efficient, and very quiet where water enters through the rim and through the down leg.</w:t>
       </w:r>
     </w:p>
     <w:p>
@@ -5141,8 +5289,18 @@
           <w:sz w:val="19"/>
           <w:szCs w:val="19"/>
         </w:rPr>
-        <w:t>Siphon vortex</w:t>
-      </w:r>
+        <w:t xml:space="preserve">Siphon </w:t>
+      </w:r>
+      <w:proofErr w:type="gramStart"/>
+      <w:r>
+        <w:rPr>
+          <w:rFonts w:ascii="Century Gothic" w:hAnsi="Century Gothic"/>
+          <w:sz w:val="19"/>
+          <w:szCs w:val="19"/>
+        </w:rPr>
+        <w:t>vortex</w:t>
+      </w:r>
+      <w:proofErr w:type="gramEnd"/>
     </w:p>
     <w:p>
       <w:pPr>
@@ -5249,7 +5407,25 @@
           <w:sz w:val="19"/>
           <w:szCs w:val="19"/>
         </w:rPr>
-        <w:t>Type of water closet that is least efficient, subject to clogging, noisy, and use a simple washout action through a small irregular passageway.</w:t>
+        <w:t xml:space="preserve">Type of water closet that is least efficient, subject to clogging, </w:t>
+      </w:r>
+      <w:proofErr w:type="gramStart"/>
+      <w:r>
+        <w:rPr>
+          <w:rFonts w:ascii="Century Gothic" w:hAnsi="Century Gothic"/>
+          <w:sz w:val="19"/>
+          <w:szCs w:val="19"/>
+        </w:rPr>
+        <w:t>noisy</w:t>
+      </w:r>
+      <w:proofErr w:type="gramEnd"/>
+      <w:r>
+        <w:rPr>
+          <w:rFonts w:ascii="Century Gothic" w:hAnsi="Century Gothic"/>
+          <w:sz w:val="19"/>
+          <w:szCs w:val="19"/>
+        </w:rPr>
+        <w:t>, and use a simple washout action through a small irregular passageway.</w:t>
       </w:r>
     </w:p>
     <w:p>
@@ -5380,7 +5556,43 @@
           <w:sz w:val="19"/>
           <w:szCs w:val="19"/>
         </w:rPr>
-        <w:t>Type of water closet similar to siphon jet except that it has smaller trap passageway and moderately noisy.</w:t>
+        <w:t xml:space="preserve">Type of water closet </w:t>
+      </w:r>
+      <w:proofErr w:type="gramStart"/>
+      <w:r>
+        <w:rPr>
+          <w:rFonts w:ascii="Century Gothic" w:hAnsi="Century Gothic"/>
+          <w:sz w:val="19"/>
+          <w:szCs w:val="19"/>
+        </w:rPr>
+        <w:t>similar to</w:t>
+      </w:r>
+      <w:proofErr w:type="gramEnd"/>
+      <w:r>
+        <w:rPr>
+          <w:rFonts w:ascii="Century Gothic" w:hAnsi="Century Gothic"/>
+          <w:sz w:val="19"/>
+          <w:szCs w:val="19"/>
+        </w:rPr>
+        <w:t xml:space="preserve"> siphon jet except that it has smaller trap passageway and </w:t>
+      </w:r>
+      <w:proofErr w:type="gramStart"/>
+      <w:r>
+        <w:rPr>
+          <w:rFonts w:ascii="Century Gothic" w:hAnsi="Century Gothic"/>
+          <w:sz w:val="19"/>
+          <w:szCs w:val="19"/>
+        </w:rPr>
+        <w:t>moderately</w:t>
+      </w:r>
+      <w:proofErr w:type="gramEnd"/>
+      <w:r>
+        <w:rPr>
+          <w:rFonts w:ascii="Century Gothic" w:hAnsi="Century Gothic"/>
+          <w:sz w:val="19"/>
+          <w:szCs w:val="19"/>
+        </w:rPr>
+        <w:t xml:space="preserve"> noisy.</w:t>
       </w:r>
     </w:p>
     <w:p>
@@ -5403,8 +5615,18 @@
           <w:sz w:val="19"/>
           <w:szCs w:val="19"/>
         </w:rPr>
-        <w:t>Siphon vortex</w:t>
-      </w:r>
+        <w:t xml:space="preserve">Siphon </w:t>
+      </w:r>
+      <w:proofErr w:type="gramStart"/>
+      <w:r>
+        <w:rPr>
+          <w:rFonts w:ascii="Century Gothic" w:hAnsi="Century Gothic"/>
+          <w:sz w:val="19"/>
+          <w:szCs w:val="19"/>
+        </w:rPr>
+        <w:t>vortex</w:t>
+      </w:r>
+      <w:proofErr w:type="gramEnd"/>
     </w:p>
     <w:p>
       <w:pPr>
@@ -6452,8 +6674,18 @@
           <w:sz w:val="19"/>
           <w:szCs w:val="19"/>
         </w:rPr>
-        <w:t>Gate valve</w:t>
-      </w:r>
+        <w:t xml:space="preserve">Gate </w:t>
+      </w:r>
+      <w:proofErr w:type="gramStart"/>
+      <w:r>
+        <w:rPr>
+          <w:rFonts w:ascii="Century Gothic" w:hAnsi="Century Gothic"/>
+          <w:sz w:val="19"/>
+          <w:szCs w:val="19"/>
+        </w:rPr>
+        <w:t>valve</w:t>
+      </w:r>
+      <w:proofErr w:type="gramEnd"/>
     </w:p>
     <w:p>
       <w:pPr>
@@ -6475,8 +6707,18 @@
           <w:sz w:val="19"/>
           <w:szCs w:val="19"/>
         </w:rPr>
-        <w:t>Check valve</w:t>
-      </w:r>
+        <w:t xml:space="preserve">Check </w:t>
+      </w:r>
+      <w:proofErr w:type="gramStart"/>
+      <w:r>
+        <w:rPr>
+          <w:rFonts w:ascii="Century Gothic" w:hAnsi="Century Gothic"/>
+          <w:sz w:val="19"/>
+          <w:szCs w:val="19"/>
+        </w:rPr>
+        <w:t>valve</w:t>
+      </w:r>
+      <w:proofErr w:type="gramEnd"/>
     </w:p>
     <w:p>
       <w:pPr>
@@ -6701,8 +6943,18 @@
           <w:sz w:val="19"/>
           <w:szCs w:val="19"/>
         </w:rPr>
-        <w:t>Gate valve</w:t>
-      </w:r>
+        <w:t xml:space="preserve">Gate </w:t>
+      </w:r>
+      <w:proofErr w:type="gramStart"/>
+      <w:r>
+        <w:rPr>
+          <w:rFonts w:ascii="Century Gothic" w:hAnsi="Century Gothic"/>
+          <w:sz w:val="19"/>
+          <w:szCs w:val="19"/>
+        </w:rPr>
+        <w:t>valve</w:t>
+      </w:r>
+      <w:proofErr w:type="gramEnd"/>
     </w:p>
     <w:p>
       <w:pPr>
@@ -6724,8 +6976,18 @@
           <w:sz w:val="19"/>
           <w:szCs w:val="19"/>
         </w:rPr>
-        <w:t>Check valve</w:t>
-      </w:r>
+        <w:t xml:space="preserve">Check </w:t>
+      </w:r>
+      <w:proofErr w:type="gramStart"/>
+      <w:r>
+        <w:rPr>
+          <w:rFonts w:ascii="Century Gothic" w:hAnsi="Century Gothic"/>
+          <w:sz w:val="19"/>
+          <w:szCs w:val="19"/>
+        </w:rPr>
+        <w:t>valve</w:t>
+      </w:r>
+      <w:proofErr w:type="gramEnd"/>
     </w:p>
     <w:p>
       <w:pPr>
@@ -6946,8 +7208,20 @@
           <w:sz w:val="19"/>
           <w:szCs w:val="19"/>
         </w:rPr>
-        <w:t>Gate valve</w:t>
-      </w:r>
+        <w:t xml:space="preserve">Gate </w:t>
+      </w:r>
+      <w:proofErr w:type="gramStart"/>
+      <w:r>
+        <w:rPr>
+          <w:rFonts w:ascii="Century Gothic" w:hAnsi="Century Gothic"/>
+          <w:b/>
+          <w:bCs/>
+          <w:sz w:val="19"/>
+          <w:szCs w:val="19"/>
+        </w:rPr>
+        <w:t>valve</w:t>
+      </w:r>
+      <w:proofErr w:type="gramEnd"/>
     </w:p>
     <w:p>
       <w:pPr>
@@ -6970,8 +7244,18 @@
           <w:sz w:val="19"/>
           <w:szCs w:val="19"/>
         </w:rPr>
-        <w:t>Check valve</w:t>
-      </w:r>
+        <w:t xml:space="preserve">Check </w:t>
+      </w:r>
+      <w:proofErr w:type="gramStart"/>
+      <w:r>
+        <w:rPr>
+          <w:rFonts w:ascii="Century Gothic" w:hAnsi="Century Gothic"/>
+          <w:sz w:val="19"/>
+          <w:szCs w:val="19"/>
+        </w:rPr>
+        <w:t>valve</w:t>
+      </w:r>
+      <w:proofErr w:type="gramEnd"/>
     </w:p>
     <w:p>
       <w:pPr>
@@ -7197,8 +7481,18 @@
           <w:sz w:val="19"/>
           <w:szCs w:val="19"/>
         </w:rPr>
-        <w:t>Gate valve</w:t>
-      </w:r>
+        <w:t xml:space="preserve">Gate </w:t>
+      </w:r>
+      <w:proofErr w:type="gramStart"/>
+      <w:r>
+        <w:rPr>
+          <w:rFonts w:ascii="Century Gothic" w:hAnsi="Century Gothic"/>
+          <w:sz w:val="19"/>
+          <w:szCs w:val="19"/>
+        </w:rPr>
+        <w:t>valve</w:t>
+      </w:r>
+      <w:proofErr w:type="gramEnd"/>
     </w:p>
     <w:p>
       <w:pPr>
@@ -7225,8 +7519,20 @@
           <w:sz w:val="19"/>
           <w:szCs w:val="19"/>
         </w:rPr>
-        <w:t>Check valve</w:t>
-      </w:r>
+        <w:t xml:space="preserve">Check </w:t>
+      </w:r>
+      <w:proofErr w:type="gramStart"/>
+      <w:r>
+        <w:rPr>
+          <w:rFonts w:ascii="Century Gothic" w:hAnsi="Century Gothic"/>
+          <w:b/>
+          <w:bCs/>
+          <w:sz w:val="19"/>
+          <w:szCs w:val="19"/>
+        </w:rPr>
+        <w:t>valve</w:t>
+      </w:r>
+      <w:proofErr w:type="gramEnd"/>
     </w:p>
     <w:p>
       <w:pPr>
@@ -7638,13 +7944,23 @@
           <w:szCs w:val="19"/>
         </w:rPr>
       </w:pPr>
-      <w:r>
-        <w:rPr>
-          <w:rFonts w:ascii="Century Gothic" w:hAnsi="Century Gothic"/>
-          <w:sz w:val="19"/>
-          <w:szCs w:val="19"/>
-        </w:rPr>
-        <w:t>All of the above</w:t>
+      <w:proofErr w:type="gramStart"/>
+      <w:r>
+        <w:rPr>
+          <w:rFonts w:ascii="Century Gothic" w:hAnsi="Century Gothic"/>
+          <w:sz w:val="19"/>
+          <w:szCs w:val="19"/>
+        </w:rPr>
+        <w:t>All of</w:t>
+      </w:r>
+      <w:proofErr w:type="gramEnd"/>
+      <w:r>
+        <w:rPr>
+          <w:rFonts w:ascii="Century Gothic" w:hAnsi="Century Gothic"/>
+          <w:sz w:val="19"/>
+          <w:szCs w:val="19"/>
+        </w:rPr>
+        <w:t xml:space="preserve"> the above</w:t>
       </w:r>
     </w:p>
     <w:p>
@@ -7913,13 +8229,23 @@
           <w:szCs w:val="19"/>
         </w:rPr>
       </w:pPr>
-      <w:r>
-        <w:rPr>
-          <w:rFonts w:ascii="Century Gothic" w:hAnsi="Century Gothic"/>
-          <w:sz w:val="19"/>
-          <w:szCs w:val="19"/>
-        </w:rPr>
-        <w:t>All of the above</w:t>
+      <w:proofErr w:type="gramStart"/>
+      <w:r>
+        <w:rPr>
+          <w:rFonts w:ascii="Century Gothic" w:hAnsi="Century Gothic"/>
+          <w:sz w:val="19"/>
+          <w:szCs w:val="19"/>
+        </w:rPr>
+        <w:t>All of</w:t>
+      </w:r>
+      <w:proofErr w:type="gramEnd"/>
+      <w:r>
+        <w:rPr>
+          <w:rFonts w:ascii="Century Gothic" w:hAnsi="Century Gothic"/>
+          <w:sz w:val="19"/>
+          <w:szCs w:val="19"/>
+        </w:rPr>
+        <w:t xml:space="preserve"> the above</w:t>
       </w:r>
     </w:p>
     <w:p>
@@ -8048,13 +8374,23 @@
           <w:szCs w:val="19"/>
         </w:rPr>
       </w:pPr>
-      <w:r>
-        <w:rPr>
-          <w:rFonts w:ascii="Century Gothic" w:hAnsi="Century Gothic"/>
-          <w:sz w:val="19"/>
-          <w:szCs w:val="19"/>
-        </w:rPr>
-        <w:t>All of the above</w:t>
+      <w:proofErr w:type="gramStart"/>
+      <w:r>
+        <w:rPr>
+          <w:rFonts w:ascii="Century Gothic" w:hAnsi="Century Gothic"/>
+          <w:sz w:val="19"/>
+          <w:szCs w:val="19"/>
+        </w:rPr>
+        <w:t>All of</w:t>
+      </w:r>
+      <w:proofErr w:type="gramEnd"/>
+      <w:r>
+        <w:rPr>
+          <w:rFonts w:ascii="Century Gothic" w:hAnsi="Century Gothic"/>
+          <w:sz w:val="19"/>
+          <w:szCs w:val="19"/>
+        </w:rPr>
+        <w:t xml:space="preserve"> the above</w:t>
       </w:r>
     </w:p>
     <w:p>
@@ -8802,7 +9138,27 @@
           <w:sz w:val="19"/>
           <w:szCs w:val="19"/>
         </w:rPr>
-        <w:t>You were hired to do some renovation works for a 6-storey apartment and you noticed that there is no Overhead Water Tank. What can you deduce about the structure?</w:t>
+        <w:t xml:space="preserve">You were hired to do some renovation </w:t>
+      </w:r>
+      <w:proofErr w:type="gramStart"/>
+      <w:r>
+        <w:rPr>
+          <w:rFonts w:ascii="Century Gothic" w:eastAsia="SimSun" w:hAnsi="Century Gothic" w:cs="Mangal"/>
+          <w:kern w:val="3"/>
+          <w:sz w:val="19"/>
+          <w:szCs w:val="19"/>
+        </w:rPr>
+        <w:t>works</w:t>
+      </w:r>
+      <w:proofErr w:type="gramEnd"/>
+      <w:r>
+        <w:rPr>
+          <w:rFonts w:ascii="Century Gothic" w:eastAsia="SimSun" w:hAnsi="Century Gothic" w:cs="Mangal"/>
+          <w:kern w:val="3"/>
+          <w:sz w:val="19"/>
+          <w:szCs w:val="19"/>
+        </w:rPr>
+        <w:t xml:space="preserve"> for a 6-storey apartment and you noticed that there is no Overhead Water Tank. What can you deduce about the structure?</w:t>
       </w:r>
     </w:p>
     <w:p>
@@ -9007,7 +9363,47 @@
           <w:sz w:val="19"/>
           <w:szCs w:val="19"/>
         </w:rPr>
-        <w:t>What will be the recommended size in terms of gallons for a Water Tank that will serve the needs for a 2-Storey Residence with 7 occupants?</w:t>
+        <w:t xml:space="preserve">What </w:t>
+      </w:r>
+      <w:proofErr w:type="gramStart"/>
+      <w:r>
+        <w:rPr>
+          <w:rFonts w:ascii="Century Gothic" w:eastAsia="SimSun" w:hAnsi="Century Gothic" w:cs="Mangal"/>
+          <w:kern w:val="3"/>
+          <w:sz w:val="19"/>
+          <w:szCs w:val="19"/>
+        </w:rPr>
+        <w:t>will</w:t>
+      </w:r>
+      <w:proofErr w:type="gramEnd"/>
+      <w:r>
+        <w:rPr>
+          <w:rFonts w:ascii="Century Gothic" w:eastAsia="SimSun" w:hAnsi="Century Gothic" w:cs="Mangal"/>
+          <w:kern w:val="3"/>
+          <w:sz w:val="19"/>
+          <w:szCs w:val="19"/>
+        </w:rPr>
+        <w:t xml:space="preserve"> be the recommended size in terms of gallons for a Water Tank that will serve the needs </w:t>
+      </w:r>
+      <w:proofErr w:type="gramStart"/>
+      <w:r>
+        <w:rPr>
+          <w:rFonts w:ascii="Century Gothic" w:eastAsia="SimSun" w:hAnsi="Century Gothic" w:cs="Mangal"/>
+          <w:kern w:val="3"/>
+          <w:sz w:val="19"/>
+          <w:szCs w:val="19"/>
+        </w:rPr>
+        <w:t>for</w:t>
+      </w:r>
+      <w:proofErr w:type="gramEnd"/>
+      <w:r>
+        <w:rPr>
+          <w:rFonts w:ascii="Century Gothic" w:eastAsia="SimSun" w:hAnsi="Century Gothic" w:cs="Mangal"/>
+          <w:kern w:val="3"/>
+          <w:sz w:val="19"/>
+          <w:szCs w:val="19"/>
+        </w:rPr>
+        <w:t xml:space="preserve"> a 2-Storey Residence with 7 occupants?</w:t>
       </w:r>
     </w:p>
     <w:p>
@@ -9086,18 +9482,7 @@
           <w:sz w:val="19"/>
           <w:szCs w:val="19"/>
         </w:rPr>
-        <w:t>b</w:t>
-      </w:r>
-      <w:r>
-        <w:rPr>
-          <w:rFonts w:ascii="Century Gothic" w:eastAsia="SimSun" w:hAnsi="Century Gothic" w:cs="Mangal"/>
-          <w:b/>
-          <w:bCs/>
-          <w:kern w:val="3"/>
-          <w:sz w:val="19"/>
-          <w:szCs w:val="19"/>
-        </w:rPr>
-        <w:t>. 450</w:t>
+        <w:t>b. 450</w:t>
       </w:r>
     </w:p>
     <w:p>
@@ -9228,7 +9613,27 @@
           <w:sz w:val="19"/>
           <w:szCs w:val="19"/>
         </w:rPr>
-        <w:t>You were tasked by a client to determine a suitable location for a subdivision project. Which would be your main consideration in determining the water source for the proposed community?</w:t>
+        <w:t xml:space="preserve">You were </w:t>
+      </w:r>
+      <w:proofErr w:type="gramStart"/>
+      <w:r>
+        <w:rPr>
+          <w:rFonts w:ascii="Century Gothic" w:eastAsia="SimSun" w:hAnsi="Century Gothic" w:cs="Mangal"/>
+          <w:kern w:val="3"/>
+          <w:sz w:val="19"/>
+          <w:szCs w:val="19"/>
+        </w:rPr>
+        <w:t>tasked</w:t>
+      </w:r>
+      <w:proofErr w:type="gramEnd"/>
+      <w:r>
+        <w:rPr>
+          <w:rFonts w:ascii="Century Gothic" w:eastAsia="SimSun" w:hAnsi="Century Gothic" w:cs="Mangal"/>
+          <w:kern w:val="3"/>
+          <w:sz w:val="19"/>
+          <w:szCs w:val="19"/>
+        </w:rPr>
+        <w:t xml:space="preserve"> by a client to determine a suitable location for a subdivision project. Which would be your main consideration in determining the water source for the proposed community?</w:t>
       </w:r>
     </w:p>
     <w:p>
@@ -9573,17 +9978,39 @@
           <w:sz w:val="19"/>
           <w:szCs w:val="19"/>
         </w:rPr>
-        <w:t xml:space="preserve">d. All of the fixture </w:t>
-      </w:r>
-      <w:r>
-        <w:rPr>
-          <w:rFonts w:ascii="Century Gothic" w:eastAsia="SimSun" w:hAnsi="Century Gothic" w:cs="Mangal"/>
-          <w:kern w:val="3"/>
-          <w:sz w:val="19"/>
-          <w:szCs w:val="19"/>
-        </w:rPr>
-        <w:t>has</w:t>
-      </w:r>
+        <w:t xml:space="preserve">d. </w:t>
+      </w:r>
+      <w:proofErr w:type="gramStart"/>
+      <w:r>
+        <w:rPr>
+          <w:rFonts w:ascii="Century Gothic" w:eastAsia="SimSun" w:hAnsi="Century Gothic" w:cs="Mangal"/>
+          <w:kern w:val="3"/>
+          <w:sz w:val="19"/>
+          <w:szCs w:val="19"/>
+        </w:rPr>
+        <w:t>All of</w:t>
+      </w:r>
+      <w:proofErr w:type="gramEnd"/>
+      <w:r>
+        <w:rPr>
+          <w:rFonts w:ascii="Century Gothic" w:eastAsia="SimSun" w:hAnsi="Century Gothic" w:cs="Mangal"/>
+          <w:kern w:val="3"/>
+          <w:sz w:val="19"/>
+          <w:szCs w:val="19"/>
+        </w:rPr>
+        <w:t xml:space="preserve"> the </w:t>
+      </w:r>
+      <w:proofErr w:type="gramStart"/>
+      <w:r>
+        <w:rPr>
+          <w:rFonts w:ascii="Century Gothic" w:eastAsia="SimSun" w:hAnsi="Century Gothic" w:cs="Mangal"/>
+          <w:kern w:val="3"/>
+          <w:sz w:val="19"/>
+          <w:szCs w:val="19"/>
+        </w:rPr>
+        <w:t>fixture has</w:t>
+      </w:r>
+      <w:proofErr w:type="gramEnd"/>
       <w:r>
         <w:rPr>
           <w:rFonts w:ascii="Century Gothic" w:eastAsia="SimSun" w:hAnsi="Century Gothic" w:cs="Mangal"/>
@@ -11799,7 +12226,47 @@
           <w:szCs w:val="19"/>
         </w:rPr>
         <w:lastRenderedPageBreak/>
-        <w:t>Which is the most commonly used material for cold water line?</w:t>
+        <w:t xml:space="preserve">Which is the </w:t>
+      </w:r>
+      <w:proofErr w:type="gramStart"/>
+      <w:r>
+        <w:rPr>
+          <w:rFonts w:ascii="Century Gothic" w:eastAsia="SimSun" w:hAnsi="Century Gothic" w:cs="Mangal"/>
+          <w:kern w:val="3"/>
+          <w:sz w:val="19"/>
+          <w:szCs w:val="19"/>
+        </w:rPr>
+        <w:t>most commonly used</w:t>
+      </w:r>
+      <w:proofErr w:type="gramEnd"/>
+      <w:r>
+        <w:rPr>
+          <w:rFonts w:ascii="Century Gothic" w:eastAsia="SimSun" w:hAnsi="Century Gothic" w:cs="Mangal"/>
+          <w:kern w:val="3"/>
+          <w:sz w:val="19"/>
+          <w:szCs w:val="19"/>
+        </w:rPr>
+        <w:t xml:space="preserve"> material for cold water </w:t>
+      </w:r>
+      <w:proofErr w:type="gramStart"/>
+      <w:r>
+        <w:rPr>
+          <w:rFonts w:ascii="Century Gothic" w:eastAsia="SimSun" w:hAnsi="Century Gothic" w:cs="Mangal"/>
+          <w:kern w:val="3"/>
+          <w:sz w:val="19"/>
+          <w:szCs w:val="19"/>
+        </w:rPr>
+        <w:t>line</w:t>
+      </w:r>
+      <w:proofErr w:type="gramEnd"/>
+      <w:r>
+        <w:rPr>
+          <w:rFonts w:ascii="Century Gothic" w:eastAsia="SimSun" w:hAnsi="Century Gothic" w:cs="Mangal"/>
+          <w:kern w:val="3"/>
+          <w:sz w:val="19"/>
+          <w:szCs w:val="19"/>
+        </w:rPr>
+        <w:t>?</w:t>
       </w:r>
     </w:p>
     <w:p>
@@ -12914,7 +13381,27 @@
           <w:sz w:val="19"/>
           <w:szCs w:val="19"/>
         </w:rPr>
-        <w:t>An underground pit used for the temporary collection and storage of feces, excreta or fecal sludge as part of an on-site sanitation system. It is usually lined by bricks or concrete, covered with a slab and needs to be emptied frequently.</w:t>
+        <w:t xml:space="preserve">An underground pit used for the temporary collection and storage of feces, excreta or fecal sludge as part of an on-site sanitation system. It is usually lined </w:t>
+      </w:r>
+      <w:proofErr w:type="gramStart"/>
+      <w:r>
+        <w:rPr>
+          <w:rFonts w:ascii="Century Gothic" w:eastAsia="SimSun" w:hAnsi="Century Gothic" w:cs="Mangal"/>
+          <w:kern w:val="3"/>
+          <w:sz w:val="19"/>
+          <w:szCs w:val="19"/>
+        </w:rPr>
+        <w:t>by</w:t>
+      </w:r>
+      <w:proofErr w:type="gramEnd"/>
+      <w:r>
+        <w:rPr>
+          <w:rFonts w:ascii="Century Gothic" w:eastAsia="SimSun" w:hAnsi="Century Gothic" w:cs="Mangal"/>
+          <w:kern w:val="3"/>
+          <w:sz w:val="19"/>
+          <w:szCs w:val="19"/>
+        </w:rPr>
+        <w:t xml:space="preserve"> bricks or concrete, covered with a slab and needs to be emptied frequently.</w:t>
       </w:r>
     </w:p>
     <w:p>
@@ -13673,7 +14160,25 @@
           <w:sz w:val="19"/>
           <w:szCs w:val="19"/>
         </w:rPr>
-        <w:t>A water-tight receptacle; separate solids from the liquid, digest organic matter, allow effluent to discharge to a storm drain, directly to ground outside the tank through open joint or perforated piping</w:t>
+        <w:t xml:space="preserve">A water-tight receptacle; separate solids from the liquid, digest organic matter, allow effluent to discharge to a storm </w:t>
+      </w:r>
+      <w:proofErr w:type="gramStart"/>
+      <w:r>
+        <w:rPr>
+          <w:rFonts w:ascii="Century Gothic" w:hAnsi="Century Gothic"/>
+          <w:sz w:val="19"/>
+          <w:szCs w:val="19"/>
+        </w:rPr>
+        <w:t>drain,</w:t>
+      </w:r>
+      <w:proofErr w:type="gramEnd"/>
+      <w:r>
+        <w:rPr>
+          <w:rFonts w:ascii="Century Gothic" w:hAnsi="Century Gothic"/>
+          <w:sz w:val="19"/>
+          <w:szCs w:val="19"/>
+        </w:rPr>
+        <w:t xml:space="preserve"> directly to ground outside the tank through open joint or perforated piping</w:t>
       </w:r>
     </w:p>
     <w:p>
@@ -14103,7 +14608,25 @@
           <w:szCs w:val="19"/>
         </w:rPr>
         <w:lastRenderedPageBreak/>
-        <w:t>Pipe with or without industrial wastes/without and admixture of storm water or ground water</w:t>
+        <w:t xml:space="preserve">Pipe with or without industrial </w:t>
+      </w:r>
+      <w:proofErr w:type="gramStart"/>
+      <w:r>
+        <w:rPr>
+          <w:rFonts w:ascii="Century Gothic" w:hAnsi="Century Gothic"/>
+          <w:sz w:val="19"/>
+          <w:szCs w:val="19"/>
+        </w:rPr>
+        <w:t>wastes</w:t>
+      </w:r>
+      <w:proofErr w:type="gramEnd"/>
+      <w:r>
+        <w:rPr>
+          <w:rFonts w:ascii="Century Gothic" w:hAnsi="Century Gothic"/>
+          <w:sz w:val="19"/>
+          <w:szCs w:val="19"/>
+        </w:rPr>
+        <w:t>/without and admixture of storm water or ground water</w:t>
       </w:r>
     </w:p>
     <w:p>
@@ -15157,8 +15680,18 @@
           <w:szCs w:val="19"/>
         </w:rPr>
         <w:br/>
-        <w:t>D. Drain pipe</w:t>
-      </w:r>
+        <w:t xml:space="preserve">D. </w:t>
+      </w:r>
+      <w:proofErr w:type="gramStart"/>
+      <w:r>
+        <w:rPr>
+          <w:rFonts w:ascii="Century Gothic" w:hAnsi="Century Gothic"/>
+          <w:sz w:val="19"/>
+          <w:szCs w:val="19"/>
+        </w:rPr>
+        <w:t>Drain pipe</w:t>
+      </w:r>
+      <w:proofErr w:type="gramEnd"/>
     </w:p>
     <w:p>
       <w:pPr>
@@ -17420,7 +17953,25 @@
           <w:sz w:val="19"/>
           <w:szCs w:val="19"/>
         </w:rPr>
-        <w:t>Which tool is used to remove burrs and smooth the inside edge of a cut pipe?</w:t>
+        <w:t xml:space="preserve">Which tool is used to remove </w:t>
+      </w:r>
+      <w:proofErr w:type="gramStart"/>
+      <w:r>
+        <w:rPr>
+          <w:rFonts w:ascii="Century Gothic" w:hAnsi="Century Gothic"/>
+          <w:sz w:val="19"/>
+          <w:szCs w:val="19"/>
+        </w:rPr>
+        <w:t>burrs</w:t>
+      </w:r>
+      <w:proofErr w:type="gramEnd"/>
+      <w:r>
+        <w:rPr>
+          <w:rFonts w:ascii="Century Gothic" w:hAnsi="Century Gothic"/>
+          <w:sz w:val="19"/>
+          <w:szCs w:val="19"/>
+        </w:rPr>
+        <w:t xml:space="preserve"> and smooth the inside edge of a cut pipe?</w:t>
       </w:r>
     </w:p>
     <w:p>
@@ -18296,7 +18847,25 @@
           <w:sz w:val="19"/>
           <w:szCs w:val="19"/>
         </w:rPr>
-        <w:t>The plumber’s torch flame color that indicates the correct temperature for soldering copper pipes is:</w:t>
+        <w:t xml:space="preserve">The plumber’s torch flame </w:t>
+      </w:r>
+      <w:proofErr w:type="gramStart"/>
+      <w:r>
+        <w:rPr>
+          <w:rFonts w:ascii="Century Gothic" w:hAnsi="Century Gothic"/>
+          <w:sz w:val="19"/>
+          <w:szCs w:val="19"/>
+        </w:rPr>
+        <w:t>color that</w:t>
+      </w:r>
+      <w:proofErr w:type="gramEnd"/>
+      <w:r>
+        <w:rPr>
+          <w:rFonts w:ascii="Century Gothic" w:hAnsi="Century Gothic"/>
+          <w:sz w:val="19"/>
+          <w:szCs w:val="19"/>
+        </w:rPr>
+        <w:t xml:space="preserve"> indicates the correct temperature for soldering copper pipes is:</w:t>
       </w:r>
     </w:p>
     <w:p>
@@ -19286,7 +19855,25 @@
           <w:sz w:val="19"/>
           <w:szCs w:val="19"/>
         </w:rPr>
-        <w:t>What type of pipe is most commonly used for water supply lines in residential areas in the Philippines?</w:t>
+        <w:t xml:space="preserve">What type of pipe is </w:t>
+      </w:r>
+      <w:proofErr w:type="gramStart"/>
+      <w:r>
+        <w:rPr>
+          <w:rFonts w:ascii="Century Gothic" w:hAnsi="Century Gothic"/>
+          <w:sz w:val="19"/>
+          <w:szCs w:val="19"/>
+        </w:rPr>
+        <w:t>most commonly used</w:t>
+      </w:r>
+      <w:proofErr w:type="gramEnd"/>
+      <w:r>
+        <w:rPr>
+          <w:rFonts w:ascii="Century Gothic" w:hAnsi="Century Gothic"/>
+          <w:sz w:val="19"/>
+          <w:szCs w:val="19"/>
+        </w:rPr>
+        <w:t xml:space="preserve"> for water supply lines in residential areas in the Philippines?</w:t>
       </w:r>
     </w:p>
     <w:p>
@@ -19582,11 +20169,7 @@
     </w:p>
     <w:p>
       <w:pPr>
-        <w:pStyle w:val="ListParagraph"/>
-        <w:numPr>
-          <w:ilvl w:val="0"/>
-          <w:numId w:val="55"/>
-        </w:numPr>
+        <w:ind w:left="720"/>
         <w:rPr>
           <w:rFonts w:ascii="Century Gothic" w:hAnsi="Century Gothic"/>
           <w:sz w:val="19"/>
@@ -19627,95 +20210,9 @@
           <w:sz w:val="19"/>
           <w:szCs w:val="19"/>
         </w:rPr>
-        <w:t>Carries waste water to septic tank</w:t>
-      </w:r>
-      <w:r>
-        <w:rPr>
-          <w:rFonts w:ascii="Century Gothic" w:hAnsi="Century Gothic"/>
-          <w:sz w:val="19"/>
-          <w:szCs w:val="19"/>
-        </w:rPr>
-        <w:t xml:space="preserve"> </w:t>
-      </w:r>
-      <w:r>
-        <w:rPr>
-          <w:rFonts w:ascii="Century Gothic" w:hAnsi="Century Gothic"/>
-          <w:sz w:val="19"/>
-          <w:szCs w:val="19"/>
-        </w:rPr>
-        <w:br/>
-        <w:t>d. Prevents siphoning of traps</w:t>
-      </w:r>
-    </w:p>
-    <w:p>
-      <w:pPr>
-        <w:pStyle w:val="ListParagraph"/>
-        <w:ind w:left="1080"/>
-        <w:rPr>
-          <w:rFonts w:ascii="Century Gothic" w:hAnsi="Century Gothic"/>
-          <w:sz w:val="19"/>
-          <w:szCs w:val="19"/>
-        </w:rPr>
-      </w:pPr>
-    </w:p>
-    <w:p>
-      <w:pPr>
-        <w:pStyle w:val="ListParagraph"/>
-        <w:numPr>
-          <w:ilvl w:val="0"/>
-          <w:numId w:val="55"/>
-        </w:numPr>
-        <w:rPr>
-          <w:rFonts w:ascii="Century Gothic" w:hAnsi="Century Gothic"/>
-          <w:sz w:val="19"/>
-          <w:szCs w:val="19"/>
-        </w:rPr>
-      </w:pPr>
-      <w:r>
-        <w:rPr>
-          <w:rFonts w:ascii="Century Gothic" w:hAnsi="Century Gothic"/>
-          <w:sz w:val="19"/>
-          <w:szCs w:val="19"/>
-        </w:rPr>
-        <w:t>Which type of water closet uses the least amount of water per flush?</w:t>
-      </w:r>
-    </w:p>
-    <w:p>
-      <w:pPr>
-        <w:pStyle w:val="ListParagraph"/>
-        <w:ind w:left="1080"/>
-        <w:rPr>
-          <w:rFonts w:ascii="Century Gothic" w:hAnsi="Century Gothic"/>
-          <w:sz w:val="19"/>
-          <w:szCs w:val="19"/>
-        </w:rPr>
-      </w:pPr>
-      <w:r>
-        <w:rPr>
-          <w:rFonts w:ascii="Century Gothic" w:hAnsi="Century Gothic"/>
-          <w:sz w:val="19"/>
-          <w:szCs w:val="19"/>
-        </w:rPr>
-        <w:t>a. Traditional single flush</w:t>
-      </w:r>
-      <w:r>
-        <w:rPr>
-          <w:rFonts w:ascii="Century Gothic" w:hAnsi="Century Gothic"/>
-          <w:sz w:val="19"/>
-          <w:szCs w:val="19"/>
-        </w:rPr>
-        <w:br/>
-        <w:t>b. Pressure-assisted flush</w:t>
-      </w:r>
-      <w:r>
-        <w:rPr>
-          <w:rFonts w:ascii="Century Gothic" w:hAnsi="Century Gothic"/>
-          <w:sz w:val="19"/>
-          <w:szCs w:val="19"/>
-        </w:rPr>
-        <w:br/>
-        <w:t xml:space="preserve">c. </w:t>
-      </w:r>
+        <w:t xml:space="preserve">Carries </w:t>
+      </w:r>
+      <w:proofErr w:type="gramStart"/>
       <w:r>
         <w:rPr>
           <w:rFonts w:ascii="Century Gothic" w:hAnsi="Century Gothic"/>
@@ -19724,95 +20221,9 @@
           <w:sz w:val="19"/>
           <w:szCs w:val="19"/>
         </w:rPr>
-        <w:t>Dual flush toilet</w:t>
-      </w:r>
-      <w:r>
-        <w:rPr>
-          <w:rFonts w:ascii="Century Gothic" w:hAnsi="Century Gothic"/>
-          <w:sz w:val="19"/>
-          <w:szCs w:val="19"/>
-        </w:rPr>
-        <w:t xml:space="preserve"> </w:t>
-      </w:r>
-      <w:r>
-        <w:rPr>
-          <w:rFonts w:ascii="Century Gothic" w:hAnsi="Century Gothic"/>
-          <w:sz w:val="19"/>
-          <w:szCs w:val="19"/>
-        </w:rPr>
-        <w:br/>
-        <w:t>d. Gravity flush toilet</w:t>
-      </w:r>
-    </w:p>
-    <w:p>
-      <w:pPr>
-        <w:pStyle w:val="ListParagraph"/>
-        <w:ind w:left="1080"/>
-        <w:rPr>
-          <w:rFonts w:ascii="Century Gothic" w:hAnsi="Century Gothic"/>
-          <w:sz w:val="19"/>
-          <w:szCs w:val="19"/>
-        </w:rPr>
-      </w:pPr>
-    </w:p>
-    <w:p>
-      <w:pPr>
-        <w:pStyle w:val="ListParagraph"/>
-        <w:numPr>
-          <w:ilvl w:val="0"/>
-          <w:numId w:val="55"/>
-        </w:numPr>
-        <w:rPr>
-          <w:rFonts w:ascii="Century Gothic" w:hAnsi="Century Gothic"/>
-          <w:sz w:val="19"/>
-          <w:szCs w:val="19"/>
-        </w:rPr>
-      </w:pPr>
-      <w:r>
-        <w:rPr>
-          <w:rFonts w:ascii="Century Gothic" w:hAnsi="Century Gothic"/>
-          <w:sz w:val="19"/>
-          <w:szCs w:val="19"/>
-        </w:rPr>
-        <w:t>Who is authorized to sign plumbing plans for permit application in the Philippines?</w:t>
-      </w:r>
-    </w:p>
-    <w:p>
-      <w:pPr>
-        <w:pStyle w:val="ListParagraph"/>
-        <w:ind w:left="1080"/>
-        <w:rPr>
-          <w:rFonts w:ascii="Century Gothic" w:hAnsi="Century Gothic"/>
-          <w:sz w:val="19"/>
-          <w:szCs w:val="19"/>
-        </w:rPr>
-      </w:pPr>
-      <w:r>
-        <w:rPr>
-          <w:rFonts w:ascii="Century Gothic" w:hAnsi="Century Gothic"/>
-          <w:sz w:val="19"/>
-          <w:szCs w:val="19"/>
-        </w:rPr>
-        <w:t>a. Any engineer</w:t>
-      </w:r>
-      <w:r>
-        <w:rPr>
-          <w:rFonts w:ascii="Century Gothic" w:hAnsi="Century Gothic"/>
-          <w:sz w:val="19"/>
-          <w:szCs w:val="19"/>
-        </w:rPr>
-        <w:br/>
-        <w:t>b. Construction foreman</w:t>
-      </w:r>
-      <w:r>
-        <w:rPr>
-          <w:rFonts w:ascii="Century Gothic" w:hAnsi="Century Gothic"/>
-          <w:sz w:val="19"/>
-          <w:szCs w:val="19"/>
-        </w:rPr>
-        <w:br/>
-        <w:t xml:space="preserve">c. </w:t>
-      </w:r>
+        <w:t>waste water</w:t>
+      </w:r>
+      <w:proofErr w:type="gramEnd"/>
       <w:r>
         <w:rPr>
           <w:rFonts w:ascii="Century Gothic" w:hAnsi="Century Gothic"/>
@@ -19821,7 +20232,7 @@
           <w:sz w:val="19"/>
           <w:szCs w:val="19"/>
         </w:rPr>
-        <w:t>Licensed Master Plumber</w:t>
+        <w:t xml:space="preserve"> to septic tank</w:t>
       </w:r>
       <w:r>
         <w:rPr>
@@ -19838,7 +20249,7 @@
           <w:szCs w:val="19"/>
         </w:rPr>
         <w:br/>
-        <w:t>d. Barangay official</w:t>
+        <w:t>d. Prevents siphoning of traps</w:t>
       </w:r>
     </w:p>
     <w:p>
@@ -19871,53 +20282,44 @@
           <w:sz w:val="19"/>
           <w:szCs w:val="19"/>
         </w:rPr>
-        <w:t>What is the common cause of low water pressure in households?</w:t>
-      </w:r>
-    </w:p>
-    <w:p>
-      <w:pPr>
-        <w:pStyle w:val="ListParagraph"/>
-        <w:ind w:left="1080"/>
-        <w:rPr>
-          <w:rFonts w:ascii="Century Gothic" w:hAnsi="Century Gothic"/>
-          <w:sz w:val="19"/>
-          <w:szCs w:val="19"/>
-        </w:rPr>
-      </w:pPr>
-      <w:r>
-        <w:rPr>
-          <w:rFonts w:ascii="Century Gothic" w:hAnsi="Century Gothic"/>
-          <w:sz w:val="19"/>
-          <w:szCs w:val="19"/>
-        </w:rPr>
-        <w:t>a. High elevation</w:t>
-      </w:r>
-      <w:r>
-        <w:rPr>
-          <w:rFonts w:ascii="Century Gothic" w:hAnsi="Century Gothic"/>
-          <w:sz w:val="19"/>
-          <w:szCs w:val="19"/>
-        </w:rPr>
-        <w:br/>
-        <w:t>b. Leaking pipes</w:t>
-      </w:r>
-      <w:r>
-        <w:rPr>
-          <w:rFonts w:ascii="Century Gothic" w:hAnsi="Century Gothic"/>
-          <w:sz w:val="19"/>
-          <w:szCs w:val="19"/>
-        </w:rPr>
-        <w:br/>
-        <w:t>c. Clogged fixtures</w:t>
-      </w:r>
-      <w:r>
-        <w:rPr>
-          <w:rFonts w:ascii="Century Gothic" w:hAnsi="Century Gothic"/>
-          <w:sz w:val="19"/>
-          <w:szCs w:val="19"/>
-        </w:rPr>
-        <w:br/>
-        <w:t xml:space="preserve">d. </w:t>
+        <w:t>Which type of water closet uses the least amount of water per flush?</w:t>
+      </w:r>
+    </w:p>
+    <w:p>
+      <w:pPr>
+        <w:pStyle w:val="ListParagraph"/>
+        <w:ind w:left="1080"/>
+        <w:rPr>
+          <w:rFonts w:ascii="Century Gothic" w:hAnsi="Century Gothic"/>
+          <w:sz w:val="19"/>
+          <w:szCs w:val="19"/>
+        </w:rPr>
+      </w:pPr>
+      <w:r>
+        <w:rPr>
+          <w:rFonts w:ascii="Century Gothic" w:hAnsi="Century Gothic"/>
+          <w:sz w:val="19"/>
+          <w:szCs w:val="19"/>
+        </w:rPr>
+        <w:t>a. Traditional single flush</w:t>
+      </w:r>
+      <w:r>
+        <w:rPr>
+          <w:rFonts w:ascii="Century Gothic" w:hAnsi="Century Gothic"/>
+          <w:sz w:val="19"/>
+          <w:szCs w:val="19"/>
+        </w:rPr>
+        <w:br/>
+        <w:t>b. Pressure-assisted flush</w:t>
+      </w:r>
+      <w:r>
+        <w:rPr>
+          <w:rFonts w:ascii="Century Gothic" w:hAnsi="Century Gothic"/>
+          <w:sz w:val="19"/>
+          <w:szCs w:val="19"/>
+        </w:rPr>
+        <w:br/>
+        <w:t xml:space="preserve">c. </w:t>
       </w:r>
       <w:r>
         <w:rPr>
@@ -19927,7 +20329,222 @@
           <w:sz w:val="19"/>
           <w:szCs w:val="19"/>
         </w:rPr>
-        <w:t>All of the above</w:t>
+        <w:t>Dual flush toilet</w:t>
+      </w:r>
+      <w:r>
+        <w:rPr>
+          <w:rFonts w:ascii="Century Gothic" w:hAnsi="Century Gothic"/>
+          <w:sz w:val="19"/>
+          <w:szCs w:val="19"/>
+        </w:rPr>
+        <w:t xml:space="preserve"> </w:t>
+      </w:r>
+      <w:r>
+        <w:rPr>
+          <w:rFonts w:ascii="Century Gothic" w:hAnsi="Century Gothic"/>
+          <w:sz w:val="19"/>
+          <w:szCs w:val="19"/>
+        </w:rPr>
+        <w:br/>
+        <w:t>d. Gravity flush toilet</w:t>
+      </w:r>
+    </w:p>
+    <w:p>
+      <w:pPr>
+        <w:pStyle w:val="ListParagraph"/>
+        <w:ind w:left="1080"/>
+        <w:rPr>
+          <w:rFonts w:ascii="Century Gothic" w:hAnsi="Century Gothic"/>
+          <w:sz w:val="19"/>
+          <w:szCs w:val="19"/>
+        </w:rPr>
+      </w:pPr>
+    </w:p>
+    <w:p>
+      <w:pPr>
+        <w:pStyle w:val="ListParagraph"/>
+        <w:numPr>
+          <w:ilvl w:val="0"/>
+          <w:numId w:val="55"/>
+        </w:numPr>
+        <w:rPr>
+          <w:rFonts w:ascii="Century Gothic" w:hAnsi="Century Gothic"/>
+          <w:sz w:val="19"/>
+          <w:szCs w:val="19"/>
+        </w:rPr>
+      </w:pPr>
+      <w:r>
+        <w:rPr>
+          <w:rFonts w:ascii="Century Gothic" w:hAnsi="Century Gothic"/>
+          <w:sz w:val="19"/>
+          <w:szCs w:val="19"/>
+        </w:rPr>
+        <w:t>Who is authorized to sign plumbing plans for permit application in the Philippines?</w:t>
+      </w:r>
+    </w:p>
+    <w:p>
+      <w:pPr>
+        <w:pStyle w:val="ListParagraph"/>
+        <w:ind w:left="1080"/>
+        <w:rPr>
+          <w:rFonts w:ascii="Century Gothic" w:hAnsi="Century Gothic"/>
+          <w:sz w:val="19"/>
+          <w:szCs w:val="19"/>
+        </w:rPr>
+      </w:pPr>
+      <w:r>
+        <w:rPr>
+          <w:rFonts w:ascii="Century Gothic" w:hAnsi="Century Gothic"/>
+          <w:sz w:val="19"/>
+          <w:szCs w:val="19"/>
+        </w:rPr>
+        <w:t>a. Any engineer</w:t>
+      </w:r>
+      <w:r>
+        <w:rPr>
+          <w:rFonts w:ascii="Century Gothic" w:hAnsi="Century Gothic"/>
+          <w:sz w:val="19"/>
+          <w:szCs w:val="19"/>
+        </w:rPr>
+        <w:br/>
+        <w:t>b. Construction foreman</w:t>
+      </w:r>
+      <w:r>
+        <w:rPr>
+          <w:rFonts w:ascii="Century Gothic" w:hAnsi="Century Gothic"/>
+          <w:sz w:val="19"/>
+          <w:szCs w:val="19"/>
+        </w:rPr>
+        <w:br/>
+        <w:t xml:space="preserve">c. </w:t>
+      </w:r>
+      <w:r>
+        <w:rPr>
+          <w:rFonts w:ascii="Century Gothic" w:hAnsi="Century Gothic"/>
+          <w:b/>
+          <w:bCs/>
+          <w:sz w:val="19"/>
+          <w:szCs w:val="19"/>
+        </w:rPr>
+        <w:t>Licensed Master Plumber</w:t>
+      </w:r>
+      <w:r>
+        <w:rPr>
+          <w:rFonts w:ascii="Century Gothic" w:hAnsi="Century Gothic"/>
+          <w:sz w:val="19"/>
+          <w:szCs w:val="19"/>
+        </w:rPr>
+        <w:t xml:space="preserve"> </w:t>
+      </w:r>
+      <w:r>
+        <w:rPr>
+          <w:rFonts w:ascii="Century Gothic" w:hAnsi="Century Gothic"/>
+          <w:sz w:val="19"/>
+          <w:szCs w:val="19"/>
+        </w:rPr>
+        <w:br/>
+        <w:t>d. Barangay official</w:t>
+      </w:r>
+    </w:p>
+    <w:p>
+      <w:pPr>
+        <w:pStyle w:val="ListParagraph"/>
+        <w:ind w:left="1080"/>
+        <w:rPr>
+          <w:rFonts w:ascii="Century Gothic" w:hAnsi="Century Gothic"/>
+          <w:sz w:val="19"/>
+          <w:szCs w:val="19"/>
+        </w:rPr>
+      </w:pPr>
+    </w:p>
+    <w:p>
+      <w:pPr>
+        <w:pStyle w:val="ListParagraph"/>
+        <w:numPr>
+          <w:ilvl w:val="0"/>
+          <w:numId w:val="55"/>
+        </w:numPr>
+        <w:rPr>
+          <w:rFonts w:ascii="Century Gothic" w:hAnsi="Century Gothic"/>
+          <w:sz w:val="19"/>
+          <w:szCs w:val="19"/>
+        </w:rPr>
+      </w:pPr>
+      <w:r>
+        <w:rPr>
+          <w:rFonts w:ascii="Century Gothic" w:hAnsi="Century Gothic"/>
+          <w:sz w:val="19"/>
+          <w:szCs w:val="19"/>
+        </w:rPr>
+        <w:t>What is the common cause of low water pressure in households?</w:t>
+      </w:r>
+    </w:p>
+    <w:p>
+      <w:pPr>
+        <w:pStyle w:val="ListParagraph"/>
+        <w:ind w:left="1080"/>
+        <w:rPr>
+          <w:rFonts w:ascii="Century Gothic" w:hAnsi="Century Gothic"/>
+          <w:sz w:val="19"/>
+          <w:szCs w:val="19"/>
+        </w:rPr>
+      </w:pPr>
+      <w:r>
+        <w:rPr>
+          <w:rFonts w:ascii="Century Gothic" w:hAnsi="Century Gothic"/>
+          <w:sz w:val="19"/>
+          <w:szCs w:val="19"/>
+        </w:rPr>
+        <w:t>a. High elevation</w:t>
+      </w:r>
+      <w:r>
+        <w:rPr>
+          <w:rFonts w:ascii="Century Gothic" w:hAnsi="Century Gothic"/>
+          <w:sz w:val="19"/>
+          <w:szCs w:val="19"/>
+        </w:rPr>
+        <w:br/>
+        <w:t>b. Leaking pipes</w:t>
+      </w:r>
+      <w:r>
+        <w:rPr>
+          <w:rFonts w:ascii="Century Gothic" w:hAnsi="Century Gothic"/>
+          <w:sz w:val="19"/>
+          <w:szCs w:val="19"/>
+        </w:rPr>
+        <w:br/>
+        <w:t>c. Clogged fixtures</w:t>
+      </w:r>
+      <w:r>
+        <w:rPr>
+          <w:rFonts w:ascii="Century Gothic" w:hAnsi="Century Gothic"/>
+          <w:sz w:val="19"/>
+          <w:szCs w:val="19"/>
+        </w:rPr>
+        <w:br/>
+        <w:t xml:space="preserve">d. </w:t>
+      </w:r>
+      <w:proofErr w:type="gramStart"/>
+      <w:r>
+        <w:rPr>
+          <w:rFonts w:ascii="Century Gothic" w:hAnsi="Century Gothic"/>
+          <w:b/>
+          <w:bCs/>
+          <w:sz w:val="19"/>
+          <w:szCs w:val="19"/>
+        </w:rPr>
+        <w:t>All of</w:t>
+      </w:r>
+      <w:proofErr w:type="gramEnd"/>
+      <w:r>
+        <w:rPr>
+          <w:rFonts w:ascii="Century Gothic" w:hAnsi="Century Gothic"/>
+          <w:b/>
+          <w:bCs/>
+          <w:sz w:val="19"/>
+          <w:szCs w:val="19"/>
+        </w:rPr>
+        <w:t xml:space="preserve"> the above</w:t>
       </w:r>
       <w:r>
         <w:rPr>
@@ -20597,11 +21214,7 @@
     </w:p>
     <w:p>
       <w:pPr>
-        <w:pStyle w:val="ListParagraph"/>
-        <w:numPr>
-          <w:ilvl w:val="0"/>
-          <w:numId w:val="55"/>
-        </w:numPr>
+        <w:ind w:left="720"/>
         <w:rPr>
           <w:rFonts w:ascii="Century Gothic" w:hAnsi="Century Gothic"/>
           <w:sz w:val="19"/>
@@ -21015,7 +21628,25 @@
           <w:sz w:val="19"/>
           <w:szCs w:val="19"/>
         </w:rPr>
-        <w:t>a. A valve used to increase pressure</w:t>
+        <w:t xml:space="preserve">a. A </w:t>
+      </w:r>
+      <w:proofErr w:type="gramStart"/>
+      <w:r>
+        <w:rPr>
+          <w:rFonts w:ascii="Century Gothic" w:hAnsi="Century Gothic"/>
+          <w:sz w:val="19"/>
+          <w:szCs w:val="19"/>
+        </w:rPr>
+        <w:t>valve</w:t>
+      </w:r>
+      <w:proofErr w:type="gramEnd"/>
+      <w:r>
+        <w:rPr>
+          <w:rFonts w:ascii="Century Gothic" w:hAnsi="Century Gothic"/>
+          <w:sz w:val="19"/>
+          <w:szCs w:val="19"/>
+        </w:rPr>
+        <w:t xml:space="preserve"> used to increase pressure</w:t>
       </w:r>
       <w:r>
         <w:rPr>
@@ -21199,11 +21830,7 @@
     </w:p>
     <w:p>
       <w:pPr>
-        <w:pStyle w:val="ListParagraph"/>
-        <w:numPr>
-          <w:ilvl w:val="0"/>
-          <w:numId w:val="55"/>
-        </w:numPr>
+        <w:ind w:left="720"/>
         <w:rPr>
           <w:rFonts w:ascii="Century Gothic" w:hAnsi="Century Gothic"/>
           <w:sz w:val="19"/>
@@ -21448,7 +22075,25 @@
           <w:szCs w:val="19"/>
         </w:rPr>
         <w:br/>
-        <w:t>d. Washing vehicles daily</w:t>
+        <w:t xml:space="preserve">d. </w:t>
+      </w:r>
+      <w:proofErr w:type="gramStart"/>
+      <w:r>
+        <w:rPr>
+          <w:rFonts w:ascii="Century Gothic" w:hAnsi="Century Gothic"/>
+          <w:sz w:val="19"/>
+          <w:szCs w:val="19"/>
+        </w:rPr>
+        <w:t>Washing</w:t>
+      </w:r>
+      <w:proofErr w:type="gramEnd"/>
+      <w:r>
+        <w:rPr>
+          <w:rFonts w:ascii="Century Gothic" w:hAnsi="Century Gothic"/>
+          <w:sz w:val="19"/>
+          <w:szCs w:val="19"/>
+        </w:rPr>
+        <w:t xml:space="preserve"> vehicles daily</w:t>
       </w:r>
     </w:p>
     <w:p>
@@ -21783,11 +22428,7 @@
     </w:p>
     <w:p>
       <w:pPr>
-        <w:pStyle w:val="ListParagraph"/>
-        <w:numPr>
-          <w:ilvl w:val="0"/>
-          <w:numId w:val="55"/>
-        </w:numPr>
+        <w:ind w:left="720"/>
         <w:rPr>
           <w:rFonts w:ascii="Century Gothic" w:hAnsi="Century Gothic"/>
           <w:sz w:val="19"/>
@@ -21828,7 +22469,105 @@
           <w:sz w:val="19"/>
           <w:szCs w:val="19"/>
         </w:rPr>
-        <w:t xml:space="preserve">Sewer gases can enter the </w:t>
+        <w:t>Sewer gases can enter the building</w:t>
+      </w:r>
+      <w:r>
+        <w:rPr>
+          <w:rFonts w:ascii="Century Gothic" w:hAnsi="Century Gothic"/>
+          <w:sz w:val="19"/>
+          <w:szCs w:val="19"/>
+        </w:rPr>
+        <w:t xml:space="preserve"> </w:t>
+      </w:r>
+      <w:r>
+        <w:rPr>
+          <w:rFonts w:ascii="Century Gothic" w:hAnsi="Century Gothic"/>
+          <w:sz w:val="19"/>
+          <w:szCs w:val="19"/>
+        </w:rPr>
+        <w:br/>
+        <w:t>d. More water is saved</w:t>
+      </w:r>
+    </w:p>
+    <w:p>
+      <w:pPr>
+        <w:pStyle w:val="ListParagraph"/>
+        <w:spacing w:after="0"/>
+        <w:ind w:left="1080"/>
+        <w:rPr>
+          <w:rFonts w:ascii="Century Gothic" w:hAnsi="Century Gothic"/>
+          <w:sz w:val="19"/>
+          <w:szCs w:val="19"/>
+        </w:rPr>
+      </w:pPr>
+    </w:p>
+    <w:p>
+      <w:pPr>
+        <w:pStyle w:val="ListParagraph"/>
+        <w:numPr>
+          <w:ilvl w:val="0"/>
+          <w:numId w:val="55"/>
+        </w:numPr>
+        <w:spacing w:after="0"/>
+        <w:rPr>
+          <w:rFonts w:ascii="Century Gothic" w:hAnsi="Century Gothic"/>
+          <w:sz w:val="19"/>
+          <w:szCs w:val="19"/>
+        </w:rPr>
+      </w:pPr>
+      <w:r>
+        <w:rPr>
+          <w:rFonts w:ascii="Century Gothic" w:hAnsi="Century Gothic"/>
+          <w:sz w:val="19"/>
+          <w:szCs w:val="19"/>
+        </w:rPr>
+        <w:t>Which of these fixtures is not typically connected to a drainage system?</w:t>
+      </w:r>
+    </w:p>
+    <w:p>
+      <w:pPr>
+        <w:pStyle w:val="ListParagraph"/>
+        <w:ind w:left="1080"/>
+        <w:rPr>
+          <w:rFonts w:ascii="Century Gothic" w:hAnsi="Century Gothic"/>
+          <w:sz w:val="19"/>
+          <w:szCs w:val="19"/>
+        </w:rPr>
+      </w:pPr>
+      <w:r>
+        <w:rPr>
+          <w:rFonts w:ascii="Century Gothic" w:hAnsi="Century Gothic"/>
+          <w:sz w:val="19"/>
+          <w:szCs w:val="19"/>
+        </w:rPr>
+        <w:t>a. Lavatory</w:t>
+      </w:r>
+      <w:r>
+        <w:rPr>
+          <w:rFonts w:ascii="Century Gothic" w:hAnsi="Century Gothic"/>
+          <w:sz w:val="19"/>
+          <w:szCs w:val="19"/>
+        </w:rPr>
+        <w:br/>
+        <w:t>b. Water closet</w:t>
+      </w:r>
+      <w:r>
+        <w:rPr>
+          <w:rFonts w:ascii="Century Gothic" w:hAnsi="Century Gothic"/>
+          <w:sz w:val="19"/>
+          <w:szCs w:val="19"/>
+        </w:rPr>
+        <w:br/>
+        <w:t>c. Kitchen sink</w:t>
+      </w:r>
+      <w:r>
+        <w:rPr>
+          <w:rFonts w:ascii="Century Gothic" w:hAnsi="Century Gothic"/>
+          <w:sz w:val="19"/>
+          <w:szCs w:val="19"/>
+        </w:rPr>
+        <w:br/>
+        <w:t xml:space="preserve">d. </w:t>
       </w:r>
       <w:r>
         <w:rPr>
@@ -21838,7 +22577,7 @@
           <w:sz w:val="19"/>
           <w:szCs w:val="19"/>
         </w:rPr>
-        <w:t>building</w:t>
+        <w:t>Water meter</w:t>
       </w:r>
       <w:r>
         <w:rPr>
@@ -21848,15 +22587,6 @@
         </w:rPr>
         <w:t xml:space="preserve"> </w:t>
       </w:r>
-      <w:r>
-        <w:rPr>
-          <w:rFonts w:ascii="Century Gothic" w:hAnsi="Century Gothic"/>
-          <w:sz w:val="19"/>
-          <w:szCs w:val="19"/>
-        </w:rPr>
-        <w:br/>
-        <w:t>d. More water is saved</w:t>
-      </w:r>
     </w:p>
     <w:p>
       <w:pPr>
@@ -21890,53 +22620,44 @@
           <w:sz w:val="19"/>
           <w:szCs w:val="19"/>
         </w:rPr>
-        <w:t>Which of these fixtures is not typically connected to a drainage system?</w:t>
-      </w:r>
-    </w:p>
-    <w:p>
-      <w:pPr>
-        <w:pStyle w:val="ListParagraph"/>
-        <w:ind w:left="1080"/>
-        <w:rPr>
-          <w:rFonts w:ascii="Century Gothic" w:hAnsi="Century Gothic"/>
-          <w:sz w:val="19"/>
-          <w:szCs w:val="19"/>
-        </w:rPr>
-      </w:pPr>
-      <w:r>
-        <w:rPr>
-          <w:rFonts w:ascii="Century Gothic" w:hAnsi="Century Gothic"/>
-          <w:sz w:val="19"/>
-          <w:szCs w:val="19"/>
-        </w:rPr>
-        <w:t>a. Lavatory</w:t>
-      </w:r>
-      <w:r>
-        <w:rPr>
-          <w:rFonts w:ascii="Century Gothic" w:hAnsi="Century Gothic"/>
-          <w:sz w:val="19"/>
-          <w:szCs w:val="19"/>
-        </w:rPr>
-        <w:br/>
-        <w:t>b. Water closet</w:t>
-      </w:r>
-      <w:r>
-        <w:rPr>
-          <w:rFonts w:ascii="Century Gothic" w:hAnsi="Century Gothic"/>
-          <w:sz w:val="19"/>
-          <w:szCs w:val="19"/>
-        </w:rPr>
-        <w:br/>
-        <w:t>c. Kitchen sink</w:t>
-      </w:r>
-      <w:r>
-        <w:rPr>
-          <w:rFonts w:ascii="Century Gothic" w:hAnsi="Century Gothic"/>
-          <w:sz w:val="19"/>
-          <w:szCs w:val="19"/>
-        </w:rPr>
-        <w:br/>
-        <w:t xml:space="preserve">d. </w:t>
+        <w:t>According to the National Plumbing Code, who is responsible for the plumbing system inside a property?</w:t>
+      </w:r>
+    </w:p>
+    <w:p>
+      <w:pPr>
+        <w:pStyle w:val="ListParagraph"/>
+        <w:ind w:left="1080"/>
+        <w:rPr>
+          <w:rFonts w:ascii="Century Gothic" w:hAnsi="Century Gothic"/>
+          <w:sz w:val="19"/>
+          <w:szCs w:val="19"/>
+        </w:rPr>
+      </w:pPr>
+      <w:r>
+        <w:rPr>
+          <w:rFonts w:ascii="Century Gothic" w:hAnsi="Century Gothic"/>
+          <w:sz w:val="19"/>
+          <w:szCs w:val="19"/>
+        </w:rPr>
+        <w:t>a. Barangay</w:t>
+      </w:r>
+      <w:r>
+        <w:rPr>
+          <w:rFonts w:ascii="Century Gothic" w:hAnsi="Century Gothic"/>
+          <w:sz w:val="19"/>
+          <w:szCs w:val="19"/>
+        </w:rPr>
+        <w:br/>
+        <w:t>b. Water utility company</w:t>
+      </w:r>
+      <w:r>
+        <w:rPr>
+          <w:rFonts w:ascii="Century Gothic" w:hAnsi="Century Gothic"/>
+          <w:sz w:val="19"/>
+          <w:szCs w:val="19"/>
+        </w:rPr>
+        <w:br/>
+        <w:t xml:space="preserve">c. </w:t>
       </w:r>
       <w:r>
         <w:rPr>
@@ -21946,7 +22667,7 @@
           <w:sz w:val="19"/>
           <w:szCs w:val="19"/>
         </w:rPr>
-        <w:t>Water meter</w:t>
+        <w:t>Property owner or occupant</w:t>
       </w:r>
       <w:r>
         <w:rPr>
@@ -21956,6 +22677,15 @@
         </w:rPr>
         <w:t xml:space="preserve"> </w:t>
       </w:r>
+      <w:r>
+        <w:rPr>
+          <w:rFonts w:ascii="Century Gothic" w:hAnsi="Century Gothic"/>
+          <w:sz w:val="19"/>
+          <w:szCs w:val="19"/>
+        </w:rPr>
+        <w:br/>
+        <w:t>d. Fire department</w:t>
+      </w:r>
     </w:p>
     <w:p>
       <w:pPr>
@@ -21971,62 +22701,64 @@
     </w:p>
     <w:p>
       <w:pPr>
-        <w:pStyle w:val="ListParagraph"/>
         <w:numPr>
           <w:ilvl w:val="0"/>
           <w:numId w:val="55"/>
         </w:numPr>
-        <w:spacing w:after="0"/>
-        <w:rPr>
-          <w:rFonts w:ascii="Century Gothic" w:hAnsi="Century Gothic"/>
-          <w:sz w:val="19"/>
-          <w:szCs w:val="19"/>
-        </w:rPr>
-      </w:pPr>
-      <w:r>
-        <w:rPr>
-          <w:rFonts w:ascii="Century Gothic" w:hAnsi="Century Gothic"/>
-          <w:sz w:val="19"/>
-          <w:szCs w:val="19"/>
-        </w:rPr>
-        <w:t>According to the National Plumbing Code, who is responsible for the plumbing system inside a property?</w:t>
-      </w:r>
-    </w:p>
-    <w:p>
-      <w:pPr>
-        <w:pStyle w:val="ListParagraph"/>
-        <w:ind w:left="1080"/>
-        <w:rPr>
-          <w:rFonts w:ascii="Century Gothic" w:hAnsi="Century Gothic"/>
-          <w:sz w:val="19"/>
-          <w:szCs w:val="19"/>
-        </w:rPr>
-      </w:pPr>
-      <w:r>
-        <w:rPr>
-          <w:rFonts w:ascii="Century Gothic" w:hAnsi="Century Gothic"/>
-          <w:sz w:val="19"/>
-          <w:szCs w:val="19"/>
-        </w:rPr>
-        <w:t>a. Barangay</w:t>
-      </w:r>
-      <w:r>
-        <w:rPr>
-          <w:rFonts w:ascii="Century Gothic" w:hAnsi="Century Gothic"/>
-          <w:sz w:val="19"/>
-          <w:szCs w:val="19"/>
-        </w:rPr>
-        <w:br/>
-        <w:t>b. Water utility company</w:t>
-      </w:r>
-      <w:r>
-        <w:rPr>
-          <w:rFonts w:ascii="Century Gothic" w:hAnsi="Century Gothic"/>
-          <w:sz w:val="19"/>
-          <w:szCs w:val="19"/>
-        </w:rPr>
-        <w:br/>
-        <w:t xml:space="preserve">c. </w:t>
+        <w:rPr>
+          <w:rFonts w:ascii="Century Gothic" w:hAnsi="Century Gothic"/>
+          <w:sz w:val="19"/>
+          <w:szCs w:val="19"/>
+        </w:rPr>
+      </w:pPr>
+      <w:r>
+        <w:rPr>
+          <w:rFonts w:ascii="Century Gothic" w:hAnsi="Century Gothic"/>
+          <w:i/>
+          <w:iCs/>
+          <w:sz w:val="19"/>
+          <w:szCs w:val="19"/>
+        </w:rPr>
+        <w:t xml:space="preserve">What material must </w:t>
+      </w:r>
+      <w:proofErr w:type="gramStart"/>
+      <w:r>
+        <w:rPr>
+          <w:rFonts w:ascii="Century Gothic" w:hAnsi="Century Gothic"/>
+          <w:i/>
+          <w:iCs/>
+          <w:sz w:val="19"/>
+          <w:szCs w:val="19"/>
+        </w:rPr>
+        <w:t>plumbing</w:t>
+      </w:r>
+      <w:proofErr w:type="gramEnd"/>
+      <w:r>
+        <w:rPr>
+          <w:rFonts w:ascii="Century Gothic" w:hAnsi="Century Gothic"/>
+          <w:i/>
+          <w:iCs/>
+          <w:sz w:val="19"/>
+          <w:szCs w:val="19"/>
+        </w:rPr>
+        <w:t xml:space="preserve"> fixtures be made of, per RNPCP Section on Materials – General Requirements?</w:t>
+      </w:r>
+      <w:r>
+        <w:rPr>
+          <w:rFonts w:ascii="Century Gothic" w:hAnsi="Century Gothic"/>
+          <w:sz w:val="19"/>
+          <w:szCs w:val="19"/>
+        </w:rPr>
+        <w:br/>
+        <w:t>A. Porous stone</w:t>
+      </w:r>
+      <w:r>
+        <w:rPr>
+          <w:rFonts w:ascii="Century Gothic" w:hAnsi="Century Gothic"/>
+          <w:sz w:val="19"/>
+          <w:szCs w:val="19"/>
+        </w:rPr>
+        <w:br/>
       </w:r>
       <w:r>
         <w:rPr>
@@ -22036,30 +22768,40 @@
           <w:sz w:val="19"/>
           <w:szCs w:val="19"/>
         </w:rPr>
-        <w:t>Property owner or occupant</w:t>
-      </w:r>
-      <w:r>
-        <w:rPr>
-          <w:rFonts w:ascii="Century Gothic" w:hAnsi="Century Gothic"/>
-          <w:sz w:val="19"/>
-          <w:szCs w:val="19"/>
-        </w:rPr>
-        <w:t xml:space="preserve"> </w:t>
-      </w:r>
-      <w:r>
-        <w:rPr>
-          <w:rFonts w:ascii="Century Gothic" w:hAnsi="Century Gothic"/>
-          <w:sz w:val="19"/>
-          <w:szCs w:val="19"/>
-        </w:rPr>
-        <w:br/>
-        <w:t>d. Fire department</w:t>
-      </w:r>
-    </w:p>
-    <w:p>
-      <w:pPr>
-        <w:pStyle w:val="ListParagraph"/>
-        <w:spacing w:after="0"/>
+        <w:t>B. Dense, durable, non</w:t>
+      </w:r>
+      <w:r>
+        <w:rPr>
+          <w:rFonts w:ascii="Century Gothic" w:hAnsi="Century Gothic"/>
+          <w:b/>
+          <w:bCs/>
+          <w:sz w:val="19"/>
+          <w:szCs w:val="19"/>
+        </w:rPr>
+        <w:noBreakHyphen/>
+        <w:t>absorbent material with impervious surface</w:t>
+      </w:r>
+      <w:r>
+        <w:rPr>
+          <w:rFonts w:ascii="Century Gothic" w:hAnsi="Century Gothic"/>
+          <w:sz w:val="19"/>
+          <w:szCs w:val="19"/>
+        </w:rPr>
+        <w:br/>
+        <w:t>C. Uncoated cast iron</w:t>
+      </w:r>
+      <w:r>
+        <w:rPr>
+          <w:rFonts w:ascii="Century Gothic" w:hAnsi="Century Gothic"/>
+          <w:sz w:val="19"/>
+          <w:szCs w:val="19"/>
+        </w:rPr>
+        <w:br/>
+        <w:t>D. Untreated wood</w:t>
+      </w:r>
+    </w:p>
+    <w:p>
+      <w:pPr>
         <w:ind w:left="1080"/>
         <w:rPr>
           <w:rFonts w:ascii="Century Gothic" w:hAnsi="Century Gothic"/>
@@ -22088,16 +22830,25 @@
           <w:sz w:val="19"/>
           <w:szCs w:val="19"/>
         </w:rPr>
-        <w:t>What material must plumbing fixtures be made of, per RNPCP Section on Materials – General Requirements?</w:t>
-      </w:r>
-      <w:r>
-        <w:rPr>
-          <w:rFonts w:ascii="Century Gothic" w:hAnsi="Century Gothic"/>
-          <w:sz w:val="19"/>
-          <w:szCs w:val="19"/>
-        </w:rPr>
-        <w:br/>
-        <w:t>A. Porous stone</w:t>
+        <w:t>What is a “fixture branch” as defined in RNPCP?</w:t>
+      </w:r>
+      <w:r>
+        <w:rPr>
+          <w:rFonts w:ascii="Century Gothic" w:hAnsi="Century Gothic"/>
+          <w:sz w:val="19"/>
+          <w:szCs w:val="19"/>
+        </w:rPr>
+        <w:br/>
+        <w:t>A. The main building water supply line</w:t>
+      </w:r>
+      <w:r>
+        <w:rPr>
+          <w:rFonts w:ascii="Century Gothic" w:hAnsi="Century Gothic"/>
+          <w:sz w:val="19"/>
+          <w:szCs w:val="19"/>
+        </w:rPr>
+        <w:br/>
+        <w:t>B. The drain from two fixtures joined together</w:t>
       </w:r>
       <w:r>
         <w:rPr>
@@ -22115,7 +22866,68 @@
           <w:sz w:val="19"/>
           <w:szCs w:val="19"/>
         </w:rPr>
-        <w:t>B. Dense, durable, non</w:t>
+        <w:t>C. The piping between the fixture supply outlet and the distributing pipe</w:t>
+      </w:r>
+      <w:r>
+        <w:rPr>
+          <w:rFonts w:ascii="Century Gothic" w:hAnsi="Century Gothic"/>
+          <w:sz w:val="19"/>
+          <w:szCs w:val="19"/>
+        </w:rPr>
+        <w:br/>
+        <w:t>D. A vent stack</w:t>
+      </w:r>
+    </w:p>
+    <w:p>
+      <w:pPr>
+        <w:ind w:left="1080"/>
+        <w:rPr>
+          <w:rFonts w:ascii="Century Gothic" w:hAnsi="Century Gothic"/>
+          <w:sz w:val="19"/>
+          <w:szCs w:val="19"/>
+        </w:rPr>
+      </w:pPr>
+    </w:p>
+    <w:p>
+      <w:pPr>
+        <w:numPr>
+          <w:ilvl w:val="0"/>
+          <w:numId w:val="55"/>
+        </w:numPr>
+        <w:rPr>
+          <w:rFonts w:ascii="Century Gothic" w:hAnsi="Century Gothic"/>
+          <w:sz w:val="19"/>
+          <w:szCs w:val="19"/>
+        </w:rPr>
+      </w:pPr>
+      <w:r>
+        <w:rPr>
+          <w:rFonts w:ascii="Century Gothic" w:hAnsi="Century Gothic"/>
+          <w:i/>
+          <w:iCs/>
+          <w:sz w:val="19"/>
+          <w:szCs w:val="19"/>
+        </w:rPr>
+        <w:t>Which trap type must be self</w:t>
+      </w:r>
+      <w:r>
+        <w:rPr>
+          <w:rFonts w:ascii="Century Gothic" w:hAnsi="Century Gothic"/>
+          <w:i/>
+          <w:iCs/>
+          <w:sz w:val="19"/>
+          <w:szCs w:val="19"/>
+        </w:rPr>
+        <w:noBreakHyphen/>
+        <w:t>cleaning, except for interceptor traps or similar devices?</w:t>
+      </w:r>
+      <w:r>
+        <w:rPr>
+          <w:rFonts w:ascii="Century Gothic" w:hAnsi="Century Gothic"/>
+          <w:sz w:val="19"/>
+          <w:szCs w:val="19"/>
+        </w:rPr>
+        <w:br/>
       </w:r>
       <w:r>
         <w:rPr>
@@ -22125,37 +22937,35 @@
           <w:sz w:val="19"/>
           <w:szCs w:val="19"/>
         </w:rPr>
-        <w:noBreakHyphen/>
-        <w:t>absorbent material with impervious surface</w:t>
-      </w:r>
-      <w:r>
-        <w:rPr>
-          <w:rFonts w:ascii="Century Gothic" w:hAnsi="Century Gothic"/>
-          <w:sz w:val="19"/>
-          <w:szCs w:val="19"/>
-        </w:rPr>
-        <w:br/>
-        <w:t>C. Uncoated cast iron</w:t>
-      </w:r>
-      <w:r>
-        <w:rPr>
-          <w:rFonts w:ascii="Century Gothic" w:hAnsi="Century Gothic"/>
-          <w:sz w:val="19"/>
-          <w:szCs w:val="19"/>
-        </w:rPr>
-        <w:br/>
-        <w:t>D. Untreated wood</w:t>
-      </w:r>
-    </w:p>
-    <w:p>
-      <w:pPr>
-        <w:ind w:left="1080"/>
-        <w:rPr>
-          <w:rFonts w:ascii="Century Gothic" w:hAnsi="Century Gothic"/>
-          <w:sz w:val="19"/>
-          <w:szCs w:val="19"/>
-        </w:rPr>
-      </w:pPr>
+        <w:t>A. Every trap</w:t>
+      </w:r>
+      <w:r>
+        <w:rPr>
+          <w:rFonts w:ascii="Century Gothic" w:hAnsi="Century Gothic"/>
+          <w:sz w:val="19"/>
+          <w:szCs w:val="19"/>
+        </w:rPr>
+        <w:br/>
+        <w:t>B. Only floor drains</w:t>
+      </w:r>
+      <w:r>
+        <w:rPr>
+          <w:rFonts w:ascii="Century Gothic" w:hAnsi="Century Gothic"/>
+          <w:sz w:val="19"/>
+          <w:szCs w:val="19"/>
+        </w:rPr>
+        <w:br/>
+        <w:t>C. Only urinal traps</w:t>
+      </w:r>
+      <w:r>
+        <w:rPr>
+          <w:rFonts w:ascii="Century Gothic" w:hAnsi="Century Gothic"/>
+          <w:sz w:val="19"/>
+          <w:szCs w:val="19"/>
+        </w:rPr>
+        <w:br/>
+        <w:t>D. Only drum traps</w:t>
+      </w:r>
     </w:p>
     <w:p>
       <w:pPr>
@@ -22177,171 +22987,7 @@
           <w:sz w:val="19"/>
           <w:szCs w:val="19"/>
         </w:rPr>
-        <w:t>What is a “fixture branch” as defined in RNPCP?</w:t>
-      </w:r>
-      <w:r>
-        <w:rPr>
-          <w:rFonts w:ascii="Century Gothic" w:hAnsi="Century Gothic"/>
-          <w:sz w:val="19"/>
-          <w:szCs w:val="19"/>
-        </w:rPr>
-        <w:br/>
-        <w:t>A. The main building water supply line</w:t>
-      </w:r>
-      <w:r>
-        <w:rPr>
-          <w:rFonts w:ascii="Century Gothic" w:hAnsi="Century Gothic"/>
-          <w:sz w:val="19"/>
-          <w:szCs w:val="19"/>
-        </w:rPr>
-        <w:br/>
-        <w:t>B. The drain from two fixtures joined together</w:t>
-      </w:r>
-      <w:r>
-        <w:rPr>
-          <w:rFonts w:ascii="Century Gothic" w:hAnsi="Century Gothic"/>
-          <w:sz w:val="19"/>
-          <w:szCs w:val="19"/>
-        </w:rPr>
-        <w:br/>
-      </w:r>
-      <w:r>
-        <w:rPr>
-          <w:rFonts w:ascii="Century Gothic" w:hAnsi="Century Gothic"/>
-          <w:b/>
-          <w:bCs/>
-          <w:sz w:val="19"/>
-          <w:szCs w:val="19"/>
-        </w:rPr>
-        <w:t>C. The piping between the fixture supply outlet and the distributing pipe</w:t>
-      </w:r>
-      <w:r>
-        <w:rPr>
-          <w:rFonts w:ascii="Century Gothic" w:hAnsi="Century Gothic"/>
-          <w:sz w:val="19"/>
-          <w:szCs w:val="19"/>
-        </w:rPr>
-        <w:br/>
-        <w:t>D. A vent stack</w:t>
-      </w:r>
-    </w:p>
-    <w:p>
-      <w:pPr>
-        <w:ind w:left="1080"/>
-        <w:rPr>
-          <w:rFonts w:ascii="Century Gothic" w:hAnsi="Century Gothic"/>
-          <w:sz w:val="19"/>
-          <w:szCs w:val="19"/>
-        </w:rPr>
-      </w:pPr>
-    </w:p>
-    <w:p>
-      <w:pPr>
-        <w:numPr>
-          <w:ilvl w:val="0"/>
-          <w:numId w:val="55"/>
-        </w:numPr>
-        <w:rPr>
-          <w:rFonts w:ascii="Century Gothic" w:hAnsi="Century Gothic"/>
-          <w:sz w:val="19"/>
-          <w:szCs w:val="19"/>
-        </w:rPr>
-      </w:pPr>
-      <w:r>
-        <w:rPr>
-          <w:rFonts w:ascii="Century Gothic" w:hAnsi="Century Gothic"/>
-          <w:i/>
-          <w:iCs/>
-          <w:sz w:val="19"/>
-          <w:szCs w:val="19"/>
-        </w:rPr>
-        <w:t>Which trap type must be self</w:t>
-      </w:r>
-      <w:r>
-        <w:rPr>
-          <w:rFonts w:ascii="Century Gothic" w:hAnsi="Century Gothic"/>
-          <w:i/>
-          <w:iCs/>
-          <w:sz w:val="19"/>
-          <w:szCs w:val="19"/>
-        </w:rPr>
-        <w:noBreakHyphen/>
-        <w:t>cleaning, except for interceptor traps or similar devices?</w:t>
-      </w:r>
-      <w:r>
-        <w:rPr>
-          <w:rFonts w:ascii="Century Gothic" w:hAnsi="Century Gothic"/>
-          <w:sz w:val="19"/>
-          <w:szCs w:val="19"/>
-        </w:rPr>
-        <w:br/>
-      </w:r>
-      <w:r>
-        <w:rPr>
-          <w:rFonts w:ascii="Century Gothic" w:hAnsi="Century Gothic"/>
-          <w:b/>
-          <w:bCs/>
-          <w:sz w:val="19"/>
-          <w:szCs w:val="19"/>
-        </w:rPr>
-        <w:t>A. Every trap</w:t>
-      </w:r>
-      <w:r>
-        <w:rPr>
-          <w:rFonts w:ascii="Century Gothic" w:hAnsi="Century Gothic"/>
-          <w:sz w:val="19"/>
-          <w:szCs w:val="19"/>
-        </w:rPr>
-        <w:br/>
-        <w:t>B. Only floor drains</w:t>
-      </w:r>
-      <w:r>
-        <w:rPr>
-          <w:rFonts w:ascii="Century Gothic" w:hAnsi="Century Gothic"/>
-          <w:sz w:val="19"/>
-          <w:szCs w:val="19"/>
-        </w:rPr>
-        <w:br/>
-      </w:r>
-      <w:r>
-        <w:rPr>
-          <w:rFonts w:ascii="Century Gothic" w:hAnsi="Century Gothic"/>
-          <w:sz w:val="19"/>
-          <w:szCs w:val="19"/>
-        </w:rPr>
         <w:lastRenderedPageBreak/>
-        <w:t>C. Only urinal traps</w:t>
-      </w:r>
-      <w:r>
-        <w:rPr>
-          <w:rFonts w:ascii="Century Gothic" w:hAnsi="Century Gothic"/>
-          <w:sz w:val="19"/>
-          <w:szCs w:val="19"/>
-        </w:rPr>
-        <w:br/>
-        <w:t>D. Only drum traps</w:t>
-      </w:r>
-    </w:p>
-    <w:p>
-      <w:pPr>
-        <w:numPr>
-          <w:ilvl w:val="0"/>
-          <w:numId w:val="55"/>
-        </w:numPr>
-        <w:rPr>
-          <w:rFonts w:ascii="Century Gothic" w:hAnsi="Century Gothic"/>
-          <w:sz w:val="19"/>
-          <w:szCs w:val="19"/>
-        </w:rPr>
-      </w:pPr>
-      <w:r>
-        <w:rPr>
-          <w:rFonts w:ascii="Century Gothic" w:hAnsi="Century Gothic"/>
-          <w:i/>
-          <w:iCs/>
-          <w:sz w:val="19"/>
-          <w:szCs w:val="19"/>
-        </w:rPr>
         <w:t>What is the support spacing requirement for screwed (threaded) pipe ≤</w:t>
       </w:r>
       <w:r>
@@ -22751,22 +23397,33 @@
           <w:szCs w:val="19"/>
         </w:rPr>
         <w:br/>
-        <w:t>C. All fixtures in building divided by number of plumbing zones</w:t>
-      </w:r>
-      <w:r>
-        <w:rPr>
-          <w:rFonts w:ascii="Century Gothic" w:hAnsi="Century Gothic"/>
-          <w:sz w:val="19"/>
-          <w:szCs w:val="19"/>
-        </w:rPr>
-        <w:br/>
-      </w:r>
-      <w:r>
-        <w:rPr>
-          <w:rFonts w:ascii="Century Gothic" w:hAnsi="Century Gothic"/>
-          <w:sz w:val="19"/>
-          <w:szCs w:val="19"/>
-        </w:rPr>
+        <w:t xml:space="preserve">C. All fixtures in building </w:t>
+      </w:r>
+      <w:proofErr w:type="gramStart"/>
+      <w:r>
+        <w:rPr>
+          <w:rFonts w:ascii="Century Gothic" w:hAnsi="Century Gothic"/>
+          <w:sz w:val="19"/>
+          <w:szCs w:val="19"/>
+        </w:rPr>
+        <w:t>divided</w:t>
+      </w:r>
+      <w:proofErr w:type="gramEnd"/>
+      <w:r>
+        <w:rPr>
+          <w:rFonts w:ascii="Century Gothic" w:hAnsi="Century Gothic"/>
+          <w:sz w:val="19"/>
+          <w:szCs w:val="19"/>
+        </w:rPr>
+        <w:t xml:space="preserve"> by number of plumbing zones</w:t>
+      </w:r>
+      <w:r>
+        <w:rPr>
+          <w:rFonts w:ascii="Century Gothic" w:hAnsi="Century Gothic"/>
+          <w:sz w:val="19"/>
+          <w:szCs w:val="19"/>
+        </w:rPr>
+        <w:br/>
         <w:t>D. Any grouping of fixtures in a single bathroom</w:t>
       </w:r>
     </w:p>
@@ -22982,7 +23639,25 @@
           <w:sz w:val="19"/>
           <w:szCs w:val="19"/>
         </w:rPr>
-        <w:t>What material must plumbing fixtures be made of, per RNPCP Section on Materials – General Requirements?</w:t>
+        <w:t xml:space="preserve">What material must </w:t>
+      </w:r>
+      <w:proofErr w:type="gramStart"/>
+      <w:r>
+        <w:rPr>
+          <w:rFonts w:ascii="Century Gothic" w:hAnsi="Century Gothic"/>
+          <w:sz w:val="19"/>
+          <w:szCs w:val="19"/>
+        </w:rPr>
+        <w:t>plumbing</w:t>
+      </w:r>
+      <w:proofErr w:type="gramEnd"/>
+      <w:r>
+        <w:rPr>
+          <w:rFonts w:ascii="Century Gothic" w:hAnsi="Century Gothic"/>
+          <w:sz w:val="19"/>
+          <w:szCs w:val="19"/>
+        </w:rPr>
+        <w:t xml:space="preserve"> fixtures be made of, per RNPCP Section on Materials – General Requirements?</w:t>
       </w:r>
     </w:p>
     <w:p>
@@ -23211,7 +23886,6 @@
           <w:sz w:val="19"/>
           <w:szCs w:val="19"/>
         </w:rPr>
-        <w:lastRenderedPageBreak/>
         <w:t>Which trap type must be self</w:t>
       </w:r>
       <w:r>
@@ -23243,6 +23917,7 @@
           <w:sz w:val="19"/>
           <w:szCs w:val="19"/>
         </w:rPr>
+        <w:lastRenderedPageBreak/>
         <w:t>A. Every trap</w:t>
       </w:r>
       <w:r>
@@ -23723,7 +24398,125 @@
           <w:sz w:val="19"/>
           <w:szCs w:val="19"/>
         </w:rPr>
-        <w:t xml:space="preserve">A. One water meter, one water closet, one lavatory, one shower head, one kitchen sink, one laundry tray, three floor drains, </w:t>
+        <w:t>A. One water meter, one water closet, one lavatory, one shower head, one kitchen sink, one laundry tray, three floor drains, and four faucets/hose bibbs</w:t>
+      </w:r>
+      <w:r>
+        <w:rPr>
+          <w:rFonts w:ascii="Century Gothic" w:hAnsi="Century Gothic"/>
+          <w:sz w:val="19"/>
+          <w:szCs w:val="19"/>
+        </w:rPr>
+        <w:br/>
+        <w:t>B. One water closet + one lavatory only</w:t>
+      </w:r>
+      <w:r>
+        <w:rPr>
+          <w:rFonts w:ascii="Century Gothic" w:hAnsi="Century Gothic"/>
+          <w:sz w:val="19"/>
+          <w:szCs w:val="19"/>
+        </w:rPr>
+        <w:br/>
+        <w:t xml:space="preserve">C. All fixtures in building </w:t>
+      </w:r>
+      <w:proofErr w:type="gramStart"/>
+      <w:r>
+        <w:rPr>
+          <w:rFonts w:ascii="Century Gothic" w:hAnsi="Century Gothic"/>
+          <w:sz w:val="19"/>
+          <w:szCs w:val="19"/>
+        </w:rPr>
+        <w:t>divided</w:t>
+      </w:r>
+      <w:proofErr w:type="gramEnd"/>
+      <w:r>
+        <w:rPr>
+          <w:rFonts w:ascii="Century Gothic" w:hAnsi="Century Gothic"/>
+          <w:sz w:val="19"/>
+          <w:szCs w:val="19"/>
+        </w:rPr>
+        <w:t xml:space="preserve"> </w:t>
+      </w:r>
+      <w:r>
+        <w:rPr>
+          <w:rFonts w:ascii="Century Gothic" w:hAnsi="Century Gothic"/>
+          <w:sz w:val="19"/>
+          <w:szCs w:val="19"/>
+        </w:rPr>
+        <w:t>by number of plumbing zones</w:t>
+      </w:r>
+      <w:r>
+        <w:rPr>
+          <w:rFonts w:ascii="Century Gothic" w:hAnsi="Century Gothic"/>
+          <w:sz w:val="19"/>
+          <w:szCs w:val="19"/>
+        </w:rPr>
+        <w:br/>
+        <w:t>D. Any grouping of fixtures in a single bathroom</w:t>
+      </w:r>
+    </w:p>
+    <w:p>
+      <w:pPr>
+        <w:pStyle w:val="ListParagraph"/>
+        <w:spacing w:after="0"/>
+        <w:ind w:left="1080"/>
+        <w:rPr>
+          <w:rFonts w:ascii="Century Gothic" w:hAnsi="Century Gothic"/>
+          <w:sz w:val="19"/>
+          <w:szCs w:val="19"/>
+        </w:rPr>
+      </w:pPr>
+    </w:p>
+    <w:p>
+      <w:pPr>
+        <w:pStyle w:val="ListParagraph"/>
+        <w:numPr>
+          <w:ilvl w:val="0"/>
+          <w:numId w:val="55"/>
+        </w:numPr>
+        <w:spacing w:after="0"/>
+        <w:rPr>
+          <w:rFonts w:ascii="Century Gothic" w:hAnsi="Century Gothic"/>
+          <w:sz w:val="19"/>
+          <w:szCs w:val="19"/>
+        </w:rPr>
+      </w:pPr>
+      <w:r>
+        <w:rPr>
+          <w:rFonts w:ascii="Century Gothic" w:hAnsi="Century Gothic"/>
+          <w:i/>
+          <w:iCs/>
+          <w:sz w:val="19"/>
+          <w:szCs w:val="19"/>
+        </w:rPr>
+        <w:t>What constitutes “private use” classification of plumbing fixtures per RNPCP?</w:t>
+      </w:r>
+    </w:p>
+    <w:p>
+      <w:pPr>
+        <w:pStyle w:val="ListParagraph"/>
+        <w:spacing w:after="0"/>
+        <w:ind w:left="1080"/>
+        <w:rPr>
+          <w:rFonts w:ascii="Century Gothic" w:hAnsi="Century Gothic"/>
+          <w:sz w:val="19"/>
+          <w:szCs w:val="19"/>
+        </w:rPr>
+      </w:pPr>
+      <w:r>
+        <w:rPr>
+          <w:rFonts w:ascii="Century Gothic" w:hAnsi="Century Gothic"/>
+          <w:sz w:val="19"/>
+          <w:szCs w:val="19"/>
+        </w:rPr>
+        <w:t>A. Fixtures used only before 6 PM</w:t>
+      </w:r>
+      <w:r>
+        <w:rPr>
+          <w:rFonts w:ascii="Century Gothic" w:hAnsi="Century Gothic"/>
+          <w:sz w:val="19"/>
+          <w:szCs w:val="19"/>
+        </w:rPr>
+        <w:br/>
       </w:r>
       <w:r>
         <w:rPr>
@@ -23733,41 +24526,30 @@
           <w:sz w:val="19"/>
           <w:szCs w:val="19"/>
         </w:rPr>
-        <w:t>and four faucets/hose bibbs</w:t>
-      </w:r>
-      <w:r>
-        <w:rPr>
-          <w:rFonts w:ascii="Century Gothic" w:hAnsi="Century Gothic"/>
-          <w:sz w:val="19"/>
-          <w:szCs w:val="19"/>
-        </w:rPr>
-        <w:br/>
-        <w:t>B. One water closet + one lavatory only</w:t>
-      </w:r>
-      <w:r>
-        <w:rPr>
-          <w:rFonts w:ascii="Century Gothic" w:hAnsi="Century Gothic"/>
-          <w:sz w:val="19"/>
-          <w:szCs w:val="19"/>
-        </w:rPr>
-        <w:br/>
-        <w:t>C. All fixtures in building divided by number of plumbing zones</w:t>
-      </w:r>
-      <w:r>
-        <w:rPr>
-          <w:rFonts w:ascii="Century Gothic" w:hAnsi="Century Gothic"/>
-          <w:sz w:val="19"/>
-          <w:szCs w:val="19"/>
-        </w:rPr>
-        <w:br/>
-        <w:t>D. Any grouping of fixtures in a single bathroom</w:t>
-      </w:r>
-    </w:p>
-    <w:p>
-      <w:pPr>
-        <w:pStyle w:val="ListParagraph"/>
+        <w:t>B. Fixtures in residences, private bathrooms in hotels/hospitals, restricted rest rooms, etc.</w:t>
+      </w:r>
+      <w:r>
+        <w:rPr>
+          <w:rFonts w:ascii="Century Gothic" w:hAnsi="Century Gothic"/>
+          <w:sz w:val="19"/>
+          <w:szCs w:val="19"/>
+        </w:rPr>
+        <w:br/>
+        <w:t>C. Fixtures in public restrooms</w:t>
+      </w:r>
+      <w:r>
+        <w:rPr>
+          <w:rFonts w:ascii="Century Gothic" w:hAnsi="Century Gothic"/>
+          <w:sz w:val="19"/>
+          <w:szCs w:val="19"/>
+        </w:rPr>
+        <w:br/>
+        <w:t>D. None; all are public unless signified otherwise</w:t>
+      </w:r>
+    </w:p>
+    <w:p>
+      <w:pPr>
         <w:spacing w:after="0"/>
-        <w:ind w:left="1080"/>
         <w:rPr>
           <w:rFonts w:ascii="Century Gothic" w:hAnsi="Century Gothic"/>
           <w:sz w:val="19"/>
@@ -23797,7 +24579,7 @@
           <w:sz w:val="19"/>
           <w:szCs w:val="19"/>
         </w:rPr>
-        <w:t>What constitutes “private use” classification of plumbing fixtures per RNPCP?</w:t>
+        <w:t>What is the term “residual pressure”?</w:t>
       </w:r>
     </w:p>
     <w:p>
@@ -23817,7 +24599,16 @@
           <w:sz w:val="19"/>
           <w:szCs w:val="19"/>
         </w:rPr>
-        <w:t>A. Fixtures used only before 6 PM</w:t>
+        <w:t>A. Pressure with no flow</w:t>
+      </w:r>
+      <w:r>
+        <w:rPr>
+          <w:rFonts w:ascii="Century Gothic" w:hAnsi="Century Gothic"/>
+          <w:sz w:val="19"/>
+          <w:szCs w:val="19"/>
+        </w:rPr>
+        <w:br/>
+        <w:t>B. Pressure loss due to friction</w:t>
       </w:r>
       <w:r>
         <w:rPr>
@@ -23835,25 +24626,16 @@
           <w:sz w:val="19"/>
           <w:szCs w:val="19"/>
         </w:rPr>
-        <w:t>B. Fixtures in residences, private bathrooms in hotels/hospitals, restricted rest rooms, etc.</w:t>
-      </w:r>
-      <w:r>
-        <w:rPr>
-          <w:rFonts w:ascii="Century Gothic" w:hAnsi="Century Gothic"/>
-          <w:sz w:val="19"/>
-          <w:szCs w:val="19"/>
-        </w:rPr>
-        <w:br/>
-        <w:t>C. Fixtures in public restrooms</w:t>
-      </w:r>
-      <w:r>
-        <w:rPr>
-          <w:rFonts w:ascii="Century Gothic" w:hAnsi="Century Gothic"/>
-          <w:sz w:val="19"/>
-          <w:szCs w:val="19"/>
-        </w:rPr>
-        <w:br/>
-        <w:t>D. None; all are public unless signified otherwise</w:t>
+        <w:t>C. The pressure at a fixture after all pressure drops from supply, piping, etc., under maximum demand</w:t>
+      </w:r>
+      <w:r>
+        <w:rPr>
+          <w:rFonts w:ascii="Century Gothic" w:hAnsi="Century Gothic"/>
+          <w:sz w:val="19"/>
+          <w:szCs w:val="19"/>
+        </w:rPr>
+        <w:br/>
+        <w:t>D. Pressure at the main supply only</w:t>
       </w:r>
     </w:p>
     <w:p>
@@ -23888,7 +24670,7 @@
           <w:sz w:val="19"/>
           <w:szCs w:val="19"/>
         </w:rPr>
-        <w:t>What is the term “residual pressure”?</w:t>
+        <w:t>What is the requirement for overflow outlets when a fixture is provided with an overflow?</w:t>
       </w:r>
     </w:p>
     <w:p>
@@ -23908,16 +24690,96 @@
           <w:sz w:val="19"/>
           <w:szCs w:val="19"/>
         </w:rPr>
-        <w:t>A. Pressure with no flow</w:t>
-      </w:r>
-      <w:r>
-        <w:rPr>
-          <w:rFonts w:ascii="Century Gothic" w:hAnsi="Century Gothic"/>
-          <w:sz w:val="19"/>
-          <w:szCs w:val="19"/>
-        </w:rPr>
-        <w:br/>
-        <w:t>B. Pressure loss due to friction</w:t>
+        <w:t>A. No overflow needed for kitchen sinks</w:t>
+      </w:r>
+      <w:r>
+        <w:rPr>
+          <w:rFonts w:ascii="Century Gothic" w:hAnsi="Century Gothic"/>
+          <w:sz w:val="19"/>
+          <w:szCs w:val="19"/>
+        </w:rPr>
+        <w:br/>
+        <w:t>B. Overflow must remain filled when stopper is closed</w:t>
+      </w:r>
+      <w:r>
+        <w:rPr>
+          <w:rFonts w:ascii="Century Gothic" w:hAnsi="Century Gothic"/>
+          <w:sz w:val="19"/>
+          <w:szCs w:val="19"/>
+        </w:rPr>
+        <w:br/>
+      </w:r>
+      <w:r>
+        <w:rPr>
+          <w:rFonts w:ascii="Century Gothic" w:hAnsi="Century Gothic"/>
+          <w:sz w:val="19"/>
+          <w:szCs w:val="19"/>
+        </w:rPr>
+        <w:t>C. Waste to be arranged so standing water in the fixture cannot rise inside overflow when stopper is closed, and overflow remains empty when fixture is empty</w:t>
+      </w:r>
+      <w:r>
+        <w:rPr>
+          <w:rFonts w:ascii="Century Gothic" w:hAnsi="Century Gothic"/>
+          <w:sz w:val="19"/>
+          <w:szCs w:val="19"/>
+        </w:rPr>
+        <w:br/>
+        <w:t>D. Overflow outlet may discharge into trap freely</w:t>
+      </w:r>
+    </w:p>
+    <w:p>
+      <w:pPr>
+        <w:spacing w:after="0"/>
+        <w:rPr>
+          <w:rFonts w:ascii="Century Gothic" w:hAnsi="Century Gothic"/>
+          <w:sz w:val="19"/>
+          <w:szCs w:val="19"/>
+        </w:rPr>
+      </w:pPr>
+    </w:p>
+    <w:p>
+      <w:pPr>
+        <w:pStyle w:val="ListParagraph"/>
+        <w:numPr>
+          <w:ilvl w:val="0"/>
+          <w:numId w:val="55"/>
+        </w:numPr>
+        <w:spacing w:after="0"/>
+        <w:rPr>
+          <w:rFonts w:ascii="Century Gothic" w:hAnsi="Century Gothic"/>
+          <w:sz w:val="19"/>
+          <w:szCs w:val="19"/>
+        </w:rPr>
+      </w:pPr>
+      <w:r>
+        <w:rPr>
+          <w:rFonts w:ascii="Century Gothic" w:hAnsi="Century Gothic"/>
+          <w:i/>
+          <w:iCs/>
+          <w:sz w:val="19"/>
+          <w:szCs w:val="19"/>
+        </w:rPr>
+        <w:t>What is not allowed as a method of connection in drainage or vent piping?</w:t>
+      </w:r>
+    </w:p>
+    <w:p>
+      <w:pPr>
+        <w:pStyle w:val="ListParagraph"/>
+        <w:spacing w:after="0"/>
+        <w:ind w:left="1080"/>
+        <w:rPr>
+          <w:rFonts w:ascii="Century Gothic" w:hAnsi="Century Gothic"/>
+          <w:sz w:val="19"/>
+          <w:szCs w:val="19"/>
+        </w:rPr>
+      </w:pPr>
+      <w:r>
+        <w:rPr>
+          <w:rFonts w:ascii="Century Gothic" w:hAnsi="Century Gothic"/>
+          <w:sz w:val="19"/>
+          <w:szCs w:val="19"/>
+        </w:rPr>
+        <w:t>A. Using cleanouts</w:t>
       </w:r>
       <w:r>
         <w:rPr>
@@ -23935,16 +24797,33 @@
           <w:sz w:val="19"/>
           <w:szCs w:val="19"/>
         </w:rPr>
-        <w:t>C. The pressure at a fixture after all pressure drops from supply, piping, etc., under maximum demand</w:t>
-      </w:r>
-      <w:r>
-        <w:rPr>
-          <w:rFonts w:ascii="Century Gothic" w:hAnsi="Century Gothic"/>
-          <w:sz w:val="19"/>
-          <w:szCs w:val="19"/>
-        </w:rPr>
-        <w:br/>
-        <w:t>D. Pressure at the main supply only</w:t>
+        <w:t>B. Drilling and tapping cast iron soil pipes for connections</w:t>
+      </w:r>
+      <w:r>
+        <w:rPr>
+          <w:rFonts w:ascii="Century Gothic" w:hAnsi="Century Gothic"/>
+          <w:sz w:val="19"/>
+          <w:szCs w:val="19"/>
+        </w:rPr>
+        <w:br/>
+        <w:t>C. Using standard fittings approved by Administrative Authority</w:t>
+      </w:r>
+      <w:r>
+        <w:rPr>
+          <w:rFonts w:ascii="Century Gothic" w:hAnsi="Century Gothic"/>
+          <w:sz w:val="19"/>
+          <w:szCs w:val="19"/>
+        </w:rPr>
+        <w:br/>
+      </w:r>
+      <w:r>
+        <w:rPr>
+          <w:rFonts w:ascii="Century Gothic" w:hAnsi="Century Gothic"/>
+          <w:sz w:val="19"/>
+          <w:szCs w:val="19"/>
+        </w:rPr>
+        <w:lastRenderedPageBreak/>
+        <w:t>D. Using change of direction fittings per code</w:t>
       </w:r>
     </w:p>
     <w:p>
@@ -23979,7 +24858,7 @@
           <w:sz w:val="19"/>
           <w:szCs w:val="19"/>
         </w:rPr>
-        <w:t>What is the requirement for overflow outlets when a fixture is provided with an overflow?</w:t>
+        <w:t>What is required of water closet bowls for public use, per RNPCP?</w:t>
       </w:r>
     </w:p>
     <w:p>
@@ -23999,16 +24878,7 @@
           <w:sz w:val="19"/>
           <w:szCs w:val="19"/>
         </w:rPr>
-        <w:t>A. No overflow needed for kitchen sinks</w:t>
-      </w:r>
-      <w:r>
-        <w:rPr>
-          <w:rFonts w:ascii="Century Gothic" w:hAnsi="Century Gothic"/>
-          <w:sz w:val="19"/>
-          <w:szCs w:val="19"/>
-        </w:rPr>
-        <w:br/>
-        <w:t>B. Overflow must remain filled when stopper is closed</w:t>
+        <w:t>A. Round bowls only</w:t>
       </w:r>
       <w:r>
         <w:rPr>
@@ -24026,16 +24896,25 @@
           <w:sz w:val="19"/>
           <w:szCs w:val="19"/>
         </w:rPr>
-        <w:t>C. Waste to be arranged so standing water in the fixture cannot rise inside overflow when stopper is closed, and overflow remains empty when fixture is empty</w:t>
-      </w:r>
-      <w:r>
-        <w:rPr>
-          <w:rFonts w:ascii="Century Gothic" w:hAnsi="Century Gothic"/>
-          <w:sz w:val="19"/>
-          <w:szCs w:val="19"/>
-        </w:rPr>
-        <w:br/>
-        <w:t>D. Overflow outlet may discharge into trap freely</w:t>
+        <w:t>B. Elongated bowl type with open front seats</w:t>
+      </w:r>
+      <w:r>
+        <w:rPr>
+          <w:rFonts w:ascii="Century Gothic" w:hAnsi="Century Gothic"/>
+          <w:sz w:val="19"/>
+          <w:szCs w:val="19"/>
+        </w:rPr>
+        <w:br/>
+        <w:t>C. Any bowl shape, seat optional</w:t>
+      </w:r>
+      <w:r>
+        <w:rPr>
+          <w:rFonts w:ascii="Century Gothic" w:hAnsi="Century Gothic"/>
+          <w:sz w:val="19"/>
+          <w:szCs w:val="19"/>
+        </w:rPr>
+        <w:br/>
+        <w:t>D. Floor mounted flush tanks only</w:t>
       </w:r>
     </w:p>
     <w:p>
@@ -24070,7 +24949,7 @@
           <w:sz w:val="19"/>
           <w:szCs w:val="19"/>
         </w:rPr>
-        <w:t>What is not allowed as a method of connection in drainage or vent piping?</w:t>
+        <w:t>What gauge thickness is required for sheet metal sinks in restaurant kitchens (minimum)?</w:t>
       </w:r>
     </w:p>
     <w:p>
@@ -24090,7 +24969,7 @@
           <w:sz w:val="19"/>
           <w:szCs w:val="19"/>
         </w:rPr>
-        <w:t>A. Using cleanouts</w:t>
+        <w:t>A. Gauge #20</w:t>
       </w:r>
       <w:r>
         <w:rPr>
@@ -24108,7 +24987,99 @@
           <w:sz w:val="19"/>
           <w:szCs w:val="19"/>
         </w:rPr>
-        <w:t xml:space="preserve">B. Drilling and tapping cast iron </w:t>
+        <w:t>B. Gauge #16 U.S. B&amp;S (1.6 mm)</w:t>
+      </w:r>
+      <w:r>
+        <w:rPr>
+          <w:rFonts w:ascii="Century Gothic" w:hAnsi="Century Gothic"/>
+          <w:sz w:val="19"/>
+          <w:szCs w:val="19"/>
+        </w:rPr>
+        <w:br/>
+        <w:t>C. Gauge #12</w:t>
+      </w:r>
+      <w:r>
+        <w:rPr>
+          <w:rFonts w:ascii="Century Gothic" w:hAnsi="Century Gothic"/>
+          <w:sz w:val="19"/>
+          <w:szCs w:val="19"/>
+        </w:rPr>
+        <w:br/>
+        <w:t>D. Gauge #10</w:t>
+      </w:r>
+    </w:p>
+    <w:p>
+      <w:pPr>
+        <w:pStyle w:val="ListParagraph"/>
+        <w:spacing w:after="0"/>
+        <w:ind w:left="1080"/>
+        <w:rPr>
+          <w:rFonts w:ascii="Century Gothic" w:hAnsi="Century Gothic"/>
+          <w:sz w:val="19"/>
+          <w:szCs w:val="19"/>
+        </w:rPr>
+      </w:pPr>
+    </w:p>
+    <w:p>
+      <w:pPr>
+        <w:pStyle w:val="ListParagraph"/>
+        <w:numPr>
+          <w:ilvl w:val="0"/>
+          <w:numId w:val="55"/>
+        </w:numPr>
+        <w:spacing w:after="0"/>
+        <w:rPr>
+          <w:rFonts w:ascii="Century Gothic" w:hAnsi="Century Gothic"/>
+          <w:sz w:val="19"/>
+          <w:szCs w:val="19"/>
+        </w:rPr>
+      </w:pPr>
+      <w:r>
+        <w:rPr>
+          <w:rFonts w:ascii="Century Gothic" w:hAnsi="Century Gothic"/>
+          <w:i/>
+          <w:iCs/>
+          <w:sz w:val="19"/>
+          <w:szCs w:val="19"/>
+        </w:rPr>
+        <w:t>In plumbing system repairs / alterations, deviations from code are permitted if:</w:t>
+      </w:r>
+    </w:p>
+    <w:p>
+      <w:pPr>
+        <w:pStyle w:val="ListParagraph"/>
+        <w:spacing w:after="0"/>
+        <w:ind w:left="1080"/>
+        <w:rPr>
+          <w:rFonts w:ascii="Century Gothic" w:hAnsi="Century Gothic"/>
+          <w:sz w:val="19"/>
+          <w:szCs w:val="19"/>
+        </w:rPr>
+      </w:pPr>
+      <w:r>
+        <w:rPr>
+          <w:rFonts w:ascii="Century Gothic" w:hAnsi="Century Gothic"/>
+          <w:sz w:val="19"/>
+          <w:szCs w:val="19"/>
+        </w:rPr>
+        <w:t>A. They save cost</w:t>
+      </w:r>
+      <w:r>
+        <w:rPr>
+          <w:rFonts w:ascii="Century Gothic" w:hAnsi="Century Gothic"/>
+          <w:sz w:val="19"/>
+          <w:szCs w:val="19"/>
+        </w:rPr>
+        <w:br/>
+        <w:t>B. They are aesthetically pleasing</w:t>
+      </w:r>
+      <w:r>
+        <w:rPr>
+          <w:rFonts w:ascii="Century Gothic" w:hAnsi="Century Gothic"/>
+          <w:sz w:val="19"/>
+          <w:szCs w:val="19"/>
+        </w:rPr>
+        <w:br/>
       </w:r>
       <w:r>
         <w:rPr>
@@ -24118,31 +25089,23 @@
           <w:sz w:val="19"/>
           <w:szCs w:val="19"/>
         </w:rPr>
-        <w:lastRenderedPageBreak/>
-        <w:t>soil pipes for connections</w:t>
-      </w:r>
-      <w:r>
-        <w:rPr>
-          <w:rFonts w:ascii="Century Gothic" w:hAnsi="Century Gothic"/>
-          <w:sz w:val="19"/>
-          <w:szCs w:val="19"/>
-        </w:rPr>
-        <w:br/>
-        <w:t>C. Using standard fittings approved by Administrative Authority</w:t>
-      </w:r>
-      <w:r>
-        <w:rPr>
-          <w:rFonts w:ascii="Century Gothic" w:hAnsi="Century Gothic"/>
-          <w:sz w:val="19"/>
-          <w:szCs w:val="19"/>
-        </w:rPr>
-        <w:br/>
-        <w:t>D. Using change of direction fittings per code</w:t>
-      </w:r>
-    </w:p>
-    <w:p>
-      <w:pPr>
+        <w:t>C. Approved by the Administrative Authority and necessary</w:t>
+      </w:r>
+      <w:r>
+        <w:rPr>
+          <w:rFonts w:ascii="Century Gothic" w:hAnsi="Century Gothic"/>
+          <w:sz w:val="19"/>
+          <w:szCs w:val="19"/>
+        </w:rPr>
+        <w:br/>
+        <w:t>D. Done only by registered plumbers</w:t>
+      </w:r>
+    </w:p>
+    <w:p>
+      <w:pPr>
+        <w:pStyle w:val="ListParagraph"/>
         <w:spacing w:after="0"/>
+        <w:ind w:left="1080"/>
         <w:rPr>
           <w:rFonts w:ascii="Century Gothic" w:hAnsi="Century Gothic"/>
           <w:sz w:val="19"/>
@@ -24172,7 +25135,7 @@
           <w:sz w:val="19"/>
           <w:szCs w:val="19"/>
         </w:rPr>
-        <w:t>What is required of water closet bowls for public use, per RNPCP?</w:t>
+        <w:t>What is the classification of an installation where bathroom is inside a family dwelling unit?</w:t>
       </w:r>
     </w:p>
     <w:p>
@@ -24192,7 +25155,7 @@
           <w:sz w:val="19"/>
           <w:szCs w:val="19"/>
         </w:rPr>
-        <w:t>A. Round bowls only</w:t>
+        <w:t>A. Public use</w:t>
       </w:r>
       <w:r>
         <w:rPr>
@@ -24210,30 +25173,41 @@
           <w:sz w:val="19"/>
           <w:szCs w:val="19"/>
         </w:rPr>
-        <w:t>B. Elongated bowl type with open front seats</w:t>
-      </w:r>
-      <w:r>
-        <w:rPr>
-          <w:rFonts w:ascii="Century Gothic" w:hAnsi="Century Gothic"/>
-          <w:sz w:val="19"/>
-          <w:szCs w:val="19"/>
-        </w:rPr>
-        <w:br/>
-        <w:t>C. Any bowl shape, seat optional</w:t>
-      </w:r>
-      <w:r>
-        <w:rPr>
-          <w:rFonts w:ascii="Century Gothic" w:hAnsi="Century Gothic"/>
-          <w:sz w:val="19"/>
-          <w:szCs w:val="19"/>
-        </w:rPr>
-        <w:br/>
-        <w:t>D. Floor mounted flush tanks only</w:t>
-      </w:r>
-    </w:p>
-    <w:p>
-      <w:pPr>
+        <w:t>B. Private use</w:t>
+      </w:r>
+      <w:r>
+        <w:rPr>
+          <w:rFonts w:ascii="Century Gothic" w:hAnsi="Century Gothic"/>
+          <w:sz w:val="19"/>
+          <w:szCs w:val="19"/>
+        </w:rPr>
+        <w:br/>
+        <w:t>C. Semi</w:t>
+      </w:r>
+      <w:r>
+        <w:rPr>
+          <w:rFonts w:ascii="Century Gothic" w:hAnsi="Century Gothic"/>
+          <w:sz w:val="19"/>
+          <w:szCs w:val="19"/>
+        </w:rPr>
+        <w:noBreakHyphen/>
+        <w:t>private use</w:t>
+      </w:r>
+      <w:r>
+        <w:rPr>
+          <w:rFonts w:ascii="Century Gothic" w:hAnsi="Century Gothic"/>
+          <w:sz w:val="19"/>
+          <w:szCs w:val="19"/>
+        </w:rPr>
+        <w:br/>
+        <w:t>D. Commercial use</w:t>
+      </w:r>
+    </w:p>
+    <w:p>
+      <w:pPr>
+        <w:pStyle w:val="ListParagraph"/>
         <w:spacing w:after="0"/>
+        <w:ind w:left="1080"/>
         <w:rPr>
           <w:rFonts w:ascii="Century Gothic" w:hAnsi="Century Gothic"/>
           <w:sz w:val="19"/>
@@ -24263,7 +25237,7 @@
           <w:sz w:val="19"/>
           <w:szCs w:val="19"/>
         </w:rPr>
-        <w:t>What gauge thickness is required for sheet metal sinks in restaurant kitchens (minimum)?</w:t>
+        <w:t>What is prohibited regarding the use of soil or waste pipes and vent pipes?</w:t>
       </w:r>
     </w:p>
     <w:p>
@@ -24283,7 +25257,16 @@
           <w:sz w:val="19"/>
           <w:szCs w:val="19"/>
         </w:rPr>
-        <w:t>A. Gauge #20</w:t>
+        <w:t>A. Using them in separate stacks</w:t>
+      </w:r>
+      <w:r>
+        <w:rPr>
+          <w:rFonts w:ascii="Century Gothic" w:hAnsi="Century Gothic"/>
+          <w:sz w:val="19"/>
+          <w:szCs w:val="19"/>
+        </w:rPr>
+        <w:br/>
+        <w:t>B. Run vent pipes below grade</w:t>
       </w:r>
       <w:r>
         <w:rPr>
@@ -24301,38 +25284,17 @@
           <w:sz w:val="19"/>
           <w:szCs w:val="19"/>
         </w:rPr>
-        <w:t>B. Gauge #16 U.S. B&amp;S (1.6 mm)</w:t>
-      </w:r>
-      <w:r>
-        <w:rPr>
-          <w:rFonts w:ascii="Century Gothic" w:hAnsi="Century Gothic"/>
-          <w:sz w:val="19"/>
-          <w:szCs w:val="19"/>
-        </w:rPr>
-        <w:br/>
-        <w:t>C. Gauge #12</w:t>
-      </w:r>
-      <w:r>
-        <w:rPr>
-          <w:rFonts w:ascii="Century Gothic" w:hAnsi="Century Gothic"/>
-          <w:sz w:val="19"/>
-          <w:szCs w:val="19"/>
-        </w:rPr>
-        <w:br/>
-        <w:t>D. Gauge #10</w:t>
-      </w:r>
-    </w:p>
-    <w:p>
-      <w:pPr>
-        <w:pStyle w:val="ListParagraph"/>
-        <w:spacing w:after="0"/>
-        <w:ind w:left="1080"/>
-        <w:rPr>
-          <w:rFonts w:ascii="Century Gothic" w:hAnsi="Century Gothic"/>
-          <w:sz w:val="19"/>
-          <w:szCs w:val="19"/>
-        </w:rPr>
-      </w:pPr>
+        <w:t>C. Using vent piping as soil or waste pipe, or vice versa</w:t>
+      </w:r>
+      <w:r>
+        <w:rPr>
+          <w:rFonts w:ascii="Century Gothic" w:hAnsi="Century Gothic"/>
+          <w:sz w:val="19"/>
+          <w:szCs w:val="19"/>
+        </w:rPr>
+        <w:br/>
+        <w:t>D. Using same material for both</w:t>
+      </w:r>
     </w:p>
     <w:p>
       <w:pPr>
@@ -24356,7 +25318,7 @@
           <w:sz w:val="19"/>
           <w:szCs w:val="19"/>
         </w:rPr>
-        <w:t>In plumbing system repairs / alterations, deviations from code are permitted if:</w:t>
+        <w:t>What is “fixture drain” as defined in RNPCP?</w:t>
       </w:r>
     </w:p>
     <w:p>
@@ -24370,31 +25332,6 @@
           <w:szCs w:val="19"/>
         </w:rPr>
       </w:pPr>
-      <w:r>
-        <w:rPr>
-          <w:rFonts w:ascii="Century Gothic" w:hAnsi="Century Gothic"/>
-          <w:sz w:val="19"/>
-          <w:szCs w:val="19"/>
-        </w:rPr>
-        <w:t>A. They save cost</w:t>
-      </w:r>
-      <w:r>
-        <w:rPr>
-          <w:rFonts w:ascii="Century Gothic" w:hAnsi="Century Gothic"/>
-          <w:sz w:val="19"/>
-          <w:szCs w:val="19"/>
-        </w:rPr>
-        <w:br/>
-        <w:t>B. They are aesthetically pleasing</w:t>
-      </w:r>
-      <w:r>
-        <w:rPr>
-          <w:rFonts w:ascii="Century Gothic" w:hAnsi="Century Gothic"/>
-          <w:sz w:val="19"/>
-          <w:szCs w:val="19"/>
-        </w:rPr>
-        <w:br/>
-      </w:r>
       <w:r>
         <w:rPr>
           <w:rFonts w:ascii="Century Gothic" w:hAnsi="Century Gothic"/>
@@ -24403,16 +25340,41 @@
           <w:sz w:val="19"/>
           <w:szCs w:val="19"/>
         </w:rPr>
-        <w:t>C. Approved by the Administrative Authority and necessary</w:t>
-      </w:r>
-      <w:r>
-        <w:rPr>
-          <w:rFonts w:ascii="Century Gothic" w:hAnsi="Century Gothic"/>
-          <w:sz w:val="19"/>
-          <w:szCs w:val="19"/>
-        </w:rPr>
-        <w:br/>
-        <w:t>D. Done only by registered plumbers</w:t>
+        <w:t>A. Drain from fixture trap to the junction with other drains</w:t>
+      </w:r>
+      <w:r>
+        <w:rPr>
+          <w:rFonts w:ascii="Century Gothic" w:hAnsi="Century Gothic"/>
+          <w:sz w:val="19"/>
+          <w:szCs w:val="19"/>
+        </w:rPr>
+        <w:br/>
+      </w:r>
+      <w:r>
+        <w:rPr>
+          <w:rFonts w:ascii="Century Gothic" w:hAnsi="Century Gothic"/>
+          <w:sz w:val="19"/>
+          <w:szCs w:val="19"/>
+        </w:rPr>
+        <w:t>B. Entire building sewer line</w:t>
+      </w:r>
+      <w:r>
+        <w:rPr>
+          <w:rFonts w:ascii="Century Gothic" w:hAnsi="Century Gothic"/>
+          <w:sz w:val="19"/>
+          <w:szCs w:val="19"/>
+        </w:rPr>
+        <w:br/>
+        <w:t>C. Any vent opening</w:t>
+      </w:r>
+      <w:r>
+        <w:rPr>
+          <w:rFonts w:ascii="Century Gothic" w:hAnsi="Century Gothic"/>
+          <w:sz w:val="19"/>
+          <w:szCs w:val="19"/>
+        </w:rPr>
+        <w:br/>
+        <w:t>D. Backwater valve connection</w:t>
       </w:r>
     </w:p>
     <w:p>
@@ -24429,12 +25391,10 @@
     </w:p>
     <w:p>
       <w:pPr>
-        <w:pStyle w:val="ListParagraph"/>
         <w:numPr>
           <w:ilvl w:val="0"/>
           <w:numId w:val="55"/>
         </w:numPr>
-        <w:spacing w:after="0"/>
         <w:rPr>
           <w:rFonts w:ascii="Century Gothic" w:hAnsi="Century Gothic"/>
           <w:sz w:val="19"/>
@@ -24449,27 +25409,16 @@
           <w:sz w:val="19"/>
           <w:szCs w:val="19"/>
         </w:rPr>
-        <w:t>What is the classification of an installation where bathroom is inside a family dwelling unit?</w:t>
-      </w:r>
-    </w:p>
-    <w:p>
-      <w:pPr>
-        <w:pStyle w:val="ListParagraph"/>
-        <w:spacing w:after="0"/>
-        <w:ind w:left="1080"/>
-        <w:rPr>
-          <w:rFonts w:ascii="Century Gothic" w:hAnsi="Century Gothic"/>
-          <w:sz w:val="19"/>
-          <w:szCs w:val="19"/>
-        </w:rPr>
-      </w:pPr>
-      <w:r>
-        <w:rPr>
-          <w:rFonts w:ascii="Century Gothic" w:hAnsi="Century Gothic"/>
-          <w:sz w:val="19"/>
-          <w:szCs w:val="19"/>
-        </w:rPr>
-        <w:t>A. Public use</w:t>
+        <w:t>What is “fixture supply” per RNPCP definitions?</w:t>
+      </w:r>
+      <w:r>
+        <w:rPr>
+          <w:rFonts w:ascii="Century Gothic" w:hAnsi="Century Gothic"/>
+          <w:sz w:val="19"/>
+          <w:szCs w:val="19"/>
+        </w:rPr>
+        <w:br/>
+        <w:t>A. Any water main in street</w:t>
       </w:r>
       <w:r>
         <w:rPr>
@@ -24487,56 +25436,43 @@
           <w:sz w:val="19"/>
           <w:szCs w:val="19"/>
         </w:rPr>
-        <w:t>B. Private use</w:t>
-      </w:r>
-      <w:r>
-        <w:rPr>
-          <w:rFonts w:ascii="Century Gothic" w:hAnsi="Century Gothic"/>
-          <w:sz w:val="19"/>
-          <w:szCs w:val="19"/>
-        </w:rPr>
-        <w:br/>
-        <w:t>C. Semi</w:t>
-      </w:r>
-      <w:r>
-        <w:rPr>
-          <w:rFonts w:ascii="Century Gothic" w:hAnsi="Century Gothic"/>
-          <w:sz w:val="19"/>
-          <w:szCs w:val="19"/>
-        </w:rPr>
-        <w:noBreakHyphen/>
-        <w:t>private use</w:t>
-      </w:r>
-      <w:r>
-        <w:rPr>
-          <w:rFonts w:ascii="Century Gothic" w:hAnsi="Century Gothic"/>
-          <w:sz w:val="19"/>
-          <w:szCs w:val="19"/>
-        </w:rPr>
-        <w:br/>
-        <w:t>D. Commercial use</w:t>
-      </w:r>
-    </w:p>
-    <w:p>
-      <w:pPr>
-        <w:pStyle w:val="ListParagraph"/>
-        <w:spacing w:after="0"/>
-        <w:ind w:left="1080"/>
-        <w:rPr>
-          <w:rFonts w:ascii="Century Gothic" w:hAnsi="Century Gothic"/>
-          <w:sz w:val="19"/>
-          <w:szCs w:val="19"/>
-        </w:rPr>
-      </w:pPr>
-    </w:p>
-    <w:p>
-      <w:pPr>
-        <w:pStyle w:val="ListParagraph"/>
+        <w:t>B. Water supply pipe connecting distributing pipe to fixture supply outlet</w:t>
+      </w:r>
+      <w:r>
+        <w:rPr>
+          <w:rFonts w:ascii="Century Gothic" w:hAnsi="Century Gothic"/>
+          <w:sz w:val="19"/>
+          <w:szCs w:val="19"/>
+        </w:rPr>
+        <w:br/>
+        <w:t>C. The water meter itself</w:t>
+      </w:r>
+      <w:r>
+        <w:rPr>
+          <w:rFonts w:ascii="Century Gothic" w:hAnsi="Century Gothic"/>
+          <w:sz w:val="19"/>
+          <w:szCs w:val="19"/>
+        </w:rPr>
+        <w:br/>
+        <w:t>D. Any faucet in the building</w:t>
+      </w:r>
+    </w:p>
+    <w:p>
+      <w:pPr>
+        <w:ind w:left="1080"/>
+        <w:rPr>
+          <w:rFonts w:ascii="Century Gothic" w:hAnsi="Century Gothic"/>
+          <w:sz w:val="19"/>
+          <w:szCs w:val="19"/>
+        </w:rPr>
+      </w:pPr>
+    </w:p>
+    <w:p>
+      <w:pPr>
         <w:numPr>
           <w:ilvl w:val="0"/>
           <w:numId w:val="55"/>
         </w:numPr>
-        <w:spacing w:after="0"/>
         <w:rPr>
           <w:rFonts w:ascii="Century Gothic" w:hAnsi="Century Gothic"/>
           <w:sz w:val="19"/>
@@ -24551,36 +25487,58 @@
           <w:sz w:val="19"/>
           <w:szCs w:val="19"/>
         </w:rPr>
-        <w:t>What is prohibited regarding the use of soil or waste pipes and vent pipes?</w:t>
-      </w:r>
-    </w:p>
-    <w:p>
-      <w:pPr>
-        <w:pStyle w:val="ListParagraph"/>
-        <w:spacing w:after="0"/>
-        <w:ind w:left="1080"/>
-        <w:rPr>
-          <w:rFonts w:ascii="Century Gothic" w:hAnsi="Century Gothic"/>
-          <w:sz w:val="19"/>
-          <w:szCs w:val="19"/>
-        </w:rPr>
-      </w:pPr>
-      <w:r>
-        <w:rPr>
-          <w:rFonts w:ascii="Century Gothic" w:hAnsi="Century Gothic"/>
-          <w:sz w:val="19"/>
-          <w:szCs w:val="19"/>
-        </w:rPr>
-        <w:t>A. Using them in separate stacks</w:t>
-      </w:r>
-      <w:r>
-        <w:rPr>
-          <w:rFonts w:ascii="Century Gothic" w:hAnsi="Century Gothic"/>
-          <w:sz w:val="19"/>
-          <w:szCs w:val="19"/>
-        </w:rPr>
-        <w:br/>
-        <w:t>B. Run vent pipes below grade</w:t>
+        <w:t xml:space="preserve">What is required </w:t>
+      </w:r>
+      <w:proofErr w:type="gramStart"/>
+      <w:r>
+        <w:rPr>
+          <w:rFonts w:ascii="Century Gothic" w:hAnsi="Century Gothic"/>
+          <w:i/>
+          <w:iCs/>
+          <w:sz w:val="19"/>
+          <w:szCs w:val="19"/>
+        </w:rPr>
+        <w:t>of in</w:t>
+      </w:r>
+      <w:r>
+        <w:rPr>
+          <w:rFonts w:ascii="Century Gothic" w:hAnsi="Century Gothic"/>
+          <w:i/>
+          <w:iCs/>
+          <w:sz w:val="19"/>
+          <w:szCs w:val="19"/>
+        </w:rPr>
+        <w:noBreakHyphen/>
+        <w:t>ground</w:t>
+      </w:r>
+      <w:proofErr w:type="gramEnd"/>
+      <w:r>
+        <w:rPr>
+          <w:rFonts w:ascii="Century Gothic" w:hAnsi="Century Gothic"/>
+          <w:i/>
+          <w:iCs/>
+          <w:sz w:val="19"/>
+          <w:szCs w:val="19"/>
+        </w:rPr>
+        <w:t xml:space="preserve"> piping when buried in the ground?</w:t>
+      </w:r>
+      <w:r>
+        <w:rPr>
+          <w:rFonts w:ascii="Century Gothic" w:hAnsi="Century Gothic"/>
+          <w:sz w:val="19"/>
+          <w:szCs w:val="19"/>
+        </w:rPr>
+        <w:br/>
+        <w:t>A. It can be placed on any soil type</w:t>
+      </w:r>
+      <w:r>
+        <w:rPr>
+          <w:rFonts w:ascii="Century Gothic" w:hAnsi="Century Gothic"/>
+          <w:sz w:val="19"/>
+          <w:szCs w:val="19"/>
+        </w:rPr>
+        <w:br/>
+        <w:t>B. No bedding needed</w:t>
       </w:r>
       <w:r>
         <w:rPr>
@@ -24598,26 +25556,34 @@
           <w:sz w:val="19"/>
           <w:szCs w:val="19"/>
         </w:rPr>
-        <w:t>C. Using vent piping as soil or waste pipe, or vice versa</w:t>
-      </w:r>
-      <w:r>
-        <w:rPr>
-          <w:rFonts w:ascii="Century Gothic" w:hAnsi="Century Gothic"/>
-          <w:sz w:val="19"/>
-          <w:szCs w:val="19"/>
-        </w:rPr>
-        <w:br/>
-        <w:t>D. Using same material for both</w:t>
-      </w:r>
-    </w:p>
-    <w:p>
-      <w:pPr>
-        <w:pStyle w:val="ListParagraph"/>
+        <w:t>C. Laid on a firm bed for its entire length, or using a concrete cradle approved by Authority</w:t>
+      </w:r>
+      <w:r>
+        <w:rPr>
+          <w:rFonts w:ascii="Century Gothic" w:hAnsi="Century Gothic"/>
+          <w:sz w:val="19"/>
+          <w:szCs w:val="19"/>
+        </w:rPr>
+        <w:br/>
+        <w:t>D. It must be above ground only</w:t>
+      </w:r>
+    </w:p>
+    <w:p>
+      <w:pPr>
+        <w:ind w:left="1080"/>
+        <w:rPr>
+          <w:rFonts w:ascii="Century Gothic" w:hAnsi="Century Gothic"/>
+          <w:sz w:val="19"/>
+          <w:szCs w:val="19"/>
+        </w:rPr>
+      </w:pPr>
+    </w:p>
+    <w:p>
+      <w:pPr>
         <w:numPr>
           <w:ilvl w:val="0"/>
           <w:numId w:val="55"/>
         </w:numPr>
-        <w:spacing w:after="0"/>
         <w:rPr>
           <w:rFonts w:ascii="Century Gothic" w:hAnsi="Century Gothic"/>
           <w:sz w:val="19"/>
@@ -24632,20 +25598,16 @@
           <w:sz w:val="19"/>
           <w:szCs w:val="19"/>
         </w:rPr>
-        <w:t>What is “fixture drain” as defined in RNPCP?</w:t>
-      </w:r>
-    </w:p>
-    <w:p>
-      <w:pPr>
-        <w:pStyle w:val="ListParagraph"/>
-        <w:spacing w:after="0"/>
-        <w:ind w:left="1080"/>
-        <w:rPr>
-          <w:rFonts w:ascii="Century Gothic" w:hAnsi="Century Gothic"/>
-          <w:sz w:val="19"/>
-          <w:szCs w:val="19"/>
-        </w:rPr>
-      </w:pPr>
+        <w:t>How should change of direction in drainage or waste piping be made?</w:t>
+      </w:r>
+      <w:r>
+        <w:rPr>
+          <w:rFonts w:ascii="Century Gothic" w:hAnsi="Century Gothic"/>
+          <w:sz w:val="19"/>
+          <w:szCs w:val="19"/>
+        </w:rPr>
+        <w:br/>
+      </w:r>
       <w:r>
         <w:rPr>
           <w:rFonts w:ascii="Century Gothic" w:hAnsi="Century Gothic"/>
@@ -24654,47 +25616,44 @@
           <w:sz w:val="19"/>
           <w:szCs w:val="19"/>
         </w:rPr>
-        <w:t>A. Drain from fixture trap to the junction with other drains</w:t>
-      </w:r>
-      <w:r>
-        <w:rPr>
-          <w:rFonts w:ascii="Century Gothic" w:hAnsi="Century Gothic"/>
-          <w:sz w:val="19"/>
-          <w:szCs w:val="19"/>
-        </w:rPr>
-        <w:br/>
-        <w:t>B. Entire building sewer line</w:t>
-      </w:r>
-      <w:r>
-        <w:rPr>
-          <w:rFonts w:ascii="Century Gothic" w:hAnsi="Century Gothic"/>
-          <w:sz w:val="19"/>
-          <w:szCs w:val="19"/>
-        </w:rPr>
-        <w:br/>
-        <w:t>C. Any vent opening</w:t>
-      </w:r>
-      <w:r>
-        <w:rPr>
-          <w:rFonts w:ascii="Century Gothic" w:hAnsi="Century Gothic"/>
-          <w:sz w:val="19"/>
-          <w:szCs w:val="19"/>
-        </w:rPr>
-        <w:br/>
-        <w:t>D. Backwater valve connection</w:t>
-      </w:r>
-    </w:p>
-    <w:p>
-      <w:pPr>
-        <w:pStyle w:val="ListParagraph"/>
-        <w:spacing w:after="0"/>
-        <w:ind w:left="1080"/>
-        <w:rPr>
-          <w:rFonts w:ascii="Century Gothic" w:hAnsi="Century Gothic"/>
-          <w:sz w:val="19"/>
-          <w:szCs w:val="19"/>
-        </w:rPr>
-      </w:pPr>
+        <w:t>A. With short bends or swept elbows only</w:t>
+      </w:r>
+      <w:r>
+        <w:rPr>
+          <w:rFonts w:ascii="Century Gothic" w:hAnsi="Century Gothic"/>
+          <w:sz w:val="19"/>
+          <w:szCs w:val="19"/>
+        </w:rPr>
+        <w:br/>
+        <w:t>B. With multiple sharp</w:t>
+      </w:r>
+      <w:r>
+        <w:rPr>
+          <w:rFonts w:ascii="Century Gothic" w:hAnsi="Century Gothic"/>
+          <w:sz w:val="19"/>
+          <w:szCs w:val="19"/>
+        </w:rPr>
+        <w:noBreakHyphen/>
+        <w:t>angle fittings</w:t>
+      </w:r>
+      <w:r>
+        <w:rPr>
+          <w:rFonts w:ascii="Century Gothic" w:hAnsi="Century Gothic"/>
+          <w:sz w:val="19"/>
+          <w:szCs w:val="19"/>
+        </w:rPr>
+        <w:br/>
+        <w:t>C. Without fittings, by bending pipe</w:t>
+      </w:r>
+      <w:r>
+        <w:rPr>
+          <w:rFonts w:ascii="Century Gothic" w:hAnsi="Century Gothic"/>
+          <w:sz w:val="19"/>
+          <w:szCs w:val="19"/>
+        </w:rPr>
+        <w:br/>
+        <w:t>D. Change of direction is not allowed</w:t>
+      </w:r>
     </w:p>
     <w:p>
       <w:pPr>
@@ -24716,16 +25675,48 @@
           <w:sz w:val="19"/>
           <w:szCs w:val="19"/>
         </w:rPr>
-        <w:t>What is “fixture supply” per RNPCP definitions?</w:t>
-      </w:r>
-      <w:r>
-        <w:rPr>
-          <w:rFonts w:ascii="Century Gothic" w:hAnsi="Century Gothic"/>
-          <w:sz w:val="19"/>
-          <w:szCs w:val="19"/>
-        </w:rPr>
-        <w:br/>
-        <w:t>A. Any water main in street</w:t>
+        <w:t>What is the requirement for vertical piping support in a multi</w:t>
+      </w:r>
+      <w:r>
+        <w:rPr>
+          <w:rFonts w:ascii="Century Gothic" w:hAnsi="Century Gothic"/>
+          <w:i/>
+          <w:iCs/>
+          <w:sz w:val="19"/>
+          <w:szCs w:val="19"/>
+        </w:rPr>
+        <w:noBreakHyphen/>
+      </w:r>
+      <w:proofErr w:type="spellStart"/>
+      <w:r>
+        <w:rPr>
+          <w:rFonts w:ascii="Century Gothic" w:hAnsi="Century Gothic"/>
+          <w:i/>
+          <w:iCs/>
+          <w:sz w:val="19"/>
+          <w:szCs w:val="19"/>
+        </w:rPr>
+        <w:t>storey</w:t>
+      </w:r>
+      <w:proofErr w:type="spellEnd"/>
+      <w:r>
+        <w:rPr>
+          <w:rFonts w:ascii="Century Gothic" w:hAnsi="Century Gothic"/>
+          <w:i/>
+          <w:iCs/>
+          <w:sz w:val="19"/>
+          <w:szCs w:val="19"/>
+        </w:rPr>
+        <w:t xml:space="preserve"> building?</w:t>
+      </w:r>
+      <w:r>
+        <w:rPr>
+          <w:rFonts w:ascii="Century Gothic" w:hAnsi="Century Gothic"/>
+          <w:sz w:val="19"/>
+          <w:szCs w:val="19"/>
+        </w:rPr>
+        <w:br/>
+        <w:t>A. Every 2nd floor only</w:t>
       </w:r>
       <w:r>
         <w:rPr>
@@ -24743,36 +25734,26 @@
           <w:sz w:val="19"/>
           <w:szCs w:val="19"/>
         </w:rPr>
-        <w:t>B. Water supply pipe connecting distributing pipe to fixture supply outlet</w:t>
-      </w:r>
-      <w:r>
-        <w:rPr>
-          <w:rFonts w:ascii="Century Gothic" w:hAnsi="Century Gothic"/>
-          <w:sz w:val="19"/>
-          <w:szCs w:val="19"/>
-        </w:rPr>
-        <w:br/>
-        <w:t>C. The water meter itself</w:t>
-      </w:r>
-      <w:r>
-        <w:rPr>
-          <w:rFonts w:ascii="Century Gothic" w:hAnsi="Century Gothic"/>
-          <w:sz w:val="19"/>
-          <w:szCs w:val="19"/>
-        </w:rPr>
-        <w:br/>
-        <w:t>D. Any faucet in the building</w:t>
-      </w:r>
-    </w:p>
-    <w:p>
-      <w:pPr>
-        <w:ind w:left="1080"/>
-        <w:rPr>
-          <w:rFonts w:ascii="Century Gothic" w:hAnsi="Century Gothic"/>
-          <w:sz w:val="19"/>
-          <w:szCs w:val="19"/>
-        </w:rPr>
-      </w:pPr>
+        <w:t>B. At every one (1) meter interval</w:t>
+      </w:r>
+      <w:r>
+        <w:rPr>
+          <w:rFonts w:ascii="Century Gothic" w:hAnsi="Century Gothic"/>
+          <w:sz w:val="19"/>
+          <w:szCs w:val="19"/>
+        </w:rPr>
+        <w:br/>
+        <w:t>C. No supports needed for vertical pipes</w:t>
+      </w:r>
+      <w:r>
+        <w:rPr>
+          <w:rFonts w:ascii="Century Gothic" w:hAnsi="Century Gothic"/>
+          <w:sz w:val="19"/>
+          <w:szCs w:val="19"/>
+        </w:rPr>
+        <w:br/>
+        <w:t>D. Only at top and bottom of stack</w:t>
+      </w:r>
     </w:p>
     <w:p>
       <w:pPr>
@@ -24794,273 +25775,6 @@
           <w:sz w:val="19"/>
           <w:szCs w:val="19"/>
         </w:rPr>
-        <w:t>What is required of in</w:t>
-      </w:r>
-      <w:r>
-        <w:rPr>
-          <w:rFonts w:ascii="Century Gothic" w:hAnsi="Century Gothic"/>
-          <w:i/>
-          <w:iCs/>
-          <w:sz w:val="19"/>
-          <w:szCs w:val="19"/>
-        </w:rPr>
-        <w:noBreakHyphen/>
-        <w:t>ground piping when buried in the ground?</w:t>
-      </w:r>
-      <w:r>
-        <w:rPr>
-          <w:rFonts w:ascii="Century Gothic" w:hAnsi="Century Gothic"/>
-          <w:sz w:val="19"/>
-          <w:szCs w:val="19"/>
-        </w:rPr>
-        <w:br/>
-        <w:t>A. It can be placed on any soil type</w:t>
-      </w:r>
-      <w:r>
-        <w:rPr>
-          <w:rFonts w:ascii="Century Gothic" w:hAnsi="Century Gothic"/>
-          <w:sz w:val="19"/>
-          <w:szCs w:val="19"/>
-        </w:rPr>
-        <w:br/>
-        <w:t>B. No bedding needed</w:t>
-      </w:r>
-      <w:r>
-        <w:rPr>
-          <w:rFonts w:ascii="Century Gothic" w:hAnsi="Century Gothic"/>
-          <w:sz w:val="19"/>
-          <w:szCs w:val="19"/>
-        </w:rPr>
-        <w:br/>
-      </w:r>
-      <w:r>
-        <w:rPr>
-          <w:rFonts w:ascii="Century Gothic" w:hAnsi="Century Gothic"/>
-          <w:b/>
-          <w:bCs/>
-          <w:sz w:val="19"/>
-          <w:szCs w:val="19"/>
-        </w:rPr>
-        <w:t>C. Laid on a firm bed for its entire length, or using a concrete cradle approved by Authority</w:t>
-      </w:r>
-      <w:r>
-        <w:rPr>
-          <w:rFonts w:ascii="Century Gothic" w:hAnsi="Century Gothic"/>
-          <w:sz w:val="19"/>
-          <w:szCs w:val="19"/>
-        </w:rPr>
-        <w:br/>
-        <w:t>D. It must be above ground only</w:t>
-      </w:r>
-    </w:p>
-    <w:p>
-      <w:pPr>
-        <w:ind w:left="1080"/>
-        <w:rPr>
-          <w:rFonts w:ascii="Century Gothic" w:hAnsi="Century Gothic"/>
-          <w:sz w:val="19"/>
-          <w:szCs w:val="19"/>
-        </w:rPr>
-      </w:pPr>
-    </w:p>
-    <w:p>
-      <w:pPr>
-        <w:numPr>
-          <w:ilvl w:val="0"/>
-          <w:numId w:val="55"/>
-        </w:numPr>
-        <w:rPr>
-          <w:rFonts w:ascii="Century Gothic" w:hAnsi="Century Gothic"/>
-          <w:sz w:val="19"/>
-          <w:szCs w:val="19"/>
-        </w:rPr>
-      </w:pPr>
-      <w:r>
-        <w:rPr>
-          <w:rFonts w:ascii="Century Gothic" w:hAnsi="Century Gothic"/>
-          <w:i/>
-          <w:iCs/>
-          <w:sz w:val="19"/>
-          <w:szCs w:val="19"/>
-        </w:rPr>
-        <w:t>How should change of direction in drainage or waste piping be made?</w:t>
-      </w:r>
-      <w:r>
-        <w:rPr>
-          <w:rFonts w:ascii="Century Gothic" w:hAnsi="Century Gothic"/>
-          <w:sz w:val="19"/>
-          <w:szCs w:val="19"/>
-        </w:rPr>
-        <w:br/>
-      </w:r>
-      <w:r>
-        <w:rPr>
-          <w:rFonts w:ascii="Century Gothic" w:hAnsi="Century Gothic"/>
-          <w:b/>
-          <w:bCs/>
-          <w:sz w:val="19"/>
-          <w:szCs w:val="19"/>
-        </w:rPr>
-        <w:t>A. With short bends or swept elbows only</w:t>
-      </w:r>
-      <w:r>
-        <w:rPr>
-          <w:rFonts w:ascii="Century Gothic" w:hAnsi="Century Gothic"/>
-          <w:sz w:val="19"/>
-          <w:szCs w:val="19"/>
-        </w:rPr>
-        <w:br/>
-        <w:t>B. With multiple sharp</w:t>
-      </w:r>
-      <w:r>
-        <w:rPr>
-          <w:rFonts w:ascii="Century Gothic" w:hAnsi="Century Gothic"/>
-          <w:sz w:val="19"/>
-          <w:szCs w:val="19"/>
-        </w:rPr>
-        <w:noBreakHyphen/>
-        <w:t>angle fittings</w:t>
-      </w:r>
-      <w:r>
-        <w:rPr>
-          <w:rFonts w:ascii="Century Gothic" w:hAnsi="Century Gothic"/>
-          <w:sz w:val="19"/>
-          <w:szCs w:val="19"/>
-        </w:rPr>
-        <w:br/>
-        <w:t>C. Without fittings, by bending pipe</w:t>
-      </w:r>
-      <w:r>
-        <w:rPr>
-          <w:rFonts w:ascii="Century Gothic" w:hAnsi="Century Gothic"/>
-          <w:sz w:val="19"/>
-          <w:szCs w:val="19"/>
-        </w:rPr>
-        <w:br/>
-        <w:t>D. Change of direction is not allowed</w:t>
-      </w:r>
-    </w:p>
-    <w:p>
-      <w:pPr>
-        <w:numPr>
-          <w:ilvl w:val="0"/>
-          <w:numId w:val="55"/>
-        </w:numPr>
-        <w:rPr>
-          <w:rFonts w:ascii="Century Gothic" w:hAnsi="Century Gothic"/>
-          <w:sz w:val="19"/>
-          <w:szCs w:val="19"/>
-        </w:rPr>
-      </w:pPr>
-      <w:r>
-        <w:rPr>
-          <w:rFonts w:ascii="Century Gothic" w:hAnsi="Century Gothic"/>
-          <w:i/>
-          <w:iCs/>
-          <w:sz w:val="19"/>
-          <w:szCs w:val="19"/>
-        </w:rPr>
-        <w:t>What is the requirement for vertical piping support in a multi</w:t>
-      </w:r>
-      <w:r>
-        <w:rPr>
-          <w:rFonts w:ascii="Century Gothic" w:hAnsi="Century Gothic"/>
-          <w:i/>
-          <w:iCs/>
-          <w:sz w:val="19"/>
-          <w:szCs w:val="19"/>
-        </w:rPr>
-        <w:noBreakHyphen/>
-      </w:r>
-      <w:proofErr w:type="spellStart"/>
-      <w:r>
-        <w:rPr>
-          <w:rFonts w:ascii="Century Gothic" w:hAnsi="Century Gothic"/>
-          <w:i/>
-          <w:iCs/>
-          <w:sz w:val="19"/>
-          <w:szCs w:val="19"/>
-        </w:rPr>
-        <w:t>storey</w:t>
-      </w:r>
-      <w:proofErr w:type="spellEnd"/>
-      <w:r>
-        <w:rPr>
-          <w:rFonts w:ascii="Century Gothic" w:hAnsi="Century Gothic"/>
-          <w:i/>
-          <w:iCs/>
-          <w:sz w:val="19"/>
-          <w:szCs w:val="19"/>
-        </w:rPr>
-        <w:t xml:space="preserve"> building?</w:t>
-      </w:r>
-      <w:r>
-        <w:rPr>
-          <w:rFonts w:ascii="Century Gothic" w:hAnsi="Century Gothic"/>
-          <w:sz w:val="19"/>
-          <w:szCs w:val="19"/>
-        </w:rPr>
-        <w:br/>
-        <w:t>A. Every 2nd floor only</w:t>
-      </w:r>
-      <w:r>
-        <w:rPr>
-          <w:rFonts w:ascii="Century Gothic" w:hAnsi="Century Gothic"/>
-          <w:sz w:val="19"/>
-          <w:szCs w:val="19"/>
-        </w:rPr>
-        <w:br/>
-      </w:r>
-      <w:r>
-        <w:rPr>
-          <w:rFonts w:ascii="Century Gothic" w:hAnsi="Century Gothic"/>
-          <w:b/>
-          <w:bCs/>
-          <w:sz w:val="19"/>
-          <w:szCs w:val="19"/>
-        </w:rPr>
-        <w:t>B. At every one (1) meter interval</w:t>
-      </w:r>
-      <w:r>
-        <w:rPr>
-          <w:rFonts w:ascii="Century Gothic" w:hAnsi="Century Gothic"/>
-          <w:sz w:val="19"/>
-          <w:szCs w:val="19"/>
-        </w:rPr>
-        <w:br/>
-        <w:t>C. No supports needed for vertical pipes</w:t>
-      </w:r>
-      <w:r>
-        <w:rPr>
-          <w:rFonts w:ascii="Century Gothic" w:hAnsi="Century Gothic"/>
-          <w:sz w:val="19"/>
-          <w:szCs w:val="19"/>
-        </w:rPr>
-        <w:br/>
-        <w:t>D. Only at top and bottom of stack</w:t>
-      </w:r>
-    </w:p>
-    <w:p>
-      <w:pPr>
-        <w:numPr>
-          <w:ilvl w:val="0"/>
-          <w:numId w:val="55"/>
-        </w:numPr>
-        <w:rPr>
-          <w:rFonts w:ascii="Century Gothic" w:hAnsi="Century Gothic"/>
-          <w:sz w:val="19"/>
-          <w:szCs w:val="19"/>
-        </w:rPr>
-      </w:pPr>
-      <w:r>
-        <w:rPr>
-          <w:rFonts w:ascii="Century Gothic" w:hAnsi="Century Gothic"/>
-          <w:i/>
-          <w:iCs/>
-          <w:sz w:val="19"/>
-          <w:szCs w:val="19"/>
-        </w:rPr>
-        <w:lastRenderedPageBreak/>
         <w:t>How far apart can supports (metal hangers) be spaced for small</w:t>
       </w:r>
       <w:r>
@@ -25101,6 +25815,14 @@
           <w:szCs w:val="19"/>
         </w:rPr>
         <w:br/>
+      </w:r>
+      <w:r>
+        <w:rPr>
+          <w:rFonts w:ascii="Century Gothic" w:hAnsi="Century Gothic"/>
+          <w:sz w:val="19"/>
+          <w:szCs w:val="19"/>
+        </w:rPr>
+        <w:lastRenderedPageBreak/>
         <w:t>A. ~1 m</w:t>
       </w:r>
       <w:r>
@@ -25259,7 +25981,29 @@
           <w:sz w:val="19"/>
           <w:szCs w:val="19"/>
         </w:rPr>
-        <w:t>What is required of water heater, storage device design and installation?</w:t>
+        <w:t xml:space="preserve">What is required of water </w:t>
+      </w:r>
+      <w:proofErr w:type="gramStart"/>
+      <w:r>
+        <w:rPr>
+          <w:rFonts w:ascii="Century Gothic" w:hAnsi="Century Gothic"/>
+          <w:i/>
+          <w:iCs/>
+          <w:sz w:val="19"/>
+          <w:szCs w:val="19"/>
+        </w:rPr>
+        <w:t>heater</w:t>
+      </w:r>
+      <w:proofErr w:type="gramEnd"/>
+      <w:r>
+        <w:rPr>
+          <w:rFonts w:ascii="Century Gothic" w:hAnsi="Century Gothic"/>
+          <w:i/>
+          <w:iCs/>
+          <w:sz w:val="19"/>
+          <w:szCs w:val="19"/>
+        </w:rPr>
+        <w:t>, storage device design and installation?</w:t>
       </w:r>
       <w:r>
         <w:rPr>
@@ -25464,7 +26208,7 @@
           <w:sz w:val="19"/>
           <w:szCs w:val="19"/>
         </w:rPr>
-        <w:t xml:space="preserve">B. Must use private </w:t>
+        <w:t>B. Must use private sewage</w:t>
       </w:r>
       <w:r>
         <w:rPr>
@@ -25474,7 +26218,86 @@
           <w:sz w:val="19"/>
           <w:szCs w:val="19"/>
         </w:rPr>
-        <w:t>sewage</w:t>
+        <w:noBreakHyphen/>
+        <w:t>disposal system (e.g. septic tank) meeting RNPCP specs</w:t>
+      </w:r>
+      <w:r>
+        <w:rPr>
+          <w:rFonts w:ascii="Century Gothic" w:hAnsi="Century Gothic"/>
+          <w:sz w:val="19"/>
+          <w:szCs w:val="19"/>
+        </w:rPr>
+        <w:br/>
+      </w:r>
+      <w:r>
+        <w:rPr>
+          <w:rFonts w:ascii="Century Gothic" w:hAnsi="Century Gothic"/>
+          <w:sz w:val="19"/>
+          <w:szCs w:val="19"/>
+        </w:rPr>
+        <w:t>C. Discharge into nearest stream</w:t>
+      </w:r>
+      <w:r>
+        <w:rPr>
+          <w:rFonts w:ascii="Century Gothic" w:hAnsi="Century Gothic"/>
+          <w:sz w:val="19"/>
+          <w:szCs w:val="19"/>
+        </w:rPr>
+        <w:br/>
+        <w:t>D. Use simple pit only</w:t>
+      </w:r>
+    </w:p>
+    <w:p>
+      <w:pPr>
+        <w:ind w:left="1080"/>
+        <w:rPr>
+          <w:rFonts w:ascii="Century Gothic" w:hAnsi="Century Gothic"/>
+          <w:sz w:val="19"/>
+          <w:szCs w:val="19"/>
+        </w:rPr>
+      </w:pPr>
+    </w:p>
+    <w:p>
+      <w:pPr>
+        <w:pStyle w:val="ListParagraph"/>
+        <w:numPr>
+          <w:ilvl w:val="0"/>
+          <w:numId w:val="55"/>
+        </w:numPr>
+        <w:rPr>
+          <w:rFonts w:ascii="Century Gothic" w:hAnsi="Century Gothic"/>
+          <w:sz w:val="19"/>
+          <w:szCs w:val="19"/>
+        </w:rPr>
+      </w:pPr>
+      <w:r>
+        <w:rPr>
+          <w:rFonts w:ascii="Century Gothic" w:hAnsi="Century Gothic"/>
+          <w:i/>
+          <w:iCs/>
+          <w:sz w:val="19"/>
+          <w:szCs w:val="19"/>
+        </w:rPr>
+        <w:t>What is the minimum number of water closets and kitchen</w:t>
+      </w:r>
+      <w:r>
+        <w:rPr>
+          <w:rFonts w:ascii="Century Gothic" w:hAnsi="Century Gothic"/>
+          <w:i/>
+          <w:iCs/>
+          <w:sz w:val="19"/>
+          <w:szCs w:val="19"/>
+        </w:rPr>
+        <w:noBreakHyphen/>
+        <w:t>type sinks for each family dwelling unit abutting or having private sewage system?</w:t>
+      </w:r>
+      <w:r>
+        <w:rPr>
+          <w:rFonts w:ascii="Century Gothic" w:hAnsi="Century Gothic"/>
+          <w:sz w:val="19"/>
+          <w:szCs w:val="19"/>
+        </w:rPr>
+        <w:br/>
       </w:r>
       <w:r>
         <w:rPr>
@@ -25484,41 +26307,49 @@
           <w:sz w:val="19"/>
           <w:szCs w:val="19"/>
         </w:rPr>
-        <w:noBreakHyphen/>
-        <w:t>disposal system (e.g. septic tank) meeting RNPCP specs</w:t>
-      </w:r>
-      <w:r>
-        <w:rPr>
-          <w:rFonts w:ascii="Century Gothic" w:hAnsi="Century Gothic"/>
-          <w:sz w:val="19"/>
-          <w:szCs w:val="19"/>
-        </w:rPr>
-        <w:br/>
-        <w:t>C. Discharge into nearest stream</w:t>
-      </w:r>
-      <w:r>
-        <w:rPr>
-          <w:rFonts w:ascii="Century Gothic" w:hAnsi="Century Gothic"/>
-          <w:sz w:val="19"/>
-          <w:szCs w:val="19"/>
-        </w:rPr>
-        <w:br/>
-        <w:t>D. Use simple pit only</w:t>
-      </w:r>
-    </w:p>
-    <w:p>
-      <w:pPr>
-        <w:ind w:left="1080"/>
-        <w:rPr>
-          <w:rFonts w:ascii="Century Gothic" w:hAnsi="Century Gothic"/>
-          <w:sz w:val="19"/>
-          <w:szCs w:val="19"/>
-        </w:rPr>
-      </w:pPr>
-    </w:p>
-    <w:p>
-      <w:pPr>
-        <w:pStyle w:val="ListParagraph"/>
+        <w:t>A. One water closet and one kitchen sink; lavatory &amp; bathtub/shower recommended</w:t>
+      </w:r>
+      <w:r>
+        <w:rPr>
+          <w:rFonts w:ascii="Century Gothic" w:hAnsi="Century Gothic"/>
+          <w:sz w:val="19"/>
+          <w:szCs w:val="19"/>
+        </w:rPr>
+        <w:br/>
+        <w:t>B. Two water closets and two kitchen sinks</w:t>
+      </w:r>
+      <w:r>
+        <w:rPr>
+          <w:rFonts w:ascii="Century Gothic" w:hAnsi="Century Gothic"/>
+          <w:sz w:val="19"/>
+          <w:szCs w:val="19"/>
+        </w:rPr>
+        <w:br/>
+        <w:t>C. One WC only</w:t>
+      </w:r>
+      <w:r>
+        <w:rPr>
+          <w:rFonts w:ascii="Century Gothic" w:hAnsi="Century Gothic"/>
+          <w:sz w:val="19"/>
+          <w:szCs w:val="19"/>
+        </w:rPr>
+        <w:br/>
+        <w:t>D. Kitchen sink only</w:t>
+      </w:r>
+    </w:p>
+    <w:p>
+      <w:pPr>
+        <w:pStyle w:val="ListParagraph"/>
+        <w:ind w:left="1080"/>
+        <w:rPr>
+          <w:rFonts w:ascii="Century Gothic" w:hAnsi="Century Gothic"/>
+          <w:sz w:val="19"/>
+          <w:szCs w:val="19"/>
+        </w:rPr>
+      </w:pPr>
+    </w:p>
+    <w:p>
+      <w:pPr>
         <w:numPr>
           <w:ilvl w:val="0"/>
           <w:numId w:val="55"/>
@@ -25537,7 +26368,7 @@
           <w:sz w:val="19"/>
           <w:szCs w:val="19"/>
         </w:rPr>
-        <w:t>What is the minimum number of water closets and kitchen</w:t>
+        <w:t>What is the requirement for backflow or back</w:t>
       </w:r>
       <w:r>
         <w:rPr>
@@ -25548,7 +26379,16 @@
           <w:szCs w:val="19"/>
         </w:rPr>
         <w:noBreakHyphen/>
-        <w:t>type sinks for each family dwelling unit abutting or having private sewage system?</w:t>
+        <w:t>siphonage protection in water supply systems?</w:t>
+      </w:r>
+      <w:r>
+        <w:rPr>
+          <w:rFonts w:ascii="Century Gothic" w:hAnsi="Century Gothic"/>
+          <w:sz w:val="19"/>
+          <w:szCs w:val="19"/>
+        </w:rPr>
+        <w:br/>
+        <w:t>A. Not addressed by RNPCP</w:t>
       </w:r>
       <w:r>
         <w:rPr>
@@ -25566,39 +26406,40 @@
           <w:sz w:val="19"/>
           <w:szCs w:val="19"/>
         </w:rPr>
-        <w:t>A. One water closet and one kitchen sink; lavatory &amp; bathtub/shower recommended</w:t>
-      </w:r>
-      <w:r>
-        <w:rPr>
-          <w:rFonts w:ascii="Century Gothic" w:hAnsi="Century Gothic"/>
-          <w:sz w:val="19"/>
-          <w:szCs w:val="19"/>
-        </w:rPr>
-        <w:br/>
-        <w:t>B. Two water closets and two kitchen sinks</w:t>
-      </w:r>
-      <w:r>
-        <w:rPr>
-          <w:rFonts w:ascii="Century Gothic" w:hAnsi="Century Gothic"/>
-          <w:sz w:val="19"/>
-          <w:szCs w:val="19"/>
-        </w:rPr>
-        <w:br/>
-        <w:t>C. One WC only</w:t>
-      </w:r>
-      <w:r>
-        <w:rPr>
-          <w:rFonts w:ascii="Century Gothic" w:hAnsi="Century Gothic"/>
-          <w:sz w:val="19"/>
-          <w:szCs w:val="19"/>
-        </w:rPr>
-        <w:br/>
-        <w:t>D. Kitchen sink only</w:t>
-      </w:r>
-    </w:p>
-    <w:p>
-      <w:pPr>
-        <w:pStyle w:val="ListParagraph"/>
+        <w:t>B. Must prevent hazards of backflow or back</w:t>
+      </w:r>
+      <w:r>
+        <w:rPr>
+          <w:rFonts w:ascii="Century Gothic" w:hAnsi="Century Gothic"/>
+          <w:b/>
+          <w:bCs/>
+          <w:sz w:val="19"/>
+          <w:szCs w:val="19"/>
+        </w:rPr>
+        <w:noBreakHyphen/>
+        <w:t>siphonage in pure water supply systems</w:t>
+      </w:r>
+      <w:r>
+        <w:rPr>
+          <w:rFonts w:ascii="Century Gothic" w:hAnsi="Century Gothic"/>
+          <w:sz w:val="19"/>
+          <w:szCs w:val="19"/>
+        </w:rPr>
+        <w:br/>
+        <w:t>C. Only required for industrial uses</w:t>
+      </w:r>
+      <w:r>
+        <w:rPr>
+          <w:rFonts w:ascii="Century Gothic" w:hAnsi="Century Gothic"/>
+          <w:sz w:val="19"/>
+          <w:szCs w:val="19"/>
+        </w:rPr>
+        <w:br/>
+        <w:t>D. Only for hot water systems</w:t>
+      </w:r>
+    </w:p>
+    <w:p>
+      <w:pPr>
         <w:ind w:left="1080"/>
         <w:rPr>
           <w:rFonts w:ascii="Century Gothic" w:hAnsi="Century Gothic"/>
@@ -25627,8 +26468,76 @@
           <w:sz w:val="19"/>
           <w:szCs w:val="19"/>
         </w:rPr>
-        <w:t>What is the requirement for backflow or back</w:t>
-      </w:r>
+        <w:t>What is “interceptor (clarifier)” as per RNPCP?</w:t>
+      </w:r>
+      <w:r>
+        <w:rPr>
+          <w:rFonts w:ascii="Century Gothic" w:hAnsi="Century Gothic"/>
+          <w:sz w:val="19"/>
+          <w:szCs w:val="19"/>
+        </w:rPr>
+        <w:br/>
+        <w:t>A. A trap for single fixture</w:t>
+      </w:r>
+      <w:r>
+        <w:rPr>
+          <w:rFonts w:ascii="Century Gothic" w:hAnsi="Century Gothic"/>
+          <w:sz w:val="19"/>
+          <w:szCs w:val="19"/>
+        </w:rPr>
+        <w:br/>
+      </w:r>
+      <w:r>
+        <w:rPr>
+          <w:rFonts w:ascii="Century Gothic" w:hAnsi="Century Gothic"/>
+          <w:b/>
+          <w:bCs/>
+          <w:sz w:val="19"/>
+          <w:szCs w:val="19"/>
+        </w:rPr>
+        <w:t>B. Device to separate and retain deleterious or hazardous matters from wastes</w:t>
+      </w:r>
+      <w:r>
+        <w:rPr>
+          <w:rFonts w:ascii="Century Gothic" w:hAnsi="Century Gothic"/>
+          <w:sz w:val="19"/>
+          <w:szCs w:val="19"/>
+        </w:rPr>
+        <w:br/>
+        <w:t>C. Water meter in supply line</w:t>
+      </w:r>
+      <w:r>
+        <w:rPr>
+          <w:rFonts w:ascii="Century Gothic" w:hAnsi="Century Gothic"/>
+          <w:sz w:val="19"/>
+          <w:szCs w:val="19"/>
+        </w:rPr>
+        <w:br/>
+        <w:t>D. Vent opening</w:t>
+      </w:r>
+    </w:p>
+    <w:p>
+      <w:pPr>
+        <w:ind w:left="1080"/>
+        <w:rPr>
+          <w:rFonts w:ascii="Century Gothic" w:hAnsi="Century Gothic"/>
+          <w:sz w:val="19"/>
+          <w:szCs w:val="19"/>
+        </w:rPr>
+      </w:pPr>
+    </w:p>
+    <w:p>
+      <w:pPr>
+        <w:numPr>
+          <w:ilvl w:val="0"/>
+          <w:numId w:val="55"/>
+        </w:numPr>
+        <w:rPr>
+          <w:rFonts w:ascii="Century Gothic" w:hAnsi="Century Gothic"/>
+          <w:sz w:val="19"/>
+          <w:szCs w:val="19"/>
+        </w:rPr>
+      </w:pPr>
       <w:r>
         <w:rPr>
           <w:rFonts w:ascii="Century Gothic" w:hAnsi="Century Gothic"/>
@@ -25637,17 +26546,16 @@
           <w:sz w:val="19"/>
           <w:szCs w:val="19"/>
         </w:rPr>
-        <w:noBreakHyphen/>
-        <w:t>siphonage protection in water supply systems?</w:t>
-      </w:r>
-      <w:r>
-        <w:rPr>
-          <w:rFonts w:ascii="Century Gothic" w:hAnsi="Century Gothic"/>
-          <w:sz w:val="19"/>
-          <w:szCs w:val="19"/>
-        </w:rPr>
-        <w:br/>
-        <w:t>A. Not addressed by RNPCP</w:t>
+        <w:t>What is required of joints and exposed tubing traps less than a certain gauge in metal traps?</w:t>
+      </w:r>
+      <w:r>
+        <w:rPr>
+          <w:rFonts w:ascii="Century Gothic" w:hAnsi="Century Gothic"/>
+          <w:sz w:val="19"/>
+          <w:szCs w:val="19"/>
+        </w:rPr>
+        <w:br/>
+        <w:t>A. No marking needed</w:t>
       </w:r>
       <w:r>
         <w:rPr>
@@ -25665,7 +26573,86 @@
           <w:sz w:val="19"/>
           <w:szCs w:val="19"/>
         </w:rPr>
-        <w:t>B. Must prevent hazards of backflow or back</w:t>
+        <w:t>B. Must have manufacturer’s name stamped, and gauge if tubing trap</w:t>
+      </w:r>
+      <w:r>
+        <w:rPr>
+          <w:rFonts w:ascii="Century Gothic" w:hAnsi="Century Gothic"/>
+          <w:sz w:val="19"/>
+          <w:szCs w:val="19"/>
+        </w:rPr>
+        <w:br/>
+        <w:t>C. Can be any sold by local hardware</w:t>
+      </w:r>
+      <w:r>
+        <w:rPr>
+          <w:rFonts w:ascii="Century Gothic" w:hAnsi="Century Gothic"/>
+          <w:sz w:val="19"/>
+          <w:szCs w:val="19"/>
+        </w:rPr>
+        <w:br/>
+        <w:t>D. Must be welded permanently</w:t>
+      </w:r>
+    </w:p>
+    <w:p>
+      <w:pPr>
+        <w:ind w:left="1080"/>
+        <w:rPr>
+          <w:rFonts w:ascii="Century Gothic" w:hAnsi="Century Gothic"/>
+          <w:sz w:val="19"/>
+          <w:szCs w:val="19"/>
+        </w:rPr>
+      </w:pPr>
+    </w:p>
+    <w:p>
+      <w:pPr>
+        <w:numPr>
+          <w:ilvl w:val="0"/>
+          <w:numId w:val="55"/>
+        </w:numPr>
+        <w:rPr>
+          <w:rFonts w:ascii="Century Gothic" w:hAnsi="Century Gothic"/>
+          <w:sz w:val="19"/>
+          <w:szCs w:val="19"/>
+        </w:rPr>
+      </w:pPr>
+      <w:r>
+        <w:rPr>
+          <w:rFonts w:ascii="Century Gothic" w:hAnsi="Century Gothic"/>
+          <w:i/>
+          <w:iCs/>
+          <w:sz w:val="19"/>
+          <w:szCs w:val="19"/>
+        </w:rPr>
+        <w:t>What is Table 7</w:t>
+      </w:r>
+      <w:r>
+        <w:rPr>
+          <w:rFonts w:ascii="Century Gothic" w:hAnsi="Century Gothic"/>
+          <w:i/>
+          <w:iCs/>
+          <w:sz w:val="19"/>
+          <w:szCs w:val="19"/>
+        </w:rPr>
+        <w:noBreakHyphen/>
+        <w:t>3 about in RNPCP?</w:t>
+      </w:r>
+      <w:r>
+        <w:rPr>
+          <w:rFonts w:ascii="Century Gothic" w:hAnsi="Century Gothic"/>
+          <w:sz w:val="19"/>
+          <w:szCs w:val="19"/>
+        </w:rPr>
+        <w:br/>
+        <w:t>A. Fixture supply units vs water heater rating</w:t>
+      </w:r>
+      <w:r>
+        <w:rPr>
+          <w:rFonts w:ascii="Century Gothic" w:hAnsi="Century Gothic"/>
+          <w:sz w:val="19"/>
+          <w:szCs w:val="19"/>
+        </w:rPr>
+        <w:br/>
       </w:r>
       <w:r>
         <w:rPr>
@@ -25675,26 +26662,25 @@
           <w:sz w:val="19"/>
           <w:szCs w:val="19"/>
         </w:rPr>
-        <w:noBreakHyphen/>
-        <w:t>siphonage in pure water supply systems</w:t>
-      </w:r>
-      <w:r>
-        <w:rPr>
-          <w:rFonts w:ascii="Century Gothic" w:hAnsi="Century Gothic"/>
-          <w:sz w:val="19"/>
-          <w:szCs w:val="19"/>
-        </w:rPr>
-        <w:br/>
-        <w:t>C. Only required for industrial uses</w:t>
-      </w:r>
-      <w:r>
-        <w:rPr>
-          <w:rFonts w:ascii="Century Gothic" w:hAnsi="Century Gothic"/>
-          <w:sz w:val="19"/>
-          <w:szCs w:val="19"/>
-        </w:rPr>
-        <w:br/>
-        <w:t>D. Only for hot water systems</w:t>
+        <w:t>B. Discharge capacity (liters per second) per fixture unit for intermittent flow</w:t>
+      </w:r>
+      <w:r>
+        <w:rPr>
+          <w:rFonts w:ascii="Century Gothic" w:hAnsi="Century Gothic"/>
+          <w:sz w:val="19"/>
+          <w:szCs w:val="19"/>
+        </w:rPr>
+        <w:br/>
+        <w:t>C. Material strength of pipes</w:t>
+      </w:r>
+      <w:r>
+        <w:rPr>
+          <w:rFonts w:ascii="Century Gothic" w:hAnsi="Century Gothic"/>
+          <w:sz w:val="19"/>
+          <w:szCs w:val="19"/>
+        </w:rPr>
+        <w:br/>
+        <w:t>D. Minimum number of fixtures by occupancy type</w:t>
       </w:r>
     </w:p>
     <w:p>
@@ -25727,16 +26713,16 @@
           <w:sz w:val="19"/>
           <w:szCs w:val="19"/>
         </w:rPr>
-        <w:t>What is “interceptor (clarifier)” as per RNPCP?</w:t>
-      </w:r>
-      <w:r>
-        <w:rPr>
-          <w:rFonts w:ascii="Century Gothic" w:hAnsi="Century Gothic"/>
-          <w:sz w:val="19"/>
-          <w:szCs w:val="19"/>
-        </w:rPr>
-        <w:br/>
-        <w:t>A. A trap for single fixture</w:t>
+        <w:t>How many Fixture Units (FU) should be allowed for clothes washers in groups of three or more?</w:t>
+      </w:r>
+      <w:r>
+        <w:rPr>
+          <w:rFonts w:ascii="Century Gothic" w:hAnsi="Century Gothic"/>
+          <w:sz w:val="19"/>
+          <w:szCs w:val="19"/>
+        </w:rPr>
+        <w:br/>
+        <w:t>A. Counted individually per manufacturer rating</w:t>
       </w:r>
       <w:r>
         <w:rPr>
@@ -25754,25 +26740,25 @@
           <w:sz w:val="19"/>
           <w:szCs w:val="19"/>
         </w:rPr>
-        <w:t>B. Device to separate and retain deleterious or hazardous matters from wastes</w:t>
-      </w:r>
-      <w:r>
-        <w:rPr>
-          <w:rFonts w:ascii="Century Gothic" w:hAnsi="Century Gothic"/>
-          <w:sz w:val="19"/>
-          <w:szCs w:val="19"/>
-        </w:rPr>
-        <w:br/>
-        <w:t>C. Water meter in supply line</w:t>
-      </w:r>
-      <w:r>
-        <w:rPr>
-          <w:rFonts w:ascii="Century Gothic" w:hAnsi="Century Gothic"/>
-          <w:sz w:val="19"/>
-          <w:szCs w:val="19"/>
-        </w:rPr>
-        <w:br/>
-        <w:t>D. Vent opening</w:t>
+        <w:t>B. Rated at six FU each for common horizontal &amp; vertical waste pipe runs</w:t>
+      </w:r>
+      <w:r>
+        <w:rPr>
+          <w:rFonts w:ascii="Century Gothic" w:hAnsi="Century Gothic"/>
+          <w:sz w:val="19"/>
+          <w:szCs w:val="19"/>
+        </w:rPr>
+        <w:br/>
+        <w:t>C. No aggregate FU needed</w:t>
+      </w:r>
+      <w:r>
+        <w:rPr>
+          <w:rFonts w:ascii="Century Gothic" w:hAnsi="Century Gothic"/>
+          <w:sz w:val="19"/>
+          <w:szCs w:val="19"/>
+        </w:rPr>
+        <w:br/>
+        <w:t>D. Half the rating of a single unit</w:t>
       </w:r>
     </w:p>
     <w:p>
@@ -25805,16 +26791,43 @@
           <w:sz w:val="19"/>
           <w:szCs w:val="19"/>
         </w:rPr>
-        <w:t>What is required of joints and exposed tubing traps less than a certain gauge in metal traps?</w:t>
-      </w:r>
-      <w:r>
-        <w:rPr>
-          <w:rFonts w:ascii="Century Gothic" w:hAnsi="Century Gothic"/>
-          <w:sz w:val="19"/>
-          <w:szCs w:val="19"/>
-        </w:rPr>
-        <w:br/>
-        <w:t>A. No marking needed</w:t>
+        <w:t>According to RNPCP, what must be furnished in plumbing works of a public building under the Technical Specifications?</w:t>
+      </w:r>
+      <w:r>
+        <w:rPr>
+          <w:rFonts w:ascii="Century Gothic" w:hAnsi="Century Gothic"/>
+          <w:sz w:val="19"/>
+          <w:szCs w:val="19"/>
+        </w:rPr>
+        <w:br/>
+        <w:t xml:space="preserve">A. Only </w:t>
+      </w:r>
+      <w:proofErr w:type="gramStart"/>
+      <w:r>
+        <w:rPr>
+          <w:rFonts w:ascii="Century Gothic" w:hAnsi="Century Gothic"/>
+          <w:sz w:val="19"/>
+          <w:szCs w:val="19"/>
+        </w:rPr>
+        <w:t>cold water</w:t>
+      </w:r>
+      <w:proofErr w:type="gramEnd"/>
+      <w:r>
+        <w:rPr>
+          <w:rFonts w:ascii="Century Gothic" w:hAnsi="Century Gothic"/>
+          <w:sz w:val="19"/>
+          <w:szCs w:val="19"/>
+        </w:rPr>
+        <w:t xml:space="preserve"> lines</w:t>
+      </w:r>
+      <w:r>
+        <w:rPr>
+          <w:rFonts w:ascii="Century Gothic" w:hAnsi="Century Gothic"/>
+          <w:sz w:val="19"/>
+          <w:szCs w:val="19"/>
+        </w:rPr>
+        <w:br/>
+        <w:t>B. Hot water lines optional</w:t>
       </w:r>
       <w:r>
         <w:rPr>
@@ -25832,33 +26845,16 @@
           <w:sz w:val="19"/>
           <w:szCs w:val="19"/>
         </w:rPr>
-        <w:t>B. Must have manufacturer’s name stamped, and gauge if tubing trap</w:t>
-      </w:r>
-      <w:r>
-        <w:rPr>
-          <w:rFonts w:ascii="Century Gothic" w:hAnsi="Century Gothic"/>
-          <w:sz w:val="19"/>
-          <w:szCs w:val="19"/>
-        </w:rPr>
-        <w:br/>
-      </w:r>
-      <w:r>
-        <w:rPr>
-          <w:rFonts w:ascii="Century Gothic" w:hAnsi="Century Gothic"/>
-          <w:sz w:val="19"/>
-          <w:szCs w:val="19"/>
-        </w:rPr>
-        <w:lastRenderedPageBreak/>
-        <w:t>C. Can be any sold by local hardware</w:t>
-      </w:r>
-      <w:r>
-        <w:rPr>
-          <w:rFonts w:ascii="Century Gothic" w:hAnsi="Century Gothic"/>
-          <w:sz w:val="19"/>
-          <w:szCs w:val="19"/>
-        </w:rPr>
-        <w:br/>
-        <w:t>D. Must be welded permanently</w:t>
+        <w:t>C. Both potable water line, sewer line, sanitary system, storm drain system, fixtures, piping, fittings, equipment etc., complete design included</w:t>
+      </w:r>
+      <w:r>
+        <w:rPr>
+          <w:rFonts w:ascii="Century Gothic" w:hAnsi="Century Gothic"/>
+          <w:sz w:val="19"/>
+          <w:szCs w:val="19"/>
+        </w:rPr>
+        <w:br/>
+        <w:t>D. Fixtures only, design assumed known</w:t>
       </w:r>
     </w:p>
     <w:p>
@@ -25891,8 +26887,76 @@
           <w:sz w:val="19"/>
           <w:szCs w:val="19"/>
         </w:rPr>
-        <w:t>What is Table 7</w:t>
-      </w:r>
+        <w:t>What is the minimum slope allowed for pipes (storm, sanitary, etc.) in design/build contracts per local technical specifications noted in documents?</w:t>
+      </w:r>
+      <w:r>
+        <w:rPr>
+          <w:rFonts w:ascii="Century Gothic" w:hAnsi="Century Gothic"/>
+          <w:sz w:val="19"/>
+          <w:szCs w:val="19"/>
+        </w:rPr>
+        <w:br/>
+        <w:t>A. 0.5%</w:t>
+      </w:r>
+      <w:r>
+        <w:rPr>
+          <w:rFonts w:ascii="Century Gothic" w:hAnsi="Century Gothic"/>
+          <w:sz w:val="19"/>
+          <w:szCs w:val="19"/>
+        </w:rPr>
+        <w:br/>
+        <w:t>B. 1%</w:t>
+      </w:r>
+      <w:r>
+        <w:rPr>
+          <w:rFonts w:ascii="Century Gothic" w:hAnsi="Century Gothic"/>
+          <w:sz w:val="19"/>
+          <w:szCs w:val="19"/>
+        </w:rPr>
+        <w:br/>
+      </w:r>
+      <w:r>
+        <w:rPr>
+          <w:rFonts w:ascii="Century Gothic" w:hAnsi="Century Gothic"/>
+          <w:b/>
+          <w:bCs/>
+          <w:sz w:val="19"/>
+          <w:szCs w:val="19"/>
+        </w:rPr>
+        <w:t>C. 1.5%</w:t>
+      </w:r>
+      <w:r>
+        <w:rPr>
+          <w:rFonts w:ascii="Century Gothic" w:hAnsi="Century Gothic"/>
+          <w:sz w:val="19"/>
+          <w:szCs w:val="19"/>
+        </w:rPr>
+        <w:br/>
+        <w:t>D. 2%</w:t>
+      </w:r>
+    </w:p>
+    <w:p>
+      <w:pPr>
+        <w:ind w:left="1080"/>
+        <w:rPr>
+          <w:rFonts w:ascii="Century Gothic" w:hAnsi="Century Gothic"/>
+          <w:sz w:val="19"/>
+          <w:szCs w:val="19"/>
+        </w:rPr>
+      </w:pPr>
+    </w:p>
+    <w:p>
+      <w:pPr>
+        <w:numPr>
+          <w:ilvl w:val="0"/>
+          <w:numId w:val="55"/>
+        </w:numPr>
+        <w:rPr>
+          <w:rFonts w:ascii="Century Gothic" w:hAnsi="Century Gothic"/>
+          <w:sz w:val="19"/>
+          <w:szCs w:val="19"/>
+        </w:rPr>
+      </w:pPr>
       <w:r>
         <w:rPr>
           <w:rFonts w:ascii="Century Gothic" w:hAnsi="Century Gothic"/>
@@ -25901,17 +26965,36 @@
           <w:sz w:val="19"/>
           <w:szCs w:val="19"/>
         </w:rPr>
+        <w:t>What is required of cleanouts and access for concealed or ceiling</w:t>
+      </w:r>
+      <w:r>
+        <w:rPr>
+          <w:rFonts w:ascii="Century Gothic" w:hAnsi="Century Gothic"/>
+          <w:i/>
+          <w:iCs/>
+          <w:sz w:val="19"/>
+          <w:szCs w:val="19"/>
+        </w:rPr>
         <w:noBreakHyphen/>
-        <w:t>3 about in RNPCP?</w:t>
-      </w:r>
-      <w:r>
-        <w:rPr>
-          <w:rFonts w:ascii="Century Gothic" w:hAnsi="Century Gothic"/>
-          <w:sz w:val="19"/>
-          <w:szCs w:val="19"/>
-        </w:rPr>
-        <w:br/>
-        <w:t>A. Fixture supply units vs water heater rating</w:t>
+        <w:t>installed valves?</w:t>
+      </w:r>
+      <w:r>
+        <w:rPr>
+          <w:rFonts w:ascii="Century Gothic" w:hAnsi="Century Gothic"/>
+          <w:sz w:val="19"/>
+          <w:szCs w:val="19"/>
+        </w:rPr>
+        <w:br/>
+        <w:t>A. No access required if small enough</w:t>
+      </w:r>
+      <w:r>
+        <w:rPr>
+          <w:rFonts w:ascii="Century Gothic" w:hAnsi="Century Gothic"/>
+          <w:sz w:val="19"/>
+          <w:szCs w:val="19"/>
+        </w:rPr>
+        <w:br/>
+        <w:t>B. Profile drawings only</w:t>
       </w:r>
       <w:r>
         <w:rPr>
@@ -25929,43 +27012,36 @@
           <w:sz w:val="19"/>
           <w:szCs w:val="19"/>
         </w:rPr>
-        <w:t>B. Discharge capacity (liters per second) per fixture unit for intermittent flow</w:t>
-      </w:r>
-      <w:r>
-        <w:rPr>
-          <w:rFonts w:ascii="Century Gothic" w:hAnsi="Century Gothic"/>
-          <w:sz w:val="19"/>
-          <w:szCs w:val="19"/>
-        </w:rPr>
-        <w:br/>
-        <w:t>C. Material strength of pipes</w:t>
-      </w:r>
-      <w:r>
-        <w:rPr>
-          <w:rFonts w:ascii="Century Gothic" w:hAnsi="Century Gothic"/>
-          <w:sz w:val="19"/>
-          <w:szCs w:val="19"/>
-        </w:rPr>
-        <w:br/>
-        <w:t>D. Minimum number of fixtures by occupancy type</w:t>
-      </w:r>
-    </w:p>
-    <w:p>
-      <w:pPr>
-        <w:ind w:left="1080"/>
-        <w:rPr>
-          <w:rFonts w:ascii="Century Gothic" w:hAnsi="Century Gothic"/>
-          <w:sz w:val="19"/>
-          <w:szCs w:val="19"/>
-        </w:rPr>
-      </w:pPr>
-    </w:p>
-    <w:p>
-      <w:pPr>
+        <w:t>C. Valves concealed or in ceiling must have access manhole</w:t>
+      </w:r>
+      <w:r>
+        <w:rPr>
+          <w:rFonts w:ascii="Century Gothic" w:hAnsi="Century Gothic"/>
+          <w:sz w:val="19"/>
+          <w:szCs w:val="19"/>
+        </w:rPr>
+        <w:br/>
+        <w:t>D. Only show valves on plan, no physical access needed</w:t>
+      </w:r>
+    </w:p>
+    <w:p>
+      <w:pPr>
+        <w:ind w:left="1080"/>
+        <w:rPr>
+          <w:rFonts w:ascii="Century Gothic" w:hAnsi="Century Gothic"/>
+          <w:sz w:val="19"/>
+          <w:szCs w:val="19"/>
+        </w:rPr>
+      </w:pPr>
+    </w:p>
+    <w:p>
+      <w:pPr>
+        <w:pStyle w:val="ListParagraph"/>
         <w:numPr>
           <w:ilvl w:val="0"/>
           <w:numId w:val="55"/>
         </w:numPr>
+        <w:spacing w:after="0"/>
         <w:rPr>
           <w:rFonts w:ascii="Century Gothic" w:hAnsi="Century Gothic"/>
           <w:sz w:val="19"/>
@@ -25980,16 +27056,59 @@
           <w:sz w:val="19"/>
           <w:szCs w:val="19"/>
         </w:rPr>
-        <w:t>How many Fixture Units (FU) should be allowed for clothes washers in groups of three or more?</w:t>
-      </w:r>
-      <w:r>
-        <w:rPr>
-          <w:rFonts w:ascii="Century Gothic" w:hAnsi="Century Gothic"/>
-          <w:sz w:val="19"/>
-          <w:szCs w:val="19"/>
-        </w:rPr>
-        <w:br/>
-        <w:t>A. Counted individually per manufacturer rating</w:t>
+        <w:t xml:space="preserve">How must horizontal piping </w:t>
+      </w:r>
+      <w:proofErr w:type="gramStart"/>
+      <w:r>
+        <w:rPr>
+          <w:rFonts w:ascii="Century Gothic" w:hAnsi="Century Gothic"/>
+          <w:i/>
+          <w:iCs/>
+          <w:sz w:val="19"/>
+          <w:szCs w:val="19"/>
+        </w:rPr>
+        <w:t>larger</w:t>
+      </w:r>
+      <w:proofErr w:type="gramEnd"/>
+      <w:r>
+        <w:rPr>
+          <w:rFonts w:ascii="Century Gothic" w:hAnsi="Century Gothic"/>
+          <w:i/>
+          <w:iCs/>
+          <w:sz w:val="19"/>
+          <w:szCs w:val="19"/>
+        </w:rPr>
+        <w:t xml:space="preserve"> than small tubing be supported when it does not req</w:t>
+      </w:r>
+      <w:r>
+        <w:rPr>
+          <w:rFonts w:ascii="Century Gothic" w:hAnsi="Century Gothic"/>
+          <w:i/>
+          <w:iCs/>
+          <w:sz w:val="19"/>
+          <w:szCs w:val="19"/>
+        </w:rPr>
+        <w:t>uire backing?</w:t>
+      </w:r>
+    </w:p>
+    <w:p>
+      <w:pPr>
+        <w:pStyle w:val="ListParagraph"/>
+        <w:spacing w:after="0"/>
+        <w:ind w:left="1080"/>
+        <w:rPr>
+          <w:rFonts w:ascii="Century Gothic" w:hAnsi="Century Gothic"/>
+          <w:sz w:val="19"/>
+          <w:szCs w:val="19"/>
+        </w:rPr>
+      </w:pPr>
+      <w:r>
+        <w:rPr>
+          <w:rFonts w:ascii="Century Gothic" w:hAnsi="Century Gothic"/>
+          <w:sz w:val="19"/>
+          <w:szCs w:val="19"/>
+        </w:rPr>
+        <w:t>A. Not supported at all</w:t>
       </w:r>
       <w:r>
         <w:rPr>
@@ -26007,30 +27126,30 @@
           <w:sz w:val="19"/>
           <w:szCs w:val="19"/>
         </w:rPr>
-        <w:t>B. Rated at six FU each for common horizontal &amp; vertical waste pipe runs</w:t>
-      </w:r>
-      <w:r>
-        <w:rPr>
-          <w:rFonts w:ascii="Century Gothic" w:hAnsi="Century Gothic"/>
-          <w:sz w:val="19"/>
-          <w:szCs w:val="19"/>
-        </w:rPr>
-        <w:br/>
-        <w:t>C. No aggregate FU needed</w:t>
-      </w:r>
-      <w:r>
-        <w:rPr>
-          <w:rFonts w:ascii="Century Gothic" w:hAnsi="Century Gothic"/>
-          <w:sz w:val="19"/>
-          <w:szCs w:val="19"/>
-        </w:rPr>
-        <w:br/>
-        <w:t>D. Half the rating of a single unit</w:t>
-      </w:r>
-    </w:p>
-    <w:p>
-      <w:pPr>
-        <w:ind w:left="1080"/>
+        <w:t>B. With spaced metal hangers</w:t>
+      </w:r>
+      <w:r>
+        <w:rPr>
+          <w:rFonts w:ascii="Century Gothic" w:hAnsi="Century Gothic"/>
+          <w:sz w:val="19"/>
+          <w:szCs w:val="19"/>
+        </w:rPr>
+        <w:br/>
+        <w:t>C. With wooden blocks only</w:t>
+      </w:r>
+      <w:r>
+        <w:rPr>
+          <w:rFonts w:ascii="Century Gothic" w:hAnsi="Century Gothic"/>
+          <w:sz w:val="19"/>
+          <w:szCs w:val="19"/>
+        </w:rPr>
+        <w:br/>
+        <w:t>D. With ropes or chains</w:t>
+      </w:r>
+    </w:p>
+    <w:p>
+      <w:pPr>
+        <w:spacing w:after="0"/>
         <w:rPr>
           <w:rFonts w:ascii="Century Gothic" w:hAnsi="Century Gothic"/>
           <w:sz w:val="19"/>
@@ -26058,25 +27177,25 @@
           <w:sz w:val="19"/>
           <w:szCs w:val="19"/>
         </w:rPr>
-        <w:t>According to RNPCP, what must be furnished in plumbing works of a public building under the Technical Specifications?</w:t>
-      </w:r>
-      <w:r>
-        <w:rPr>
-          <w:rFonts w:ascii="Century Gothic" w:hAnsi="Century Gothic"/>
-          <w:sz w:val="19"/>
-          <w:szCs w:val="19"/>
-        </w:rPr>
-        <w:br/>
-        <w:t>A. Only cold water lines</w:t>
-      </w:r>
-      <w:r>
-        <w:rPr>
-          <w:rFonts w:ascii="Century Gothic" w:hAnsi="Century Gothic"/>
-          <w:sz w:val="19"/>
-          <w:szCs w:val="19"/>
-        </w:rPr>
-        <w:br/>
-        <w:t>B. Hot water lines optional</w:t>
+        <w:t>What is required for exhaust in septic or private sewage systems?</w:t>
+      </w:r>
+      <w:r>
+        <w:rPr>
+          <w:rFonts w:ascii="Century Gothic" w:hAnsi="Century Gothic"/>
+          <w:sz w:val="19"/>
+          <w:szCs w:val="19"/>
+        </w:rPr>
+        <w:br/>
+        <w:t>A. No venting needed outdoors</w:t>
+      </w:r>
+      <w:r>
+        <w:rPr>
+          <w:rFonts w:ascii="Century Gothic" w:hAnsi="Century Gothic"/>
+          <w:sz w:val="19"/>
+          <w:szCs w:val="19"/>
+        </w:rPr>
+        <w:br/>
+        <w:t>B. Trapped vent only indoors</w:t>
       </w:r>
       <w:r>
         <w:rPr>
@@ -26094,16 +27213,16 @@
           <w:sz w:val="19"/>
           <w:szCs w:val="19"/>
         </w:rPr>
-        <w:t>C. Both potable water line, sewer line, sanitary system, storm drain system, fixtures, piping, fittings, equipment etc., complete design included</w:t>
-      </w:r>
-      <w:r>
-        <w:rPr>
-          <w:rFonts w:ascii="Century Gothic" w:hAnsi="Century Gothic"/>
-          <w:sz w:val="19"/>
-          <w:szCs w:val="19"/>
-        </w:rPr>
-        <w:br/>
-        <w:t>D. Fixtures only, design assumed known</w:t>
+        <w:t>C. Must vent to outer air, via house sewer system or other approved venting</w:t>
+      </w:r>
+      <w:r>
+        <w:rPr>
+          <w:rFonts w:ascii="Century Gothic" w:hAnsi="Century Gothic"/>
+          <w:sz w:val="19"/>
+          <w:szCs w:val="19"/>
+        </w:rPr>
+        <w:br/>
+        <w:t>D. Use mechanical fans only</w:t>
       </w:r>
     </w:p>
     <w:p>
@@ -26136,32 +27255,16 @@
           <w:sz w:val="19"/>
           <w:szCs w:val="19"/>
         </w:rPr>
-        <w:t>What is the minimum slope allowed for pipes (storm, sanitary, etc.) in design/build contracts per local technical specifications noted in documents?</w:t>
-      </w:r>
-      <w:r>
-        <w:rPr>
-          <w:rFonts w:ascii="Century Gothic" w:hAnsi="Century Gothic"/>
-          <w:sz w:val="19"/>
-          <w:szCs w:val="19"/>
-        </w:rPr>
-        <w:br/>
-        <w:t>A. 0.5%</w:t>
-      </w:r>
-      <w:r>
-        <w:rPr>
-          <w:rFonts w:ascii="Century Gothic" w:hAnsi="Century Gothic"/>
-          <w:sz w:val="19"/>
-          <w:szCs w:val="19"/>
-        </w:rPr>
-        <w:br/>
-      </w:r>
-      <w:r>
-        <w:rPr>
-          <w:rFonts w:ascii="Century Gothic" w:hAnsi="Century Gothic"/>
-          <w:sz w:val="19"/>
-          <w:szCs w:val="19"/>
-        </w:rPr>
-        <w:t>B. 1%</w:t>
+        <w:t>What is the standard regarding roof gutters’ drains in certain bid documents?</w:t>
+      </w:r>
+      <w:r>
+        <w:rPr>
+          <w:rFonts w:ascii="Century Gothic" w:hAnsi="Century Gothic"/>
+          <w:sz w:val="19"/>
+          <w:szCs w:val="19"/>
+        </w:rPr>
+        <w:br/>
+        <w:t>A. No strainers required</w:t>
       </w:r>
       <w:r>
         <w:rPr>
@@ -26179,16 +27282,25 @@
           <w:sz w:val="19"/>
           <w:szCs w:val="19"/>
         </w:rPr>
-        <w:t>C. 1.5%</w:t>
-      </w:r>
-      <w:r>
-        <w:rPr>
-          <w:rFonts w:ascii="Century Gothic" w:hAnsi="Century Gothic"/>
-          <w:sz w:val="19"/>
-          <w:szCs w:val="19"/>
-        </w:rPr>
-        <w:br/>
-        <w:t>D. 2%</w:t>
+        <w:t>B. Strainers required on gutter drains</w:t>
+      </w:r>
+      <w:r>
+        <w:rPr>
+          <w:rFonts w:ascii="Century Gothic" w:hAnsi="Century Gothic"/>
+          <w:sz w:val="19"/>
+          <w:szCs w:val="19"/>
+        </w:rPr>
+        <w:br/>
+        <w:t>C. Gutter drains must discharge to sanitary line</w:t>
+      </w:r>
+      <w:r>
+        <w:rPr>
+          <w:rFonts w:ascii="Century Gothic" w:hAnsi="Century Gothic"/>
+          <w:sz w:val="19"/>
+          <w:szCs w:val="19"/>
+        </w:rPr>
+        <w:br/>
+        <w:t>D. Gutter drains optional for small roofs</w:t>
       </w:r>
     </w:p>
     <w:p>
@@ -26221,8 +27333,85 @@
           <w:sz w:val="19"/>
           <w:szCs w:val="19"/>
         </w:rPr>
-        <w:t>What is required of cleanouts and access for concealed or ceiling</w:t>
-      </w:r>
+        <w:t>In plumbing materials’ specification, what standard applies for fixtures, fittings, accessories (as per certain procurement documents)?</w:t>
+      </w:r>
+      <w:r>
+        <w:rPr>
+          <w:rFonts w:ascii="Century Gothic" w:hAnsi="Century Gothic"/>
+          <w:sz w:val="19"/>
+          <w:szCs w:val="19"/>
+        </w:rPr>
+        <w:br/>
+      </w:r>
+      <w:r>
+        <w:rPr>
+          <w:rFonts w:ascii="Century Gothic" w:hAnsi="Century Gothic"/>
+          <w:sz w:val="19"/>
+          <w:szCs w:val="19"/>
+        </w:rPr>
+        <w:lastRenderedPageBreak/>
+        <w:t>A. Must be cheapest price only</w:t>
+      </w:r>
+      <w:r>
+        <w:rPr>
+          <w:rFonts w:ascii="Century Gothic" w:hAnsi="Century Gothic"/>
+          <w:sz w:val="19"/>
+          <w:szCs w:val="19"/>
+        </w:rPr>
+        <w:br/>
+      </w:r>
+      <w:r>
+        <w:rPr>
+          <w:rFonts w:ascii="Century Gothic" w:hAnsi="Century Gothic"/>
+          <w:b/>
+          <w:bCs/>
+          <w:sz w:val="19"/>
+          <w:szCs w:val="19"/>
+        </w:rPr>
+        <w:t>B. Must be certified by BPS (Bureau of Philippine Standards)</w:t>
+      </w:r>
+      <w:r>
+        <w:rPr>
+          <w:rFonts w:ascii="Century Gothic" w:hAnsi="Century Gothic"/>
+          <w:sz w:val="19"/>
+          <w:szCs w:val="19"/>
+        </w:rPr>
+        <w:br/>
+        <w:t>C. No certification needed if installed properly</w:t>
+      </w:r>
+      <w:r>
+        <w:rPr>
+          <w:rFonts w:ascii="Century Gothic" w:hAnsi="Century Gothic"/>
+          <w:sz w:val="19"/>
+          <w:szCs w:val="19"/>
+        </w:rPr>
+        <w:br/>
+        <w:t>D. International standards only</w:t>
+      </w:r>
+    </w:p>
+    <w:p>
+      <w:pPr>
+        <w:ind w:left="1080"/>
+        <w:rPr>
+          <w:rFonts w:ascii="Century Gothic" w:hAnsi="Century Gothic"/>
+          <w:sz w:val="19"/>
+          <w:szCs w:val="19"/>
+        </w:rPr>
+      </w:pPr>
+    </w:p>
+    <w:p>
+      <w:pPr>
+        <w:pStyle w:val="ListParagraph"/>
+        <w:numPr>
+          <w:ilvl w:val="0"/>
+          <w:numId w:val="55"/>
+        </w:numPr>
+        <w:rPr>
+          <w:rFonts w:ascii="Century Gothic" w:hAnsi="Century Gothic"/>
+          <w:sz w:val="19"/>
+          <w:szCs w:val="19"/>
+        </w:rPr>
+      </w:pPr>
       <w:r>
         <w:rPr>
           <w:rFonts w:ascii="Century Gothic" w:hAnsi="Century Gothic"/>
@@ -26231,26 +27420,27 @@
           <w:sz w:val="19"/>
           <w:szCs w:val="19"/>
         </w:rPr>
+        <w:t>What is required of potable water piping and drainpipes color</w:t>
+      </w:r>
+      <w:r>
+        <w:rPr>
+          <w:rFonts w:ascii="Century Gothic" w:hAnsi="Century Gothic"/>
+          <w:i/>
+          <w:iCs/>
+          <w:sz w:val="19"/>
+          <w:szCs w:val="19"/>
+        </w:rPr>
         <w:noBreakHyphen/>
-        <w:t>installed valves?</w:t>
-      </w:r>
-      <w:r>
-        <w:rPr>
-          <w:rFonts w:ascii="Century Gothic" w:hAnsi="Century Gothic"/>
-          <w:sz w:val="19"/>
-          <w:szCs w:val="19"/>
-        </w:rPr>
-        <w:br/>
-        <w:t>A. No access required if small enough</w:t>
-      </w:r>
-      <w:r>
-        <w:rPr>
-          <w:rFonts w:ascii="Century Gothic" w:hAnsi="Century Gothic"/>
-          <w:sz w:val="19"/>
-          <w:szCs w:val="19"/>
-        </w:rPr>
-        <w:br/>
-        <w:t>B. Profile drawings only</w:t>
+        <w:t>coding per RNPCP or procurement documents?</w:t>
+      </w:r>
+      <w:r>
+        <w:rPr>
+          <w:rFonts w:ascii="Century Gothic" w:hAnsi="Century Gothic"/>
+          <w:sz w:val="19"/>
+          <w:szCs w:val="19"/>
+        </w:rPr>
+        <w:br/>
+        <w:t>A. No color coding required</w:t>
       </w:r>
       <w:r>
         <w:rPr>
@@ -26268,36 +27458,44 @@
           <w:sz w:val="19"/>
           <w:szCs w:val="19"/>
         </w:rPr>
-        <w:t>C. Valves concealed or in ceiling must have access manhole</w:t>
-      </w:r>
-      <w:r>
-        <w:rPr>
-          <w:rFonts w:ascii="Century Gothic" w:hAnsi="Century Gothic"/>
-          <w:sz w:val="19"/>
-          <w:szCs w:val="19"/>
-        </w:rPr>
-        <w:br/>
-        <w:t>D. Only show valves on plan, no physical access needed</w:t>
-      </w:r>
-    </w:p>
-    <w:p>
-      <w:pPr>
-        <w:ind w:left="1080"/>
-        <w:rPr>
-          <w:rFonts w:ascii="Century Gothic" w:hAnsi="Century Gothic"/>
-          <w:sz w:val="19"/>
-          <w:szCs w:val="19"/>
-        </w:rPr>
-      </w:pPr>
-    </w:p>
-    <w:p>
-      <w:pPr>
-        <w:pStyle w:val="ListParagraph"/>
+        <w:t>B. Potable water pipes: blue; Drainpipes: gray, orange or brown etc.</w:t>
+      </w:r>
+      <w:r>
+        <w:rPr>
+          <w:rFonts w:ascii="Century Gothic" w:hAnsi="Century Gothic"/>
+          <w:sz w:val="19"/>
+          <w:szCs w:val="19"/>
+        </w:rPr>
+        <w:br/>
+        <w:t>C. All piping painted the same color</w:t>
+      </w:r>
+      <w:r>
+        <w:rPr>
+          <w:rFonts w:ascii="Century Gothic" w:hAnsi="Century Gothic"/>
+          <w:sz w:val="19"/>
+          <w:szCs w:val="19"/>
+        </w:rPr>
+        <w:br/>
+        <w:t>D. Color coding only applies in hospitals</w:t>
+      </w:r>
+    </w:p>
+    <w:p>
+      <w:pPr>
+        <w:pStyle w:val="ListParagraph"/>
+        <w:ind w:left="1080"/>
+        <w:rPr>
+          <w:rFonts w:ascii="Century Gothic" w:hAnsi="Century Gothic"/>
+          <w:sz w:val="19"/>
+          <w:szCs w:val="19"/>
+        </w:rPr>
+      </w:pPr>
+    </w:p>
+    <w:p>
+      <w:pPr>
         <w:numPr>
           <w:ilvl w:val="0"/>
           <w:numId w:val="55"/>
         </w:numPr>
-        <w:spacing w:after="0"/>
         <w:rPr>
           <w:rFonts w:ascii="Century Gothic" w:hAnsi="Century Gothic"/>
           <w:sz w:val="19"/>
@@ -26312,8 +27510,76 @@
           <w:sz w:val="19"/>
           <w:szCs w:val="19"/>
         </w:rPr>
-        <w:t>How must horizontal piping larger than small tubing be supported when it does not req</w:t>
-      </w:r>
+        <w:t>What is the requirement for the minimum thickness of plumbing fixture/water storage tank walls in septic design quoted in some bid documents?</w:t>
+      </w:r>
+      <w:r>
+        <w:rPr>
+          <w:rFonts w:ascii="Century Gothic" w:hAnsi="Century Gothic"/>
+          <w:sz w:val="19"/>
+          <w:szCs w:val="19"/>
+        </w:rPr>
+        <w:br/>
+        <w:t>A. No minimum thickness</w:t>
+      </w:r>
+      <w:r>
+        <w:rPr>
+          <w:rFonts w:ascii="Century Gothic" w:hAnsi="Century Gothic"/>
+          <w:sz w:val="19"/>
+          <w:szCs w:val="19"/>
+        </w:rPr>
+        <w:br/>
+        <w:t>B. 100 mm only</w:t>
+      </w:r>
+      <w:r>
+        <w:rPr>
+          <w:rFonts w:ascii="Century Gothic" w:hAnsi="Century Gothic"/>
+          <w:sz w:val="19"/>
+          <w:szCs w:val="19"/>
+        </w:rPr>
+        <w:br/>
+      </w:r>
+      <w:r>
+        <w:rPr>
+          <w:rFonts w:ascii="Century Gothic" w:hAnsi="Century Gothic"/>
+          <w:b/>
+          <w:bCs/>
+          <w:sz w:val="19"/>
+          <w:szCs w:val="19"/>
+        </w:rPr>
+        <w:t>C. 200 mm reinforced concrete wall with waterproofing for septic tank walls</w:t>
+      </w:r>
+      <w:r>
+        <w:rPr>
+          <w:rFonts w:ascii="Century Gothic" w:hAnsi="Century Gothic"/>
+          <w:sz w:val="19"/>
+          <w:szCs w:val="19"/>
+        </w:rPr>
+        <w:br/>
+        <w:t>D. 50 mm brick wall</w:t>
+      </w:r>
+    </w:p>
+    <w:p>
+      <w:pPr>
+        <w:ind w:left="1080"/>
+        <w:rPr>
+          <w:rFonts w:ascii="Century Gothic" w:hAnsi="Century Gothic"/>
+          <w:sz w:val="19"/>
+          <w:szCs w:val="19"/>
+        </w:rPr>
+      </w:pPr>
+    </w:p>
+    <w:p>
+      <w:pPr>
+        <w:numPr>
+          <w:ilvl w:val="0"/>
+          <w:numId w:val="55"/>
+        </w:numPr>
+        <w:rPr>
+          <w:rFonts w:ascii="Century Gothic" w:hAnsi="Century Gothic"/>
+          <w:sz w:val="19"/>
+          <w:szCs w:val="19"/>
+        </w:rPr>
+      </w:pPr>
       <w:r>
         <w:rPr>
           <w:rFonts w:ascii="Century Gothic" w:hAnsi="Century Gothic"/>
@@ -26322,27 +27588,16 @@
           <w:sz w:val="19"/>
           <w:szCs w:val="19"/>
         </w:rPr>
-        <w:t>uire backing?</w:t>
-      </w:r>
-    </w:p>
-    <w:p>
-      <w:pPr>
-        <w:pStyle w:val="ListParagraph"/>
-        <w:spacing w:after="0"/>
-        <w:ind w:left="1080"/>
-        <w:rPr>
-          <w:rFonts w:ascii="Century Gothic" w:hAnsi="Century Gothic"/>
-          <w:sz w:val="19"/>
-          <w:szCs w:val="19"/>
-        </w:rPr>
-      </w:pPr>
-      <w:r>
-        <w:rPr>
-          <w:rFonts w:ascii="Century Gothic" w:hAnsi="Century Gothic"/>
-          <w:sz w:val="19"/>
-          <w:szCs w:val="19"/>
-        </w:rPr>
-        <w:t>A. Not supported at all</w:t>
+        <w:t>What is the requirement for the septic tank cover and outlet pipes relative to finished floor line in some RNPCP spec interpretations?</w:t>
+      </w:r>
+      <w:r>
+        <w:rPr>
+          <w:rFonts w:ascii="Century Gothic" w:hAnsi="Century Gothic"/>
+          <w:sz w:val="19"/>
+          <w:szCs w:val="19"/>
+        </w:rPr>
+        <w:br/>
+        <w:t>A. At same level as finished floor</w:t>
       </w:r>
       <w:r>
         <w:rPr>
@@ -26360,39 +27615,40 @@
           <w:sz w:val="19"/>
           <w:szCs w:val="19"/>
         </w:rPr>
-        <w:t>B. With spaced metal hangers</w:t>
-      </w:r>
-      <w:r>
-        <w:rPr>
-          <w:rFonts w:ascii="Century Gothic" w:hAnsi="Century Gothic"/>
-          <w:sz w:val="19"/>
-          <w:szCs w:val="19"/>
-        </w:rPr>
-        <w:br/>
-        <w:t>C. With wooden blocks only</w:t>
-      </w:r>
-      <w:r>
-        <w:rPr>
-          <w:rFonts w:ascii="Century Gothic" w:hAnsi="Century Gothic"/>
-          <w:sz w:val="19"/>
-          <w:szCs w:val="19"/>
-        </w:rPr>
-        <w:br/>
-        <w:t>D. With ropes or chains</w:t>
-      </w:r>
-    </w:p>
-    <w:p>
-      <w:pPr>
-        <w:spacing w:after="0"/>
-        <w:rPr>
-          <w:rFonts w:ascii="Century Gothic" w:hAnsi="Century Gothic"/>
-          <w:sz w:val="19"/>
-          <w:szCs w:val="19"/>
-        </w:rPr>
-      </w:pPr>
-    </w:p>
-    <w:p>
-      <w:pPr>
+        <w:t>B. Elevated minimum of 1 foot above finish floor line</w:t>
+      </w:r>
+      <w:r>
+        <w:rPr>
+          <w:rFonts w:ascii="Century Gothic" w:hAnsi="Century Gothic"/>
+          <w:sz w:val="19"/>
+          <w:szCs w:val="19"/>
+        </w:rPr>
+        <w:br/>
+        <w:t>C. Below finish floor line for gravity flow</w:t>
+      </w:r>
+      <w:r>
+        <w:rPr>
+          <w:rFonts w:ascii="Century Gothic" w:hAnsi="Century Gothic"/>
+          <w:sz w:val="19"/>
+          <w:szCs w:val="19"/>
+        </w:rPr>
+        <w:br/>
+        <w:t>D. No specification</w:t>
+      </w:r>
+    </w:p>
+    <w:p>
+      <w:pPr>
+        <w:ind w:left="1080"/>
+        <w:rPr>
+          <w:rFonts w:ascii="Century Gothic" w:hAnsi="Century Gothic"/>
+          <w:sz w:val="19"/>
+          <w:szCs w:val="19"/>
+        </w:rPr>
+      </w:pPr>
+    </w:p>
+    <w:p>
+      <w:pPr>
+        <w:pStyle w:val="ListParagraph"/>
         <w:numPr>
           <w:ilvl w:val="0"/>
           <w:numId w:val="55"/>
@@ -26411,25 +27667,33 @@
           <w:sz w:val="19"/>
           <w:szCs w:val="19"/>
         </w:rPr>
-        <w:t>What is required for exhaust in septic or private sewage systems?</w:t>
-      </w:r>
-      <w:r>
-        <w:rPr>
-          <w:rFonts w:ascii="Century Gothic" w:hAnsi="Century Gothic"/>
-          <w:sz w:val="19"/>
-          <w:szCs w:val="19"/>
-        </w:rPr>
-        <w:br/>
-        <w:t>A. No venting needed outdoors</w:t>
-      </w:r>
-      <w:r>
-        <w:rPr>
-          <w:rFonts w:ascii="Century Gothic" w:hAnsi="Century Gothic"/>
-          <w:sz w:val="19"/>
-          <w:szCs w:val="19"/>
-        </w:rPr>
-        <w:br/>
-        <w:t>B. Trapped vent only indoors</w:t>
+        <w:t>What is required for fixture material surfaces?</w:t>
+      </w:r>
+      <w:r>
+        <w:rPr>
+          <w:rFonts w:ascii="Century Gothic" w:hAnsi="Century Gothic"/>
+          <w:sz w:val="19"/>
+          <w:szCs w:val="19"/>
+        </w:rPr>
+        <w:br/>
+        <w:t>A. Rough, non</w:t>
+      </w:r>
+      <w:r>
+        <w:rPr>
+          <w:rFonts w:ascii="Century Gothic" w:hAnsi="Century Gothic"/>
+          <w:sz w:val="19"/>
+          <w:szCs w:val="19"/>
+        </w:rPr>
+        <w:noBreakHyphen/>
+        <w:t xml:space="preserve">glazed ceramics </w:t>
+      </w:r>
+      <w:r>
+        <w:rPr>
+          <w:rFonts w:ascii="Century Gothic" w:hAnsi="Century Gothic"/>
+          <w:sz w:val="19"/>
+          <w:szCs w:val="19"/>
+        </w:rPr>
+        <w:t>only</w:t>
       </w:r>
       <w:r>
         <w:rPr>
@@ -26447,20 +27711,30 @@
           <w:sz w:val="19"/>
           <w:szCs w:val="19"/>
         </w:rPr>
-        <w:t>C. Must vent to outer air, via house sewer system or other approved venting</w:t>
-      </w:r>
-      <w:r>
-        <w:rPr>
-          <w:rFonts w:ascii="Century Gothic" w:hAnsi="Century Gothic"/>
-          <w:sz w:val="19"/>
-          <w:szCs w:val="19"/>
-        </w:rPr>
-        <w:br/>
-        <w:t>D. Use mechanical fans only</w:t>
-      </w:r>
-    </w:p>
-    <w:p>
-      <w:pPr>
+        <w:t>B. Smooth, impervious surfaces, free from unnecessary concealed fouling surfaces</w:t>
+      </w:r>
+      <w:r>
+        <w:rPr>
+          <w:rFonts w:ascii="Century Gothic" w:hAnsi="Century Gothic"/>
+          <w:sz w:val="19"/>
+          <w:szCs w:val="19"/>
+        </w:rPr>
+        <w:br/>
+        <w:t>C. Can be unfinished if painted</w:t>
+      </w:r>
+      <w:r>
+        <w:rPr>
+          <w:rFonts w:ascii="Century Gothic" w:hAnsi="Century Gothic"/>
+          <w:sz w:val="19"/>
+          <w:szCs w:val="19"/>
+        </w:rPr>
+        <w:br/>
+        <w:t>D. Surface texture doesn’t matter</w:t>
+      </w:r>
+    </w:p>
+    <w:p>
+      <w:pPr>
+        <w:pStyle w:val="ListParagraph"/>
         <w:ind w:left="1080"/>
         <w:rPr>
           <w:rFonts w:ascii="Century Gothic" w:hAnsi="Century Gothic"/>
@@ -26489,16 +27763,16 @@
           <w:sz w:val="19"/>
           <w:szCs w:val="19"/>
         </w:rPr>
-        <w:t>What is the standard regarding roof gutters’ drains in certain bid documents?</w:t>
-      </w:r>
-      <w:r>
-        <w:rPr>
-          <w:rFonts w:ascii="Century Gothic" w:hAnsi="Century Gothic"/>
-          <w:sz w:val="19"/>
-          <w:szCs w:val="19"/>
-        </w:rPr>
-        <w:br/>
-        <w:t>A. No strainers required</w:t>
+        <w:t>What must all horizontal branches or waste lines have when serving appliances with continuous flow?</w:t>
+      </w:r>
+      <w:r>
+        <w:rPr>
+          <w:rFonts w:ascii="Century Gothic" w:hAnsi="Century Gothic"/>
+          <w:sz w:val="19"/>
+          <w:szCs w:val="19"/>
+        </w:rPr>
+        <w:br/>
+        <w:t>A. Smaller diameter to restrict flow</w:t>
       </w:r>
       <w:r>
         <w:rPr>
@@ -26516,25 +27790,36 @@
           <w:sz w:val="19"/>
           <w:szCs w:val="19"/>
         </w:rPr>
-        <w:t>B. Strainers required on gutter drains</w:t>
-      </w:r>
-      <w:r>
-        <w:rPr>
-          <w:rFonts w:ascii="Century Gothic" w:hAnsi="Century Gothic"/>
-          <w:sz w:val="19"/>
-          <w:szCs w:val="19"/>
-        </w:rPr>
-        <w:br/>
-        <w:t>C. Gutter drains must discharge to sanitary line</w:t>
-      </w:r>
-      <w:r>
-        <w:rPr>
-          <w:rFonts w:ascii="Century Gothic" w:hAnsi="Century Gothic"/>
-          <w:sz w:val="19"/>
-          <w:szCs w:val="19"/>
-        </w:rPr>
-        <w:br/>
-        <w:t>D. Gutter drains optional for small roofs</w:t>
+        <w:t>B. Capacity sized to handle peak load as per Table 7</w:t>
+      </w:r>
+      <w:r>
+        <w:rPr>
+          <w:rFonts w:ascii="Century Gothic" w:hAnsi="Century Gothic"/>
+          <w:b/>
+          <w:bCs/>
+          <w:sz w:val="19"/>
+          <w:szCs w:val="19"/>
+        </w:rPr>
+        <w:noBreakHyphen/>
+        <w:t>3 discharge capacities</w:t>
+      </w:r>
+      <w:r>
+        <w:rPr>
+          <w:rFonts w:ascii="Century Gothic" w:hAnsi="Century Gothic"/>
+          <w:sz w:val="19"/>
+          <w:szCs w:val="19"/>
+        </w:rPr>
+        <w:br/>
+        <w:t>C. No vent required</w:t>
+      </w:r>
+      <w:r>
+        <w:rPr>
+          <w:rFonts w:ascii="Century Gothic" w:hAnsi="Century Gothic"/>
+          <w:sz w:val="19"/>
+          <w:szCs w:val="19"/>
+        </w:rPr>
+        <w:br/>
+        <w:t>D. Only one fixture per branch</w:t>
       </w:r>
     </w:p>
     <w:p>
@@ -26567,8 +27852,77 @@
           <w:sz w:val="19"/>
           <w:szCs w:val="19"/>
         </w:rPr>
-        <w:t xml:space="preserve">In plumbing materials’ specification, what standard </w:t>
-      </w:r>
+        <w:t>How are intermittent flows vs continuous flows treated in discharge capacity tables?</w:t>
+      </w:r>
+      <w:r>
+        <w:rPr>
+          <w:rFonts w:ascii="Century Gothic" w:hAnsi="Century Gothic"/>
+          <w:sz w:val="19"/>
+          <w:szCs w:val="19"/>
+        </w:rPr>
+        <w:br/>
+        <w:t>A. Same treatment</w:t>
+      </w:r>
+      <w:r>
+        <w:rPr>
+          <w:rFonts w:ascii="Century Gothic" w:hAnsi="Century Gothic"/>
+          <w:sz w:val="19"/>
+          <w:szCs w:val="19"/>
+        </w:rPr>
+        <w:br/>
+        <w:t xml:space="preserve">B. </w:t>
+      </w:r>
+      <w:r>
+        <w:rPr>
+          <w:rFonts w:ascii="Century Gothic" w:hAnsi="Century Gothic"/>
+          <w:b/>
+          <w:bCs/>
+          <w:sz w:val="19"/>
+          <w:szCs w:val="19"/>
+        </w:rPr>
+        <w:t>Continuous flows allow more fixture units per L/s in table</w:t>
+      </w:r>
+      <w:r>
+        <w:rPr>
+          <w:rFonts w:ascii="Century Gothic" w:hAnsi="Century Gothic"/>
+          <w:sz w:val="19"/>
+          <w:szCs w:val="19"/>
+        </w:rPr>
+        <w:br/>
+        <w:t>C. Continuous flows are ignored</w:t>
+      </w:r>
+      <w:r>
+        <w:rPr>
+          <w:rFonts w:ascii="Century Gothic" w:hAnsi="Century Gothic"/>
+          <w:sz w:val="19"/>
+          <w:szCs w:val="19"/>
+        </w:rPr>
+        <w:br/>
+        <w:t>D. Intermittent flows always require larger pipe diameter</w:t>
+      </w:r>
+    </w:p>
+    <w:p>
+      <w:pPr>
+        <w:ind w:left="1080"/>
+        <w:rPr>
+          <w:rFonts w:ascii="Century Gothic" w:hAnsi="Century Gothic"/>
+          <w:sz w:val="19"/>
+          <w:szCs w:val="19"/>
+        </w:rPr>
+      </w:pPr>
+    </w:p>
+    <w:p>
+      <w:pPr>
+        <w:numPr>
+          <w:ilvl w:val="0"/>
+          <w:numId w:val="55"/>
+        </w:numPr>
+        <w:rPr>
+          <w:rFonts w:ascii="Century Gothic" w:hAnsi="Century Gothic"/>
+          <w:sz w:val="19"/>
+          <w:szCs w:val="19"/>
+        </w:rPr>
+      </w:pPr>
       <w:r>
         <w:rPr>
           <w:rFonts w:ascii="Century Gothic" w:hAnsi="Century Gothic"/>
@@ -26577,17 +27931,7 @@
           <w:sz w:val="19"/>
           <w:szCs w:val="19"/>
         </w:rPr>
-        <w:lastRenderedPageBreak/>
-        <w:t>applies for fixtures, fittings, accessories (as per certain procurement documents)?</w:t>
-      </w:r>
-      <w:r>
-        <w:rPr>
-          <w:rFonts w:ascii="Century Gothic" w:hAnsi="Century Gothic"/>
-          <w:sz w:val="19"/>
-          <w:szCs w:val="19"/>
-        </w:rPr>
-        <w:br/>
-        <w:t>A. Must be cheapest price only</w:t>
+        <w:t>What is the requirement for replacing or repairing plumbing in existing buildings?</w:t>
       </w:r>
       <w:r>
         <w:rPr>
@@ -26605,40 +27949,48 @@
           <w:sz w:val="19"/>
           <w:szCs w:val="19"/>
         </w:rPr>
-        <w:t>B. Must be certified by BPS (Bureau of Philippine Standards)</w:t>
-      </w:r>
-      <w:r>
-        <w:rPr>
-          <w:rFonts w:ascii="Century Gothic" w:hAnsi="Century Gothic"/>
-          <w:sz w:val="19"/>
-          <w:szCs w:val="19"/>
-        </w:rPr>
-        <w:br/>
-        <w:t>C. No certification needed if installed properly</w:t>
-      </w:r>
-      <w:r>
-        <w:rPr>
-          <w:rFonts w:ascii="Century Gothic" w:hAnsi="Century Gothic"/>
-          <w:sz w:val="19"/>
-          <w:szCs w:val="19"/>
-        </w:rPr>
-        <w:br/>
-        <w:t>D. International standards only</w:t>
-      </w:r>
-    </w:p>
-    <w:p>
-      <w:pPr>
-        <w:ind w:left="1080"/>
-        <w:rPr>
-          <w:rFonts w:ascii="Century Gothic" w:hAnsi="Century Gothic"/>
-          <w:sz w:val="19"/>
-          <w:szCs w:val="19"/>
-        </w:rPr>
-      </w:pPr>
-    </w:p>
-    <w:p>
-      <w:pPr>
-        <w:pStyle w:val="ListParagraph"/>
+        <w:t>A. Must meet full current code unless relief is granted by authority</w:t>
+      </w:r>
+      <w:r>
+        <w:rPr>
+          <w:rFonts w:ascii="Century Gothic" w:hAnsi="Century Gothic"/>
+          <w:sz w:val="19"/>
+          <w:szCs w:val="19"/>
+        </w:rPr>
+        <w:br/>
+        <w:t>B. Can ignore code if old building</w:t>
+      </w:r>
+      <w:r>
+        <w:rPr>
+          <w:rFonts w:ascii="Century Gothic" w:hAnsi="Century Gothic"/>
+          <w:sz w:val="19"/>
+          <w:szCs w:val="19"/>
+        </w:rPr>
+        <w:br/>
+        <w:t>C. Only visible fixtures must comply</w:t>
+      </w:r>
+      <w:r>
+        <w:rPr>
+          <w:rFonts w:ascii="Century Gothic" w:hAnsi="Century Gothic"/>
+          <w:sz w:val="19"/>
+          <w:szCs w:val="19"/>
+        </w:rPr>
+        <w:br/>
+        <w:t>D. Owner may waive compliance</w:t>
+      </w:r>
+    </w:p>
+    <w:p>
+      <w:pPr>
+        <w:ind w:left="1080"/>
+        <w:rPr>
+          <w:rFonts w:ascii="Century Gothic" w:hAnsi="Century Gothic"/>
+          <w:sz w:val="19"/>
+          <w:szCs w:val="19"/>
+        </w:rPr>
+      </w:pPr>
+    </w:p>
+    <w:p>
+      <w:pPr>
         <w:numPr>
           <w:ilvl w:val="0"/>
           <w:numId w:val="55"/>
@@ -26657,8 +28009,87 @@
           <w:sz w:val="19"/>
           <w:szCs w:val="19"/>
         </w:rPr>
-        <w:t>What is required of potable water piping and drainpipes color</w:t>
-      </w:r>
+        <w:t>What is source of potable water supply demand term in code?</w:t>
+      </w:r>
+      <w:r>
+        <w:rPr>
+          <w:rFonts w:ascii="Century Gothic" w:hAnsi="Century Gothic"/>
+          <w:sz w:val="19"/>
+          <w:szCs w:val="19"/>
+        </w:rPr>
+        <w:br/>
+        <w:t>A. Domestic demand only</w:t>
+      </w:r>
+      <w:r>
+        <w:rPr>
+          <w:rFonts w:ascii="Century Gothic" w:hAnsi="Century Gothic"/>
+          <w:sz w:val="19"/>
+          <w:szCs w:val="19"/>
+        </w:rPr>
+        <w:br/>
+      </w:r>
+      <w:r>
+        <w:rPr>
+          <w:rFonts w:ascii="Century Gothic" w:hAnsi="Century Gothic"/>
+          <w:b/>
+          <w:bCs/>
+          <w:sz w:val="19"/>
+          <w:szCs w:val="19"/>
+        </w:rPr>
+        <w:t xml:space="preserve">B. Maximum demand including </w:t>
+      </w:r>
+      <w:r>
+        <w:rPr>
+          <w:rFonts w:ascii="Century Gothic" w:hAnsi="Century Gothic"/>
+          <w:b/>
+          <w:bCs/>
+          <w:sz w:val="19"/>
+          <w:szCs w:val="19"/>
+        </w:rPr>
+        <w:lastRenderedPageBreak/>
+        <w:t>combined hot &amp; cold where applicable, simultaneous usage etc.</w:t>
+      </w:r>
+      <w:r>
+        <w:rPr>
+          <w:rFonts w:ascii="Century Gothic" w:hAnsi="Century Gothic"/>
+          <w:sz w:val="19"/>
+          <w:szCs w:val="19"/>
+        </w:rPr>
+        <w:br/>
+        <w:t>C. Only cold water considered</w:t>
+      </w:r>
+      <w:r>
+        <w:rPr>
+          <w:rFonts w:ascii="Century Gothic" w:hAnsi="Century Gothic"/>
+          <w:sz w:val="19"/>
+          <w:szCs w:val="19"/>
+        </w:rPr>
+        <w:br/>
+        <w:t>D. Only peak hour usage</w:t>
+      </w:r>
+    </w:p>
+    <w:p>
+      <w:pPr>
+        <w:ind w:left="1080"/>
+        <w:rPr>
+          <w:rFonts w:ascii="Century Gothic" w:hAnsi="Century Gothic"/>
+          <w:sz w:val="19"/>
+          <w:szCs w:val="19"/>
+        </w:rPr>
+      </w:pPr>
+    </w:p>
+    <w:p>
+      <w:pPr>
+        <w:numPr>
+          <w:ilvl w:val="0"/>
+          <w:numId w:val="55"/>
+        </w:numPr>
+        <w:rPr>
+          <w:rFonts w:ascii="Century Gothic" w:hAnsi="Century Gothic"/>
+          <w:sz w:val="19"/>
+          <w:szCs w:val="19"/>
+        </w:rPr>
+      </w:pPr>
       <w:r>
         <w:rPr>
           <w:rFonts w:ascii="Century Gothic" w:hAnsi="Century Gothic"/>
@@ -26667,17 +28098,27 @@
           <w:sz w:val="19"/>
           <w:szCs w:val="19"/>
         </w:rPr>
+        <w:t>What is allowed in alternative special</w:t>
+      </w:r>
+      <w:r>
+        <w:rPr>
+          <w:rFonts w:ascii="Century Gothic" w:hAnsi="Century Gothic"/>
+          <w:i/>
+          <w:iCs/>
+          <w:sz w:val="19"/>
+          <w:szCs w:val="19"/>
+        </w:rPr>
         <w:noBreakHyphen/>
-        <w:t>coding per RNPCP or procurement documents?</w:t>
-      </w:r>
-      <w:r>
-        <w:rPr>
-          <w:rFonts w:ascii="Century Gothic" w:hAnsi="Century Gothic"/>
-          <w:sz w:val="19"/>
-          <w:szCs w:val="19"/>
-        </w:rPr>
-        <w:br/>
-        <w:t>A. No color coding required</w:t>
+        <w:t>use fixtures for materials?</w:t>
+      </w:r>
+      <w:r>
+        <w:rPr>
+          <w:rFonts w:ascii="Century Gothic" w:hAnsi="Century Gothic"/>
+          <w:sz w:val="19"/>
+          <w:szCs w:val="19"/>
+        </w:rPr>
+        <w:br/>
+        <w:t>A. Only porcelain enamel</w:t>
       </w:r>
       <w:r>
         <w:rPr>
@@ -26695,30 +28136,40 @@
           <w:sz w:val="19"/>
           <w:szCs w:val="19"/>
         </w:rPr>
-        <w:t>B. Potable water pipes: blue; Drainpipes: gray, orange or brown etc.</w:t>
-      </w:r>
-      <w:r>
-        <w:rPr>
-          <w:rFonts w:ascii="Century Gothic" w:hAnsi="Century Gothic"/>
-          <w:sz w:val="19"/>
-          <w:szCs w:val="19"/>
-        </w:rPr>
-        <w:br/>
-        <w:t>C. All piping painted the same color</w:t>
-      </w:r>
-      <w:r>
-        <w:rPr>
-          <w:rFonts w:ascii="Century Gothic" w:hAnsi="Century Gothic"/>
-          <w:sz w:val="19"/>
-          <w:szCs w:val="19"/>
-        </w:rPr>
-        <w:br/>
-        <w:t>D. Color coding only applies in hospitals</w:t>
-      </w:r>
-    </w:p>
-    <w:p>
-      <w:pPr>
-        <w:pStyle w:val="ListParagraph"/>
+        <w:t>B. Soapstone, chemical stoneware, leaded copper base, steel alloys if suit</w:t>
+      </w:r>
+      <w:r>
+        <w:rPr>
+          <w:rFonts w:ascii="Century Gothic" w:hAnsi="Century Gothic"/>
+          <w:b/>
+          <w:bCs/>
+          <w:sz w:val="19"/>
+          <w:szCs w:val="19"/>
+        </w:rPr>
+        <w:noBreakHyphen/>
+        <w:t>ably lined or resistant</w:t>
+      </w:r>
+      <w:r>
+        <w:rPr>
+          <w:rFonts w:ascii="Century Gothic" w:hAnsi="Century Gothic"/>
+          <w:sz w:val="19"/>
+          <w:szCs w:val="19"/>
+        </w:rPr>
+        <w:br/>
+        <w:t>C. Uncoated metals only</w:t>
+      </w:r>
+      <w:r>
+        <w:rPr>
+          <w:rFonts w:ascii="Century Gothic" w:hAnsi="Century Gothic"/>
+          <w:sz w:val="19"/>
+          <w:szCs w:val="19"/>
+        </w:rPr>
+        <w:br/>
+        <w:t>D. No special materials allowed</w:t>
+      </w:r>
+    </w:p>
+    <w:p>
+      <w:pPr>
         <w:ind w:left="1080"/>
         <w:rPr>
           <w:rFonts w:ascii="Century Gothic" w:hAnsi="Century Gothic"/>
@@ -26747,25 +28198,38 @@
           <w:sz w:val="19"/>
           <w:szCs w:val="19"/>
         </w:rPr>
-        <w:t>What is the requirement for the minimum thickness of plumbing fixture/water storage tank walls in septic design quoted in some bid documents?</w:t>
-      </w:r>
-      <w:r>
-        <w:rPr>
-          <w:rFonts w:ascii="Century Gothic" w:hAnsi="Century Gothic"/>
-          <w:sz w:val="19"/>
-          <w:szCs w:val="19"/>
-        </w:rPr>
-        <w:br/>
-        <w:t>A. No minimum thickness</w:t>
-      </w:r>
-      <w:r>
-        <w:rPr>
-          <w:rFonts w:ascii="Century Gothic" w:hAnsi="Century Gothic"/>
-          <w:sz w:val="19"/>
-          <w:szCs w:val="19"/>
-        </w:rPr>
-        <w:br/>
-        <w:t>B. 100 mm only</w:t>
+        <w:t xml:space="preserve">What requirements </w:t>
+      </w:r>
+      <w:proofErr w:type="gramStart"/>
+      <w:r>
+        <w:rPr>
+          <w:rFonts w:ascii="Century Gothic" w:hAnsi="Century Gothic"/>
+          <w:i/>
+          <w:iCs/>
+          <w:sz w:val="19"/>
+          <w:szCs w:val="19"/>
+        </w:rPr>
+        <w:t>does</w:t>
+      </w:r>
+      <w:proofErr w:type="gramEnd"/>
+      <w:r>
+        <w:rPr>
+          <w:rFonts w:ascii="Century Gothic" w:hAnsi="Century Gothic"/>
+          <w:i/>
+          <w:iCs/>
+          <w:sz w:val="19"/>
+          <w:szCs w:val="19"/>
+        </w:rPr>
+        <w:t xml:space="preserve"> RNPCP place on exposed plumbing fixture traps?</w:t>
+      </w:r>
+      <w:r>
+        <w:rPr>
+          <w:rFonts w:ascii="Century Gothic" w:hAnsi="Century Gothic"/>
+          <w:sz w:val="19"/>
+          <w:szCs w:val="19"/>
+        </w:rPr>
+        <w:br/>
+        <w:t>A. No marking required</w:t>
       </w:r>
       <w:r>
         <w:rPr>
@@ -26783,16 +28247,25 @@
           <w:sz w:val="19"/>
           <w:szCs w:val="19"/>
         </w:rPr>
-        <w:t>C. 200 mm reinforced concrete wall with waterproofing for septic tank walls</w:t>
-      </w:r>
-      <w:r>
-        <w:rPr>
-          <w:rFonts w:ascii="Century Gothic" w:hAnsi="Century Gothic"/>
-          <w:sz w:val="19"/>
-          <w:szCs w:val="19"/>
-        </w:rPr>
-        <w:br/>
-        <w:t>D. 50 mm brick wall</w:t>
+        <w:t>B. Exposed traps less than certain gauge must be drawn brass etc., with manufacturer’s name, gauge, etc.</w:t>
+      </w:r>
+      <w:r>
+        <w:rPr>
+          <w:rFonts w:ascii="Century Gothic" w:hAnsi="Century Gothic"/>
+          <w:sz w:val="19"/>
+          <w:szCs w:val="19"/>
+        </w:rPr>
+        <w:br/>
+        <w:t>C. All traps may be PVC</w:t>
+      </w:r>
+      <w:r>
+        <w:rPr>
+          <w:rFonts w:ascii="Century Gothic" w:hAnsi="Century Gothic"/>
+          <w:sz w:val="19"/>
+          <w:szCs w:val="19"/>
+        </w:rPr>
+        <w:br/>
+        <w:t>D. Traps may be undersized if aesthetic demands dictate</w:t>
       </w:r>
     </w:p>
     <w:p>
@@ -26825,16 +28298,16 @@
           <w:sz w:val="19"/>
           <w:szCs w:val="19"/>
         </w:rPr>
-        <w:t>What is the requirement for the septic tank cover and outlet pipes relative to finished floor line in some RNPCP spec interpretations?</w:t>
-      </w:r>
-      <w:r>
-        <w:rPr>
-          <w:rFonts w:ascii="Century Gothic" w:hAnsi="Century Gothic"/>
-          <w:sz w:val="19"/>
-          <w:szCs w:val="19"/>
-        </w:rPr>
-        <w:br/>
-        <w:t>A. At same level as finished floor</w:t>
+        <w:t>What is not allowed as a method of connection in drainage or vent piping?</w:t>
+      </w:r>
+      <w:r>
+        <w:rPr>
+          <w:rFonts w:ascii="Century Gothic" w:hAnsi="Century Gothic"/>
+          <w:sz w:val="19"/>
+          <w:szCs w:val="19"/>
+        </w:rPr>
+        <w:br/>
+        <w:t>A. Using cleanouts</w:t>
       </w:r>
       <w:r>
         <w:rPr>
@@ -26852,40 +28325,39 @@
           <w:sz w:val="19"/>
           <w:szCs w:val="19"/>
         </w:rPr>
-        <w:t>B. Elevated minimum of 1 foot above finish floor line</w:t>
-      </w:r>
-      <w:r>
-        <w:rPr>
-          <w:rFonts w:ascii="Century Gothic" w:hAnsi="Century Gothic"/>
-          <w:sz w:val="19"/>
-          <w:szCs w:val="19"/>
-        </w:rPr>
-        <w:br/>
-        <w:t>C. Below finish floor line for gravity flow</w:t>
-      </w:r>
-      <w:r>
-        <w:rPr>
-          <w:rFonts w:ascii="Century Gothic" w:hAnsi="Century Gothic"/>
-          <w:sz w:val="19"/>
-          <w:szCs w:val="19"/>
-        </w:rPr>
-        <w:br/>
-        <w:t>D. No specification</w:t>
-      </w:r>
-    </w:p>
-    <w:p>
-      <w:pPr>
-        <w:ind w:left="1080"/>
-        <w:rPr>
-          <w:rFonts w:ascii="Century Gothic" w:hAnsi="Century Gothic"/>
-          <w:sz w:val="19"/>
-          <w:szCs w:val="19"/>
-        </w:rPr>
-      </w:pPr>
-    </w:p>
-    <w:p>
-      <w:pPr>
-        <w:pStyle w:val="ListParagraph"/>
+        <w:t>B. Drilling and tapping cast iron soil pipes for connections</w:t>
+      </w:r>
+      <w:r>
+        <w:rPr>
+          <w:rFonts w:ascii="Century Gothic" w:hAnsi="Century Gothic"/>
+          <w:sz w:val="19"/>
+          <w:szCs w:val="19"/>
+        </w:rPr>
+        <w:br/>
+        <w:t>C. Using standard fittings approved by Administrative Authority</w:t>
+      </w:r>
+      <w:r>
+        <w:rPr>
+          <w:rFonts w:ascii="Century Gothic" w:hAnsi="Century Gothic"/>
+          <w:sz w:val="19"/>
+          <w:szCs w:val="19"/>
+        </w:rPr>
+        <w:br/>
+        <w:t>D. Using change of direction fittings per code</w:t>
+      </w:r>
+    </w:p>
+    <w:p>
+      <w:pPr>
+        <w:ind w:left="1080"/>
+        <w:rPr>
+          <w:rFonts w:ascii="Century Gothic" w:hAnsi="Century Gothic"/>
+          <w:sz w:val="19"/>
+          <w:szCs w:val="19"/>
+        </w:rPr>
+      </w:pPr>
+    </w:p>
+    <w:p>
+      <w:pPr>
         <w:numPr>
           <w:ilvl w:val="0"/>
           <w:numId w:val="55"/>
@@ -26904,25 +28376,16 @@
           <w:sz w:val="19"/>
           <w:szCs w:val="19"/>
         </w:rPr>
-        <w:t>What is required for fixture material surfaces?</w:t>
-      </w:r>
-      <w:r>
-        <w:rPr>
-          <w:rFonts w:ascii="Century Gothic" w:hAnsi="Century Gothic"/>
-          <w:sz w:val="19"/>
-          <w:szCs w:val="19"/>
-        </w:rPr>
-        <w:br/>
-        <w:t>A. Rough, non</w:t>
-      </w:r>
-      <w:r>
-        <w:rPr>
-          <w:rFonts w:ascii="Century Gothic" w:hAnsi="Century Gothic"/>
-          <w:sz w:val="19"/>
-          <w:szCs w:val="19"/>
-        </w:rPr>
-        <w:noBreakHyphen/>
-        <w:t>glazed ceramics only</w:t>
+        <w:t>What is required of water closet bowls for public use, per RNPCP?</w:t>
+      </w:r>
+      <w:r>
+        <w:rPr>
+          <w:rFonts w:ascii="Century Gothic" w:hAnsi="Century Gothic"/>
+          <w:sz w:val="19"/>
+          <w:szCs w:val="19"/>
+        </w:rPr>
+        <w:br/>
+        <w:t>A. Round bowls only</w:t>
       </w:r>
       <w:r>
         <w:rPr>
@@ -26940,30 +28403,36 @@
           <w:sz w:val="19"/>
           <w:szCs w:val="19"/>
         </w:rPr>
-        <w:t>B. Smooth, impervious surfaces, free from unnecessary concealed fouling surfaces</w:t>
-      </w:r>
-      <w:r>
-        <w:rPr>
-          <w:rFonts w:ascii="Century Gothic" w:hAnsi="Century Gothic"/>
-          <w:sz w:val="19"/>
-          <w:szCs w:val="19"/>
-        </w:rPr>
-        <w:br/>
-        <w:t>C. Can be unfinished if painted</w:t>
-      </w:r>
-      <w:r>
-        <w:rPr>
-          <w:rFonts w:ascii="Century Gothic" w:hAnsi="Century Gothic"/>
-          <w:sz w:val="19"/>
-          <w:szCs w:val="19"/>
-        </w:rPr>
-        <w:br/>
-        <w:t>D. Surface texture doesn’t matter</w:t>
-      </w:r>
-    </w:p>
-    <w:p>
-      <w:pPr>
-        <w:pStyle w:val="ListParagraph"/>
+        <w:t>B. Elongated bowl type with open front seats</w:t>
+      </w:r>
+      <w:r>
+        <w:rPr>
+          <w:rFonts w:ascii="Century Gothic" w:hAnsi="Century Gothic"/>
+          <w:sz w:val="19"/>
+          <w:szCs w:val="19"/>
+        </w:rPr>
+        <w:br/>
+      </w:r>
+      <w:r>
+        <w:rPr>
+          <w:rFonts w:ascii="Century Gothic" w:hAnsi="Century Gothic"/>
+          <w:sz w:val="19"/>
+          <w:szCs w:val="19"/>
+        </w:rPr>
+        <w:t>C. Any bowl shape, seat optional</w:t>
+      </w:r>
+      <w:r>
+        <w:rPr>
+          <w:rFonts w:ascii="Century Gothic" w:hAnsi="Century Gothic"/>
+          <w:sz w:val="19"/>
+          <w:szCs w:val="19"/>
+        </w:rPr>
+        <w:br/>
+        <w:t>D. Floor mounted flush tanks only</w:t>
+      </w:r>
+    </w:p>
+    <w:p>
+      <w:pPr>
         <w:ind w:left="1080"/>
         <w:rPr>
           <w:rFonts w:ascii="Century Gothic" w:hAnsi="Century Gothic"/>
@@ -26992,16 +28461,16 @@
           <w:sz w:val="19"/>
           <w:szCs w:val="19"/>
         </w:rPr>
-        <w:t>What must all horizontal branches or waste lines have when serving appliances with continuous flow?</w:t>
-      </w:r>
-      <w:r>
-        <w:rPr>
-          <w:rFonts w:ascii="Century Gothic" w:hAnsi="Century Gothic"/>
-          <w:sz w:val="19"/>
-          <w:szCs w:val="19"/>
-        </w:rPr>
-        <w:br/>
-        <w:t>A. Smaller diameter to restrict flow</w:t>
+        <w:t>What gauge thickness is required for sheet metal sinks in restaurant kitchens (minimum)?</w:t>
+      </w:r>
+      <w:r>
+        <w:rPr>
+          <w:rFonts w:ascii="Century Gothic" w:hAnsi="Century Gothic"/>
+          <w:sz w:val="19"/>
+          <w:szCs w:val="19"/>
+        </w:rPr>
+        <w:br/>
+        <w:t>A. Gauge #20</w:t>
       </w:r>
       <w:r>
         <w:rPr>
@@ -27019,7 +28488,75 @@
           <w:sz w:val="19"/>
           <w:szCs w:val="19"/>
         </w:rPr>
-        <w:t>B. Capacity sized to handle peak load as per Table 7</w:t>
+        <w:t>B. Gauge #16 U.S. B&amp;S (1.6 mm)</w:t>
+      </w:r>
+      <w:r>
+        <w:rPr>
+          <w:rFonts w:ascii="Century Gothic" w:hAnsi="Century Gothic"/>
+          <w:sz w:val="19"/>
+          <w:szCs w:val="19"/>
+        </w:rPr>
+        <w:br/>
+        <w:t>C. Gauge #12</w:t>
+      </w:r>
+      <w:r>
+        <w:rPr>
+          <w:rFonts w:ascii="Century Gothic" w:hAnsi="Century Gothic"/>
+          <w:sz w:val="19"/>
+          <w:szCs w:val="19"/>
+        </w:rPr>
+        <w:br/>
+        <w:t>D. Gauge #10</w:t>
+      </w:r>
+    </w:p>
+    <w:p>
+      <w:pPr>
+        <w:ind w:left="1080"/>
+        <w:rPr>
+          <w:rFonts w:ascii="Century Gothic" w:hAnsi="Century Gothic"/>
+          <w:sz w:val="19"/>
+          <w:szCs w:val="19"/>
+        </w:rPr>
+      </w:pPr>
+    </w:p>
+    <w:p>
+      <w:pPr>
+        <w:numPr>
+          <w:ilvl w:val="0"/>
+          <w:numId w:val="55"/>
+        </w:numPr>
+        <w:rPr>
+          <w:rFonts w:ascii="Century Gothic" w:hAnsi="Century Gothic"/>
+          <w:sz w:val="19"/>
+          <w:szCs w:val="19"/>
+        </w:rPr>
+      </w:pPr>
+      <w:r>
+        <w:rPr>
+          <w:rFonts w:ascii="Century Gothic" w:hAnsi="Century Gothic"/>
+          <w:i/>
+          <w:iCs/>
+          <w:sz w:val="19"/>
+          <w:szCs w:val="19"/>
+        </w:rPr>
+        <w:t>In plumbing system repairs / alterations, deviations from code are permitted if:</w:t>
+      </w:r>
+      <w:r>
+        <w:rPr>
+          <w:rFonts w:ascii="Century Gothic" w:hAnsi="Century Gothic"/>
+          <w:sz w:val="19"/>
+          <w:szCs w:val="19"/>
+        </w:rPr>
+        <w:br/>
+        <w:t>A. They save cost</w:t>
+      </w:r>
+      <w:r>
+        <w:rPr>
+          <w:rFonts w:ascii="Century Gothic" w:hAnsi="Century Gothic"/>
+          <w:sz w:val="19"/>
+          <w:szCs w:val="19"/>
+        </w:rPr>
+        <w:br/>
       </w:r>
       <w:r>
         <w:rPr>
@@ -27029,26 +28566,25 @@
           <w:sz w:val="19"/>
           <w:szCs w:val="19"/>
         </w:rPr>
-        <w:noBreakHyphen/>
-        <w:t>3 discharge capacities</w:t>
-      </w:r>
-      <w:r>
-        <w:rPr>
-          <w:rFonts w:ascii="Century Gothic" w:hAnsi="Century Gothic"/>
-          <w:sz w:val="19"/>
-          <w:szCs w:val="19"/>
-        </w:rPr>
-        <w:br/>
-        <w:t>C. No vent required</w:t>
-      </w:r>
-      <w:r>
-        <w:rPr>
-          <w:rFonts w:ascii="Century Gothic" w:hAnsi="Century Gothic"/>
-          <w:sz w:val="19"/>
-          <w:szCs w:val="19"/>
-        </w:rPr>
-        <w:br/>
-        <w:t>D. Only one fixture per branch</w:t>
+        <w:t>B. They are aesthetically pleasing</w:t>
+      </w:r>
+      <w:r>
+        <w:rPr>
+          <w:rFonts w:ascii="Century Gothic" w:hAnsi="Century Gothic"/>
+          <w:sz w:val="19"/>
+          <w:szCs w:val="19"/>
+        </w:rPr>
+        <w:br/>
+        <w:t>C. Approved by the Administrative Authority and necessary</w:t>
+      </w:r>
+      <w:r>
+        <w:rPr>
+          <w:rFonts w:ascii="Century Gothic" w:hAnsi="Century Gothic"/>
+          <w:sz w:val="19"/>
+          <w:szCs w:val="19"/>
+        </w:rPr>
+        <w:br/>
+        <w:t>D. Done only by registered plumbers</w:t>
       </w:r>
     </w:p>
     <w:p>
@@ -27081,25 +28617,24 @@
           <w:sz w:val="19"/>
           <w:szCs w:val="19"/>
         </w:rPr>
-        <w:t>How are intermittent flows vs continuous flows treated in discharge capacity tables?</w:t>
-      </w:r>
-      <w:r>
-        <w:rPr>
-          <w:rFonts w:ascii="Century Gothic" w:hAnsi="Century Gothic"/>
-          <w:sz w:val="19"/>
-          <w:szCs w:val="19"/>
-        </w:rPr>
-        <w:br/>
-        <w:t>A. Same treatment</w:t>
-      </w:r>
-      <w:r>
-        <w:rPr>
-          <w:rFonts w:ascii="Century Gothic" w:hAnsi="Century Gothic"/>
-          <w:sz w:val="19"/>
-          <w:szCs w:val="19"/>
-        </w:rPr>
-        <w:br/>
-        <w:t xml:space="preserve">B. </w:t>
+        <w:t>What is the classification of an installation where bathroom is inside a family dwelling unit?</w:t>
+      </w:r>
+      <w:r>
+        <w:rPr>
+          <w:rFonts w:ascii="Century Gothic" w:hAnsi="Century Gothic"/>
+          <w:sz w:val="19"/>
+          <w:szCs w:val="19"/>
+        </w:rPr>
+        <w:br/>
+        <w:t>A. Public use</w:t>
+      </w:r>
+      <w:r>
+        <w:rPr>
+          <w:rFonts w:ascii="Century Gothic" w:hAnsi="Century Gothic"/>
+          <w:sz w:val="19"/>
+          <w:szCs w:val="19"/>
+        </w:rPr>
+        <w:br/>
       </w:r>
       <w:r>
         <w:rPr>
@@ -27109,25 +28644,34 @@
           <w:sz w:val="19"/>
           <w:szCs w:val="19"/>
         </w:rPr>
-        <w:t>Continuous flows allow more fixture units per L/s in table</w:t>
-      </w:r>
-      <w:r>
-        <w:rPr>
-          <w:rFonts w:ascii="Century Gothic" w:hAnsi="Century Gothic"/>
-          <w:sz w:val="19"/>
-          <w:szCs w:val="19"/>
-        </w:rPr>
-        <w:br/>
-        <w:t>C. Continuous flows are ignored</w:t>
-      </w:r>
-      <w:r>
-        <w:rPr>
-          <w:rFonts w:ascii="Century Gothic" w:hAnsi="Century Gothic"/>
-          <w:sz w:val="19"/>
-          <w:szCs w:val="19"/>
-        </w:rPr>
-        <w:br/>
-        <w:t>D. Intermittent flows always require larger pipe diameter</w:t>
+        <w:t>B. Private use</w:t>
+      </w:r>
+      <w:r>
+        <w:rPr>
+          <w:rFonts w:ascii="Century Gothic" w:hAnsi="Century Gothic"/>
+          <w:sz w:val="19"/>
+          <w:szCs w:val="19"/>
+        </w:rPr>
+        <w:br/>
+        <w:t>C. Semi</w:t>
+      </w:r>
+      <w:r>
+        <w:rPr>
+          <w:rFonts w:ascii="Century Gothic" w:hAnsi="Century Gothic"/>
+          <w:sz w:val="19"/>
+          <w:szCs w:val="19"/>
+        </w:rPr>
+        <w:noBreakHyphen/>
+        <w:t>private use</w:t>
+      </w:r>
+      <w:r>
+        <w:rPr>
+          <w:rFonts w:ascii="Century Gothic" w:hAnsi="Century Gothic"/>
+          <w:sz w:val="19"/>
+          <w:szCs w:val="19"/>
+        </w:rPr>
+        <w:br/>
+        <w:t>D. Commercial use</w:t>
       </w:r>
     </w:p>
     <w:p>
@@ -27160,7 +28704,25 @@
           <w:sz w:val="19"/>
           <w:szCs w:val="19"/>
         </w:rPr>
-        <w:t>What is the requirement for replacing or repairing plumbing in existing buildings?</w:t>
+        <w:t>What is prohibited regarding the use of soil or waste pipes and vent pipes?</w:t>
+      </w:r>
+      <w:r>
+        <w:rPr>
+          <w:rFonts w:ascii="Century Gothic" w:hAnsi="Century Gothic"/>
+          <w:sz w:val="19"/>
+          <w:szCs w:val="19"/>
+        </w:rPr>
+        <w:br/>
+        <w:t>A. Using them in separate stacks</w:t>
+      </w:r>
+      <w:r>
+        <w:rPr>
+          <w:rFonts w:ascii="Century Gothic" w:hAnsi="Century Gothic"/>
+          <w:sz w:val="19"/>
+          <w:szCs w:val="19"/>
+        </w:rPr>
+        <w:br/>
+        <w:t>B. Run vent pipes below grade</w:t>
       </w:r>
       <w:r>
         <w:rPr>
@@ -27178,34 +28740,16 @@
           <w:sz w:val="19"/>
           <w:szCs w:val="19"/>
         </w:rPr>
-        <w:t>A. Must meet full current code unless relief is granted by authority</w:t>
-      </w:r>
-      <w:r>
-        <w:rPr>
-          <w:rFonts w:ascii="Century Gothic" w:hAnsi="Century Gothic"/>
-          <w:sz w:val="19"/>
-          <w:szCs w:val="19"/>
-        </w:rPr>
-        <w:br/>
-        <w:t>B. Can ignore code if old building</w:t>
-      </w:r>
-      <w:r>
-        <w:rPr>
-          <w:rFonts w:ascii="Century Gothic" w:hAnsi="Century Gothic"/>
-          <w:sz w:val="19"/>
-          <w:szCs w:val="19"/>
-        </w:rPr>
-        <w:br/>
-        <w:t>C. Only visible fixtures must comply</w:t>
-      </w:r>
-      <w:r>
-        <w:rPr>
-          <w:rFonts w:ascii="Century Gothic" w:hAnsi="Century Gothic"/>
-          <w:sz w:val="19"/>
-          <w:szCs w:val="19"/>
-        </w:rPr>
-        <w:br/>
-        <w:t>D. Owner may waive compliance</w:t>
+        <w:t>C. Using vent piping as soil or waste pipe, or vice versa</w:t>
+      </w:r>
+      <w:r>
+        <w:rPr>
+          <w:rFonts w:ascii="Century Gothic" w:hAnsi="Century Gothic"/>
+          <w:sz w:val="19"/>
+          <w:szCs w:val="19"/>
+        </w:rPr>
+        <w:br/>
+        <w:t>D. Using same material for both</w:t>
       </w:r>
     </w:p>
     <w:p>
@@ -27238,8 +28782,85 @@
           <w:sz w:val="19"/>
           <w:szCs w:val="19"/>
         </w:rPr>
-        <w:t xml:space="preserve">What is source of potable water supply demand term in </w:t>
-      </w:r>
+        <w:t>What is “fixture drain” as defined in RNPCP?</w:t>
+      </w:r>
+      <w:r>
+        <w:rPr>
+          <w:rFonts w:ascii="Century Gothic" w:hAnsi="Century Gothic"/>
+          <w:sz w:val="19"/>
+          <w:szCs w:val="19"/>
+        </w:rPr>
+        <w:br/>
+      </w:r>
+      <w:r>
+        <w:rPr>
+          <w:rFonts w:ascii="Century Gothic" w:hAnsi="Century Gothic"/>
+          <w:b/>
+          <w:bCs/>
+          <w:sz w:val="19"/>
+          <w:szCs w:val="19"/>
+        </w:rPr>
+        <w:t>A. Drain from fixture trap to the junction with other drains</w:t>
+      </w:r>
+      <w:r>
+        <w:rPr>
+          <w:rFonts w:ascii="Century Gothic" w:hAnsi="Century Gothic"/>
+          <w:sz w:val="19"/>
+          <w:szCs w:val="19"/>
+        </w:rPr>
+        <w:br/>
+        <w:t>B. Entire building sewer line</w:t>
+      </w:r>
+      <w:r>
+        <w:rPr>
+          <w:rFonts w:ascii="Century Gothic" w:hAnsi="Century Gothic"/>
+          <w:sz w:val="19"/>
+          <w:szCs w:val="19"/>
+        </w:rPr>
+        <w:br/>
+      </w:r>
+      <w:r>
+        <w:rPr>
+          <w:rFonts w:ascii="Century Gothic" w:hAnsi="Century Gothic"/>
+          <w:sz w:val="19"/>
+          <w:szCs w:val="19"/>
+        </w:rPr>
+        <w:lastRenderedPageBreak/>
+        <w:t>C. Any vent opening</w:t>
+      </w:r>
+      <w:r>
+        <w:rPr>
+          <w:rFonts w:ascii="Century Gothic" w:hAnsi="Century Gothic"/>
+          <w:sz w:val="19"/>
+          <w:szCs w:val="19"/>
+        </w:rPr>
+        <w:br/>
+        <w:t>D. Backwater valve connection</w:t>
+      </w:r>
+    </w:p>
+    <w:p>
+      <w:pPr>
+        <w:ind w:left="1080"/>
+        <w:rPr>
+          <w:rFonts w:ascii="Century Gothic" w:hAnsi="Century Gothic"/>
+          <w:sz w:val="19"/>
+          <w:szCs w:val="19"/>
+        </w:rPr>
+      </w:pPr>
+    </w:p>
+    <w:p>
+      <w:pPr>
+        <w:pStyle w:val="ListParagraph"/>
+        <w:numPr>
+          <w:ilvl w:val="0"/>
+          <w:numId w:val="55"/>
+        </w:numPr>
+        <w:rPr>
+          <w:rFonts w:ascii="Century Gothic" w:hAnsi="Century Gothic"/>
+          <w:sz w:val="19"/>
+          <w:szCs w:val="19"/>
+        </w:rPr>
+      </w:pPr>
       <w:r>
         <w:rPr>
           <w:rFonts w:ascii="Century Gothic" w:hAnsi="Century Gothic"/>
@@ -27248,17 +28869,16 @@
           <w:sz w:val="19"/>
           <w:szCs w:val="19"/>
         </w:rPr>
-        <w:lastRenderedPageBreak/>
-        <w:t>code?</w:t>
-      </w:r>
-      <w:r>
-        <w:rPr>
-          <w:rFonts w:ascii="Century Gothic" w:hAnsi="Century Gothic"/>
-          <w:sz w:val="19"/>
-          <w:szCs w:val="19"/>
-        </w:rPr>
-        <w:br/>
-        <w:t>A. Domestic demand only</w:t>
+        <w:t>What is “fixture supply” per RNPCP definitions?</w:t>
+      </w:r>
+      <w:r>
+        <w:rPr>
+          <w:rFonts w:ascii="Century Gothic" w:hAnsi="Century Gothic"/>
+          <w:sz w:val="19"/>
+          <w:szCs w:val="19"/>
+        </w:rPr>
+        <w:br/>
+        <w:t>A. Any water main in street</w:t>
       </w:r>
       <w:r>
         <w:rPr>
@@ -27276,39 +28896,41 @@
           <w:sz w:val="19"/>
           <w:szCs w:val="19"/>
         </w:rPr>
-        <w:t>B. Maximum demand including combined hot &amp; cold where applicable, simultaneous usage etc.</w:t>
-      </w:r>
-      <w:r>
-        <w:rPr>
-          <w:rFonts w:ascii="Century Gothic" w:hAnsi="Century Gothic"/>
-          <w:sz w:val="19"/>
-          <w:szCs w:val="19"/>
-        </w:rPr>
-        <w:br/>
-        <w:t>C. Only cold water considered</w:t>
-      </w:r>
-      <w:r>
-        <w:rPr>
-          <w:rFonts w:ascii="Century Gothic" w:hAnsi="Century Gothic"/>
-          <w:sz w:val="19"/>
-          <w:szCs w:val="19"/>
-        </w:rPr>
-        <w:br/>
-        <w:t>D. Only peak hour usage</w:t>
-      </w:r>
-    </w:p>
-    <w:p>
-      <w:pPr>
-        <w:ind w:left="1080"/>
-        <w:rPr>
-          <w:rFonts w:ascii="Century Gothic" w:hAnsi="Century Gothic"/>
-          <w:sz w:val="19"/>
-          <w:szCs w:val="19"/>
-        </w:rPr>
-      </w:pPr>
-    </w:p>
-    <w:p>
-      <w:pPr>
+        <w:t>B. Water supply pipe connecting distributing pipe to fixture supply outlet</w:t>
+      </w:r>
+      <w:r>
+        <w:rPr>
+          <w:rFonts w:ascii="Century Gothic" w:hAnsi="Century Gothic"/>
+          <w:sz w:val="19"/>
+          <w:szCs w:val="19"/>
+        </w:rPr>
+        <w:br/>
+        <w:t>C. The water meter itself</w:t>
+      </w:r>
+      <w:r>
+        <w:rPr>
+          <w:rFonts w:ascii="Century Gothic" w:hAnsi="Century Gothic"/>
+          <w:sz w:val="19"/>
+          <w:szCs w:val="19"/>
+        </w:rPr>
+        <w:br/>
+        <w:t>D. Any faucet in the building</w:t>
+      </w:r>
+    </w:p>
+    <w:p>
+      <w:pPr>
+        <w:pStyle w:val="ListParagraph"/>
+        <w:ind w:left="1080"/>
+        <w:rPr>
+          <w:rFonts w:ascii="Century Gothic" w:hAnsi="Century Gothic"/>
+          <w:sz w:val="19"/>
+          <w:szCs w:val="19"/>
+        </w:rPr>
+      </w:pPr>
+    </w:p>
+    <w:p>
+      <w:pPr>
+        <w:pStyle w:val="ListParagraph"/>
         <w:numPr>
           <w:ilvl w:val="0"/>
           <w:numId w:val="55"/>
@@ -27327,8 +28949,9 @@
           <w:sz w:val="19"/>
           <w:szCs w:val="19"/>
         </w:rPr>
-        <w:t>What is allowed in alternative special</w:t>
-      </w:r>
+        <w:t xml:space="preserve">What is required </w:t>
+      </w:r>
+      <w:proofErr w:type="gramStart"/>
       <w:r>
         <w:rPr>
           <w:rFonts w:ascii="Century Gothic" w:hAnsi="Century Gothic"/>
@@ -27337,17 +28960,47 @@
           <w:sz w:val="19"/>
           <w:szCs w:val="19"/>
         </w:rPr>
+        <w:t>of in</w:t>
+      </w:r>
+      <w:r>
+        <w:rPr>
+          <w:rFonts w:ascii="Century Gothic" w:hAnsi="Century Gothic"/>
+          <w:i/>
+          <w:iCs/>
+          <w:sz w:val="19"/>
+          <w:szCs w:val="19"/>
+        </w:rPr>
         <w:noBreakHyphen/>
-        <w:t>use fixtures for materials?</w:t>
-      </w:r>
-      <w:r>
-        <w:rPr>
-          <w:rFonts w:ascii="Century Gothic" w:hAnsi="Century Gothic"/>
-          <w:sz w:val="19"/>
-          <w:szCs w:val="19"/>
-        </w:rPr>
-        <w:br/>
-        <w:t>A. Only porcelain enamel</w:t>
+        <w:t>ground</w:t>
+      </w:r>
+      <w:proofErr w:type="gramEnd"/>
+      <w:r>
+        <w:rPr>
+          <w:rFonts w:ascii="Century Gothic" w:hAnsi="Century Gothic"/>
+          <w:i/>
+          <w:iCs/>
+          <w:sz w:val="19"/>
+          <w:szCs w:val="19"/>
+        </w:rPr>
+        <w:t xml:space="preserve"> piping when buried in the ground?</w:t>
+      </w:r>
+      <w:r>
+        <w:rPr>
+          <w:rFonts w:ascii="Century Gothic" w:hAnsi="Century Gothic"/>
+          <w:sz w:val="19"/>
+          <w:szCs w:val="19"/>
+        </w:rPr>
+        <w:br/>
+        <w:t>A. It can be placed on any soil type</w:t>
+      </w:r>
+      <w:r>
+        <w:rPr>
+          <w:rFonts w:ascii="Century Gothic" w:hAnsi="Century Gothic"/>
+          <w:sz w:val="19"/>
+          <w:szCs w:val="19"/>
+        </w:rPr>
+        <w:br/>
+        <w:t>B. No bedding needed</w:t>
       </w:r>
       <w:r>
         <w:rPr>
@@ -27365,7 +29018,58 @@
           <w:sz w:val="19"/>
           <w:szCs w:val="19"/>
         </w:rPr>
-        <w:t>B. Soapstone, chemical stoneware, leaded copper base, steel alloys if suit</w:t>
+        <w:t>C. Laid on a firm bed for its entire length, or using a concrete cradle approved by Authority</w:t>
+      </w:r>
+      <w:r>
+        <w:rPr>
+          <w:rFonts w:ascii="Century Gothic" w:hAnsi="Century Gothic"/>
+          <w:sz w:val="19"/>
+          <w:szCs w:val="19"/>
+        </w:rPr>
+        <w:br/>
+        <w:t>D. It must be above ground only</w:t>
+      </w:r>
+    </w:p>
+    <w:p>
+      <w:pPr>
+        <w:pStyle w:val="ListParagraph"/>
+        <w:ind w:left="1080"/>
+        <w:rPr>
+          <w:rFonts w:ascii="Century Gothic" w:hAnsi="Century Gothic"/>
+          <w:sz w:val="19"/>
+          <w:szCs w:val="19"/>
+        </w:rPr>
+      </w:pPr>
+    </w:p>
+    <w:p>
+      <w:pPr>
+        <w:numPr>
+          <w:ilvl w:val="0"/>
+          <w:numId w:val="55"/>
+        </w:numPr>
+        <w:rPr>
+          <w:rFonts w:ascii="Century Gothic" w:hAnsi="Century Gothic"/>
+          <w:sz w:val="19"/>
+          <w:szCs w:val="19"/>
+        </w:rPr>
+      </w:pPr>
+      <w:r>
+        <w:rPr>
+          <w:rFonts w:ascii="Century Gothic" w:hAnsi="Century Gothic"/>
+          <w:i/>
+          <w:iCs/>
+          <w:sz w:val="19"/>
+          <w:szCs w:val="19"/>
+        </w:rPr>
+        <w:t>How should change of direction in drainage or waste piping be made?</w:t>
+      </w:r>
+      <w:r>
+        <w:rPr>
+          <w:rFonts w:ascii="Century Gothic" w:hAnsi="Century Gothic"/>
+          <w:sz w:val="19"/>
+          <w:szCs w:val="19"/>
+        </w:rPr>
+        <w:br/>
       </w:r>
       <w:r>
         <w:rPr>
@@ -27375,26 +29079,43 @@
           <w:sz w:val="19"/>
           <w:szCs w:val="19"/>
         </w:rPr>
+        <w:t>A. With short bends or swept elbows only</w:t>
+      </w:r>
+      <w:r>
+        <w:rPr>
+          <w:rFonts w:ascii="Century Gothic" w:hAnsi="Century Gothic"/>
+          <w:sz w:val="19"/>
+          <w:szCs w:val="19"/>
+        </w:rPr>
+        <w:br/>
+        <w:t>B. With multiple sharp</w:t>
+      </w:r>
+      <w:r>
+        <w:rPr>
+          <w:rFonts w:ascii="Century Gothic" w:hAnsi="Century Gothic"/>
+          <w:sz w:val="19"/>
+          <w:szCs w:val="19"/>
+        </w:rPr>
         <w:noBreakHyphen/>
-        <w:t>ably lined or resistant</w:t>
-      </w:r>
-      <w:r>
-        <w:rPr>
-          <w:rFonts w:ascii="Century Gothic" w:hAnsi="Century Gothic"/>
-          <w:sz w:val="19"/>
-          <w:szCs w:val="19"/>
-        </w:rPr>
-        <w:br/>
-        <w:t>C. Uncoated metals only</w:t>
-      </w:r>
-      <w:r>
-        <w:rPr>
-          <w:rFonts w:ascii="Century Gothic" w:hAnsi="Century Gothic"/>
-          <w:sz w:val="19"/>
-          <w:szCs w:val="19"/>
-        </w:rPr>
-        <w:br/>
-        <w:t>D. No special materials allowed</w:t>
+        <w:t>angle fittings</w:t>
+      </w:r>
+      <w:r>
+        <w:rPr>
+          <w:rFonts w:ascii="Century Gothic" w:hAnsi="Century Gothic"/>
+          <w:sz w:val="19"/>
+          <w:szCs w:val="19"/>
+        </w:rPr>
+        <w:br/>
+        <w:t>C. Without fittings, by bending pipe</w:t>
+      </w:r>
+      <w:r>
+        <w:rPr>
+          <w:rFonts w:ascii="Century Gothic" w:hAnsi="Century Gothic"/>
+          <w:sz w:val="19"/>
+          <w:szCs w:val="19"/>
+        </w:rPr>
+        <w:br/>
+        <w:t>D. Change of direction is not allowed</w:t>
       </w:r>
     </w:p>
     <w:p>
@@ -27427,16 +29148,48 @@
           <w:sz w:val="19"/>
           <w:szCs w:val="19"/>
         </w:rPr>
-        <w:t>What requirements does RNPCP place on exposed plumbing fixture traps?</w:t>
-      </w:r>
-      <w:r>
-        <w:rPr>
-          <w:rFonts w:ascii="Century Gothic" w:hAnsi="Century Gothic"/>
-          <w:sz w:val="19"/>
-          <w:szCs w:val="19"/>
-        </w:rPr>
-        <w:br/>
-        <w:t>A. No marking required</w:t>
+        <w:t>What is the requirement for vertical piping support in a multi</w:t>
+      </w:r>
+      <w:r>
+        <w:rPr>
+          <w:rFonts w:ascii="Century Gothic" w:hAnsi="Century Gothic"/>
+          <w:i/>
+          <w:iCs/>
+          <w:sz w:val="19"/>
+          <w:szCs w:val="19"/>
+        </w:rPr>
+        <w:noBreakHyphen/>
+      </w:r>
+      <w:proofErr w:type="spellStart"/>
+      <w:r>
+        <w:rPr>
+          <w:rFonts w:ascii="Century Gothic" w:hAnsi="Century Gothic"/>
+          <w:i/>
+          <w:iCs/>
+          <w:sz w:val="19"/>
+          <w:szCs w:val="19"/>
+        </w:rPr>
+        <w:t>storey</w:t>
+      </w:r>
+      <w:proofErr w:type="spellEnd"/>
+      <w:r>
+        <w:rPr>
+          <w:rFonts w:ascii="Century Gothic" w:hAnsi="Century Gothic"/>
+          <w:i/>
+          <w:iCs/>
+          <w:sz w:val="19"/>
+          <w:szCs w:val="19"/>
+        </w:rPr>
+        <w:t xml:space="preserve"> building?</w:t>
+      </w:r>
+      <w:r>
+        <w:rPr>
+          <w:rFonts w:ascii="Century Gothic" w:hAnsi="Century Gothic"/>
+          <w:sz w:val="19"/>
+          <w:szCs w:val="19"/>
+        </w:rPr>
+        <w:br/>
+        <w:t>A. Every 2nd floor only</w:t>
       </w:r>
       <w:r>
         <w:rPr>
@@ -27454,25 +29207,25 @@
           <w:sz w:val="19"/>
           <w:szCs w:val="19"/>
         </w:rPr>
-        <w:t>B. Exposed traps less than certain gauge must be drawn brass etc., with manufacturer’s name, gauge, etc.</w:t>
-      </w:r>
-      <w:r>
-        <w:rPr>
-          <w:rFonts w:ascii="Century Gothic" w:hAnsi="Century Gothic"/>
-          <w:sz w:val="19"/>
-          <w:szCs w:val="19"/>
-        </w:rPr>
-        <w:br/>
-        <w:t>C. All traps may be PVC</w:t>
-      </w:r>
-      <w:r>
-        <w:rPr>
-          <w:rFonts w:ascii="Century Gothic" w:hAnsi="Century Gothic"/>
-          <w:sz w:val="19"/>
-          <w:szCs w:val="19"/>
-        </w:rPr>
-        <w:br/>
-        <w:t>D. Traps may be undersized if aesthetic demands dictate</w:t>
+        <w:t>B. At every one (1) meter interval</w:t>
+      </w:r>
+      <w:r>
+        <w:rPr>
+          <w:rFonts w:ascii="Century Gothic" w:hAnsi="Century Gothic"/>
+          <w:sz w:val="19"/>
+          <w:szCs w:val="19"/>
+        </w:rPr>
+        <w:br/>
+        <w:t>C. No supports needed for vertical pipes</w:t>
+      </w:r>
+      <w:r>
+        <w:rPr>
+          <w:rFonts w:ascii="Century Gothic" w:hAnsi="Century Gothic"/>
+          <w:sz w:val="19"/>
+          <w:szCs w:val="19"/>
+        </w:rPr>
+        <w:br/>
+        <w:t>D. Only at top and bottom of stack</w:t>
       </w:r>
     </w:p>
     <w:p>
@@ -27505,76 +29258,8 @@
           <w:sz w:val="19"/>
           <w:szCs w:val="19"/>
         </w:rPr>
-        <w:t>What is not allowed as a method of connection in drainage or vent piping?</w:t>
-      </w:r>
-      <w:r>
-        <w:rPr>
-          <w:rFonts w:ascii="Century Gothic" w:hAnsi="Century Gothic"/>
-          <w:sz w:val="19"/>
-          <w:szCs w:val="19"/>
-        </w:rPr>
-        <w:br/>
-        <w:t>A. Using cleanouts</w:t>
-      </w:r>
-      <w:r>
-        <w:rPr>
-          <w:rFonts w:ascii="Century Gothic" w:hAnsi="Century Gothic"/>
-          <w:sz w:val="19"/>
-          <w:szCs w:val="19"/>
-        </w:rPr>
-        <w:br/>
-      </w:r>
-      <w:r>
-        <w:rPr>
-          <w:rFonts w:ascii="Century Gothic" w:hAnsi="Century Gothic"/>
-          <w:b/>
-          <w:bCs/>
-          <w:sz w:val="19"/>
-          <w:szCs w:val="19"/>
-        </w:rPr>
-        <w:t>B. Drilling and tapping cast iron soil pipes for connections</w:t>
-      </w:r>
-      <w:r>
-        <w:rPr>
-          <w:rFonts w:ascii="Century Gothic" w:hAnsi="Century Gothic"/>
-          <w:sz w:val="19"/>
-          <w:szCs w:val="19"/>
-        </w:rPr>
-        <w:br/>
-        <w:t>C. Using standard fittings approved by Administrative Authority</w:t>
-      </w:r>
-      <w:r>
-        <w:rPr>
-          <w:rFonts w:ascii="Century Gothic" w:hAnsi="Century Gothic"/>
-          <w:sz w:val="19"/>
-          <w:szCs w:val="19"/>
-        </w:rPr>
-        <w:br/>
-        <w:t>D. Using change of direction fittings per code</w:t>
-      </w:r>
-    </w:p>
-    <w:p>
-      <w:pPr>
-        <w:ind w:left="1080"/>
-        <w:rPr>
-          <w:rFonts w:ascii="Century Gothic" w:hAnsi="Century Gothic"/>
-          <w:sz w:val="19"/>
-          <w:szCs w:val="19"/>
-        </w:rPr>
-      </w:pPr>
-    </w:p>
-    <w:p>
-      <w:pPr>
-        <w:numPr>
-          <w:ilvl w:val="0"/>
-          <w:numId w:val="55"/>
-        </w:numPr>
-        <w:rPr>
-          <w:rFonts w:ascii="Century Gothic" w:hAnsi="Century Gothic"/>
-          <w:sz w:val="19"/>
-          <w:szCs w:val="19"/>
-        </w:rPr>
-      </w:pPr>
+        <w:t xml:space="preserve">How far apart can supports (metal hangers) be spaced for </w:t>
+      </w:r>
       <w:r>
         <w:rPr>
           <w:rFonts w:ascii="Century Gothic" w:hAnsi="Century Gothic"/>
@@ -27583,860 +29268,7 @@
           <w:sz w:val="19"/>
           <w:szCs w:val="19"/>
         </w:rPr>
-        <w:t>What is required of water closet bowls for public use, per RNPCP?</w:t>
-      </w:r>
-      <w:r>
-        <w:rPr>
-          <w:rFonts w:ascii="Century Gothic" w:hAnsi="Century Gothic"/>
-          <w:sz w:val="19"/>
-          <w:szCs w:val="19"/>
-        </w:rPr>
-        <w:br/>
-        <w:t>A. Round bowls only</w:t>
-      </w:r>
-      <w:r>
-        <w:rPr>
-          <w:rFonts w:ascii="Century Gothic" w:hAnsi="Century Gothic"/>
-          <w:sz w:val="19"/>
-          <w:szCs w:val="19"/>
-        </w:rPr>
-        <w:br/>
-      </w:r>
-      <w:r>
-        <w:rPr>
-          <w:rFonts w:ascii="Century Gothic" w:hAnsi="Century Gothic"/>
-          <w:b/>
-          <w:bCs/>
-          <w:sz w:val="19"/>
-          <w:szCs w:val="19"/>
-        </w:rPr>
-        <w:t>B. Elongated bowl type with open front seats</w:t>
-      </w:r>
-      <w:r>
-        <w:rPr>
-          <w:rFonts w:ascii="Century Gothic" w:hAnsi="Century Gothic"/>
-          <w:sz w:val="19"/>
-          <w:szCs w:val="19"/>
-        </w:rPr>
-        <w:br/>
-        <w:t>C. Any bowl shape, seat optional</w:t>
-      </w:r>
-      <w:r>
-        <w:rPr>
-          <w:rFonts w:ascii="Century Gothic" w:hAnsi="Century Gothic"/>
-          <w:sz w:val="19"/>
-          <w:szCs w:val="19"/>
-        </w:rPr>
-        <w:br/>
-        <w:t>D. Floor mounted flush tanks only</w:t>
-      </w:r>
-    </w:p>
-    <w:p>
-      <w:pPr>
-        <w:ind w:left="1080"/>
-        <w:rPr>
-          <w:rFonts w:ascii="Century Gothic" w:hAnsi="Century Gothic"/>
-          <w:sz w:val="19"/>
-          <w:szCs w:val="19"/>
-        </w:rPr>
-      </w:pPr>
-    </w:p>
-    <w:p>
-      <w:pPr>
-        <w:numPr>
-          <w:ilvl w:val="0"/>
-          <w:numId w:val="55"/>
-        </w:numPr>
-        <w:rPr>
-          <w:rFonts w:ascii="Century Gothic" w:hAnsi="Century Gothic"/>
-          <w:sz w:val="19"/>
-          <w:szCs w:val="19"/>
-        </w:rPr>
-      </w:pPr>
-      <w:r>
-        <w:rPr>
-          <w:rFonts w:ascii="Century Gothic" w:hAnsi="Century Gothic"/>
-          <w:i/>
-          <w:iCs/>
-          <w:sz w:val="19"/>
-          <w:szCs w:val="19"/>
-        </w:rPr>
-        <w:t>What gauge thickness is required for sheet metal sinks in restaurant kitchens (minimum)?</w:t>
-      </w:r>
-      <w:r>
-        <w:rPr>
-          <w:rFonts w:ascii="Century Gothic" w:hAnsi="Century Gothic"/>
-          <w:sz w:val="19"/>
-          <w:szCs w:val="19"/>
-        </w:rPr>
-        <w:br/>
-        <w:t>A. Gauge #20</w:t>
-      </w:r>
-      <w:r>
-        <w:rPr>
-          <w:rFonts w:ascii="Century Gothic" w:hAnsi="Century Gothic"/>
-          <w:sz w:val="19"/>
-          <w:szCs w:val="19"/>
-        </w:rPr>
-        <w:br/>
-      </w:r>
-      <w:r>
-        <w:rPr>
-          <w:rFonts w:ascii="Century Gothic" w:hAnsi="Century Gothic"/>
-          <w:b/>
-          <w:bCs/>
-          <w:sz w:val="19"/>
-          <w:szCs w:val="19"/>
-        </w:rPr>
-        <w:t>B. Gauge #16 U.S. B&amp;S (1.6 mm)</w:t>
-      </w:r>
-      <w:r>
-        <w:rPr>
-          <w:rFonts w:ascii="Century Gothic" w:hAnsi="Century Gothic"/>
-          <w:sz w:val="19"/>
-          <w:szCs w:val="19"/>
-        </w:rPr>
-        <w:br/>
-        <w:t>C. Gauge #12</w:t>
-      </w:r>
-      <w:r>
-        <w:rPr>
-          <w:rFonts w:ascii="Century Gothic" w:hAnsi="Century Gothic"/>
-          <w:sz w:val="19"/>
-          <w:szCs w:val="19"/>
-        </w:rPr>
-        <w:br/>
-        <w:t>D. Gauge #10</w:t>
-      </w:r>
-    </w:p>
-    <w:p>
-      <w:pPr>
-        <w:ind w:left="1080"/>
-        <w:rPr>
-          <w:rFonts w:ascii="Century Gothic" w:hAnsi="Century Gothic"/>
-          <w:sz w:val="19"/>
-          <w:szCs w:val="19"/>
-        </w:rPr>
-      </w:pPr>
-    </w:p>
-    <w:p>
-      <w:pPr>
-        <w:numPr>
-          <w:ilvl w:val="0"/>
-          <w:numId w:val="55"/>
-        </w:numPr>
-        <w:rPr>
-          <w:rFonts w:ascii="Century Gothic" w:hAnsi="Century Gothic"/>
-          <w:sz w:val="19"/>
-          <w:szCs w:val="19"/>
-        </w:rPr>
-      </w:pPr>
-      <w:r>
-        <w:rPr>
-          <w:rFonts w:ascii="Century Gothic" w:hAnsi="Century Gothic"/>
-          <w:i/>
-          <w:iCs/>
-          <w:sz w:val="19"/>
-          <w:szCs w:val="19"/>
-        </w:rPr>
-        <w:t>In plumbing system repairs / alterations, deviations from code are permitted if:</w:t>
-      </w:r>
-      <w:r>
-        <w:rPr>
-          <w:rFonts w:ascii="Century Gothic" w:hAnsi="Century Gothic"/>
-          <w:sz w:val="19"/>
-          <w:szCs w:val="19"/>
-        </w:rPr>
-        <w:br/>
-        <w:t>A. They save cost</w:t>
-      </w:r>
-      <w:r>
-        <w:rPr>
-          <w:rFonts w:ascii="Century Gothic" w:hAnsi="Century Gothic"/>
-          <w:sz w:val="19"/>
-          <w:szCs w:val="19"/>
-        </w:rPr>
-        <w:br/>
-      </w:r>
-      <w:r>
-        <w:rPr>
-          <w:rFonts w:ascii="Century Gothic" w:hAnsi="Century Gothic"/>
-          <w:b/>
-          <w:bCs/>
-          <w:sz w:val="19"/>
-          <w:szCs w:val="19"/>
-        </w:rPr>
-        <w:t>B. They are aesthetically pleasing</w:t>
-      </w:r>
-      <w:r>
-        <w:rPr>
-          <w:rFonts w:ascii="Century Gothic" w:hAnsi="Century Gothic"/>
-          <w:sz w:val="19"/>
-          <w:szCs w:val="19"/>
-        </w:rPr>
-        <w:br/>
-        <w:t>C. Approved by the Administrative Authority and necessary</w:t>
-      </w:r>
-      <w:r>
-        <w:rPr>
-          <w:rFonts w:ascii="Century Gothic" w:hAnsi="Century Gothic"/>
-          <w:sz w:val="19"/>
-          <w:szCs w:val="19"/>
-        </w:rPr>
-        <w:br/>
-        <w:t>D. Done only by registered plumbers</w:t>
-      </w:r>
-    </w:p>
-    <w:p>
-      <w:pPr>
-        <w:ind w:left="1080"/>
-        <w:rPr>
-          <w:rFonts w:ascii="Century Gothic" w:hAnsi="Century Gothic"/>
-          <w:sz w:val="19"/>
-          <w:szCs w:val="19"/>
-        </w:rPr>
-      </w:pPr>
-    </w:p>
-    <w:p>
-      <w:pPr>
-        <w:numPr>
-          <w:ilvl w:val="0"/>
-          <w:numId w:val="55"/>
-        </w:numPr>
-        <w:rPr>
-          <w:rFonts w:ascii="Century Gothic" w:hAnsi="Century Gothic"/>
-          <w:sz w:val="19"/>
-          <w:szCs w:val="19"/>
-        </w:rPr>
-      </w:pPr>
-      <w:r>
-        <w:rPr>
-          <w:rFonts w:ascii="Century Gothic" w:hAnsi="Century Gothic"/>
-          <w:i/>
-          <w:iCs/>
-          <w:sz w:val="19"/>
-          <w:szCs w:val="19"/>
-        </w:rPr>
-        <w:t>What is the classification of an installation where bathroom is inside a family dwelling unit?</w:t>
-      </w:r>
-      <w:r>
-        <w:rPr>
-          <w:rFonts w:ascii="Century Gothic" w:hAnsi="Century Gothic"/>
-          <w:sz w:val="19"/>
-          <w:szCs w:val="19"/>
-        </w:rPr>
-        <w:br/>
-        <w:t>A. Public use</w:t>
-      </w:r>
-      <w:r>
-        <w:rPr>
-          <w:rFonts w:ascii="Century Gothic" w:hAnsi="Century Gothic"/>
-          <w:sz w:val="19"/>
-          <w:szCs w:val="19"/>
-        </w:rPr>
-        <w:br/>
-      </w:r>
-      <w:r>
-        <w:rPr>
-          <w:rFonts w:ascii="Century Gothic" w:hAnsi="Century Gothic"/>
-          <w:b/>
-          <w:bCs/>
-          <w:sz w:val="19"/>
-          <w:szCs w:val="19"/>
-        </w:rPr>
-        <w:t>B. Private use</w:t>
-      </w:r>
-      <w:r>
-        <w:rPr>
-          <w:rFonts w:ascii="Century Gothic" w:hAnsi="Century Gothic"/>
-          <w:sz w:val="19"/>
-          <w:szCs w:val="19"/>
-        </w:rPr>
-        <w:br/>
-        <w:t>C. Semi</w:t>
-      </w:r>
-      <w:r>
-        <w:rPr>
-          <w:rFonts w:ascii="Century Gothic" w:hAnsi="Century Gothic"/>
-          <w:sz w:val="19"/>
-          <w:szCs w:val="19"/>
-        </w:rPr>
-        <w:noBreakHyphen/>
-        <w:t>private use</w:t>
-      </w:r>
-      <w:r>
-        <w:rPr>
-          <w:rFonts w:ascii="Century Gothic" w:hAnsi="Century Gothic"/>
-          <w:sz w:val="19"/>
-          <w:szCs w:val="19"/>
-        </w:rPr>
-        <w:br/>
-        <w:t>D. Commercial use</w:t>
-      </w:r>
-    </w:p>
-    <w:p>
-      <w:pPr>
-        <w:ind w:left="1080"/>
-        <w:rPr>
-          <w:rFonts w:ascii="Century Gothic" w:hAnsi="Century Gothic"/>
-          <w:sz w:val="19"/>
-          <w:szCs w:val="19"/>
-        </w:rPr>
-      </w:pPr>
-    </w:p>
-    <w:p>
-      <w:pPr>
-        <w:numPr>
-          <w:ilvl w:val="0"/>
-          <w:numId w:val="55"/>
-        </w:numPr>
-        <w:rPr>
-          <w:rFonts w:ascii="Century Gothic" w:hAnsi="Century Gothic"/>
-          <w:sz w:val="19"/>
-          <w:szCs w:val="19"/>
-        </w:rPr>
-      </w:pPr>
-      <w:r>
-        <w:rPr>
-          <w:rFonts w:ascii="Century Gothic" w:hAnsi="Century Gothic"/>
-          <w:i/>
-          <w:iCs/>
-          <w:sz w:val="19"/>
-          <w:szCs w:val="19"/>
-        </w:rPr>
-        <w:t>What is prohibited regarding the use of soil or waste pipes and vent pipes?</w:t>
-      </w:r>
-      <w:r>
-        <w:rPr>
-          <w:rFonts w:ascii="Century Gothic" w:hAnsi="Century Gothic"/>
-          <w:sz w:val="19"/>
-          <w:szCs w:val="19"/>
-        </w:rPr>
-        <w:br/>
-        <w:t>A. Using them in separate stacks</w:t>
-      </w:r>
-      <w:r>
-        <w:rPr>
-          <w:rFonts w:ascii="Century Gothic" w:hAnsi="Century Gothic"/>
-          <w:sz w:val="19"/>
-          <w:szCs w:val="19"/>
-        </w:rPr>
-        <w:br/>
-        <w:t>B. Run vent pipes below grade</w:t>
-      </w:r>
-      <w:r>
-        <w:rPr>
-          <w:rFonts w:ascii="Century Gothic" w:hAnsi="Century Gothic"/>
-          <w:sz w:val="19"/>
-          <w:szCs w:val="19"/>
-        </w:rPr>
-        <w:br/>
-      </w:r>
-      <w:r>
-        <w:rPr>
-          <w:rFonts w:ascii="Century Gothic" w:hAnsi="Century Gothic"/>
-          <w:b/>
-          <w:bCs/>
-          <w:sz w:val="19"/>
-          <w:szCs w:val="19"/>
-        </w:rPr>
-        <w:t>C. Using vent piping as soil or waste pipe, or vice versa</w:t>
-      </w:r>
-      <w:r>
-        <w:rPr>
-          <w:rFonts w:ascii="Century Gothic" w:hAnsi="Century Gothic"/>
-          <w:sz w:val="19"/>
-          <w:szCs w:val="19"/>
-        </w:rPr>
-        <w:br/>
-        <w:t>D. Using same material for both</w:t>
-      </w:r>
-    </w:p>
-    <w:p>
-      <w:pPr>
-        <w:ind w:left="1080"/>
-        <w:rPr>
-          <w:rFonts w:ascii="Century Gothic" w:hAnsi="Century Gothic"/>
-          <w:sz w:val="19"/>
-          <w:szCs w:val="19"/>
-        </w:rPr>
-      </w:pPr>
-    </w:p>
-    <w:p>
-      <w:pPr>
-        <w:numPr>
-          <w:ilvl w:val="0"/>
-          <w:numId w:val="55"/>
-        </w:numPr>
-        <w:rPr>
-          <w:rFonts w:ascii="Century Gothic" w:hAnsi="Century Gothic"/>
-          <w:sz w:val="19"/>
-          <w:szCs w:val="19"/>
-        </w:rPr>
-      </w:pPr>
-      <w:r>
-        <w:rPr>
-          <w:rFonts w:ascii="Century Gothic" w:hAnsi="Century Gothic"/>
-          <w:i/>
-          <w:iCs/>
-          <w:sz w:val="19"/>
-          <w:szCs w:val="19"/>
-        </w:rPr>
-        <w:t>What is “fixture drain” as defined in RNPCP?</w:t>
-      </w:r>
-      <w:r>
-        <w:rPr>
-          <w:rFonts w:ascii="Century Gothic" w:hAnsi="Century Gothic"/>
-          <w:sz w:val="19"/>
-          <w:szCs w:val="19"/>
-        </w:rPr>
-        <w:br/>
-      </w:r>
-      <w:r>
-        <w:rPr>
-          <w:rFonts w:ascii="Century Gothic" w:hAnsi="Century Gothic"/>
-          <w:b/>
-          <w:bCs/>
-          <w:sz w:val="19"/>
-          <w:szCs w:val="19"/>
-        </w:rPr>
-        <w:t>A. Drain from fixture trap to the junction with other drains</w:t>
-      </w:r>
-      <w:r>
-        <w:rPr>
-          <w:rFonts w:ascii="Century Gothic" w:hAnsi="Century Gothic"/>
-          <w:sz w:val="19"/>
-          <w:szCs w:val="19"/>
-        </w:rPr>
-        <w:br/>
-      </w:r>
-      <w:r>
-        <w:rPr>
-          <w:rFonts w:ascii="Century Gothic" w:hAnsi="Century Gothic"/>
-          <w:sz w:val="19"/>
-          <w:szCs w:val="19"/>
-        </w:rPr>
-        <w:lastRenderedPageBreak/>
-        <w:t>B. Entire building sewer line</w:t>
-      </w:r>
-      <w:r>
-        <w:rPr>
-          <w:rFonts w:ascii="Century Gothic" w:hAnsi="Century Gothic"/>
-          <w:sz w:val="19"/>
-          <w:szCs w:val="19"/>
-        </w:rPr>
-        <w:br/>
-        <w:t>C. Any vent opening</w:t>
-      </w:r>
-      <w:r>
-        <w:rPr>
-          <w:rFonts w:ascii="Century Gothic" w:hAnsi="Century Gothic"/>
-          <w:sz w:val="19"/>
-          <w:szCs w:val="19"/>
-        </w:rPr>
-        <w:br/>
-        <w:t>D. Backwater valve connection</w:t>
-      </w:r>
-    </w:p>
-    <w:p>
-      <w:pPr>
-        <w:ind w:left="1080"/>
-        <w:rPr>
-          <w:rFonts w:ascii="Century Gothic" w:hAnsi="Century Gothic"/>
-          <w:sz w:val="19"/>
-          <w:szCs w:val="19"/>
-        </w:rPr>
-      </w:pPr>
-    </w:p>
-    <w:p>
-      <w:pPr>
-        <w:pStyle w:val="ListParagraph"/>
-        <w:numPr>
-          <w:ilvl w:val="0"/>
-          <w:numId w:val="55"/>
-        </w:numPr>
-        <w:rPr>
-          <w:rFonts w:ascii="Century Gothic" w:hAnsi="Century Gothic"/>
-          <w:sz w:val="19"/>
-          <w:szCs w:val="19"/>
-        </w:rPr>
-      </w:pPr>
-      <w:r>
-        <w:rPr>
-          <w:rFonts w:ascii="Century Gothic" w:hAnsi="Century Gothic"/>
-          <w:i/>
-          <w:iCs/>
-          <w:sz w:val="19"/>
-          <w:szCs w:val="19"/>
-        </w:rPr>
-        <w:t>What is “fixture supply” per RNPCP definitions?</w:t>
-      </w:r>
-      <w:r>
-        <w:rPr>
-          <w:rFonts w:ascii="Century Gothic" w:hAnsi="Century Gothic"/>
-          <w:sz w:val="19"/>
-          <w:szCs w:val="19"/>
-        </w:rPr>
-        <w:br/>
-        <w:t>A. Any water main in street</w:t>
-      </w:r>
-      <w:r>
-        <w:rPr>
-          <w:rFonts w:ascii="Century Gothic" w:hAnsi="Century Gothic"/>
-          <w:sz w:val="19"/>
-          <w:szCs w:val="19"/>
-        </w:rPr>
-        <w:br/>
-      </w:r>
-      <w:r>
-        <w:rPr>
-          <w:rFonts w:ascii="Century Gothic" w:hAnsi="Century Gothic"/>
-          <w:b/>
-          <w:bCs/>
-          <w:sz w:val="19"/>
-          <w:szCs w:val="19"/>
-        </w:rPr>
-        <w:t>B. Water supply pipe connecting distributing pipe to fixture supply outlet</w:t>
-      </w:r>
-      <w:r>
-        <w:rPr>
-          <w:rFonts w:ascii="Century Gothic" w:hAnsi="Century Gothic"/>
-          <w:sz w:val="19"/>
-          <w:szCs w:val="19"/>
-        </w:rPr>
-        <w:br/>
-        <w:t>C. The water meter itself</w:t>
-      </w:r>
-      <w:r>
-        <w:rPr>
-          <w:rFonts w:ascii="Century Gothic" w:hAnsi="Century Gothic"/>
-          <w:sz w:val="19"/>
-          <w:szCs w:val="19"/>
-        </w:rPr>
-        <w:br/>
-        <w:t>D. Any faucet in the building</w:t>
-      </w:r>
-    </w:p>
-    <w:p>
-      <w:pPr>
-        <w:pStyle w:val="ListParagraph"/>
-        <w:ind w:left="1080"/>
-        <w:rPr>
-          <w:rFonts w:ascii="Century Gothic" w:hAnsi="Century Gothic"/>
-          <w:sz w:val="19"/>
-          <w:szCs w:val="19"/>
-        </w:rPr>
-      </w:pPr>
-    </w:p>
-    <w:p>
-      <w:pPr>
-        <w:pStyle w:val="ListParagraph"/>
-        <w:numPr>
-          <w:ilvl w:val="0"/>
-          <w:numId w:val="55"/>
-        </w:numPr>
-        <w:rPr>
-          <w:rFonts w:ascii="Century Gothic" w:hAnsi="Century Gothic"/>
-          <w:sz w:val="19"/>
-          <w:szCs w:val="19"/>
-        </w:rPr>
-      </w:pPr>
-      <w:r>
-        <w:rPr>
-          <w:rFonts w:ascii="Century Gothic" w:hAnsi="Century Gothic"/>
-          <w:i/>
-          <w:iCs/>
-          <w:sz w:val="19"/>
-          <w:szCs w:val="19"/>
-        </w:rPr>
-        <w:t>What is required of in</w:t>
-      </w:r>
-      <w:r>
-        <w:rPr>
-          <w:rFonts w:ascii="Century Gothic" w:hAnsi="Century Gothic"/>
-          <w:i/>
-          <w:iCs/>
-          <w:sz w:val="19"/>
-          <w:szCs w:val="19"/>
-        </w:rPr>
-        <w:noBreakHyphen/>
-        <w:t>ground piping when buried in the ground?</w:t>
-      </w:r>
-      <w:r>
-        <w:rPr>
-          <w:rFonts w:ascii="Century Gothic" w:hAnsi="Century Gothic"/>
-          <w:sz w:val="19"/>
-          <w:szCs w:val="19"/>
-        </w:rPr>
-        <w:br/>
-        <w:t>A. It can be placed on any soil type</w:t>
-      </w:r>
-      <w:r>
-        <w:rPr>
-          <w:rFonts w:ascii="Century Gothic" w:hAnsi="Century Gothic"/>
-          <w:sz w:val="19"/>
-          <w:szCs w:val="19"/>
-        </w:rPr>
-        <w:br/>
-        <w:t>B. No bedding needed</w:t>
-      </w:r>
-      <w:r>
-        <w:rPr>
-          <w:rFonts w:ascii="Century Gothic" w:hAnsi="Century Gothic"/>
-          <w:sz w:val="19"/>
-          <w:szCs w:val="19"/>
-        </w:rPr>
-        <w:br/>
-      </w:r>
-      <w:r>
-        <w:rPr>
-          <w:rFonts w:ascii="Century Gothic" w:hAnsi="Century Gothic"/>
-          <w:b/>
-          <w:bCs/>
-          <w:sz w:val="19"/>
-          <w:szCs w:val="19"/>
-        </w:rPr>
-        <w:t>C. Laid on a firm bed for its entire length, or using a concrete cradle approved by Authority</w:t>
-      </w:r>
-      <w:r>
-        <w:rPr>
-          <w:rFonts w:ascii="Century Gothic" w:hAnsi="Century Gothic"/>
-          <w:sz w:val="19"/>
-          <w:szCs w:val="19"/>
-        </w:rPr>
-        <w:br/>
-        <w:t>D. It must be above ground only</w:t>
-      </w:r>
-    </w:p>
-    <w:p>
-      <w:pPr>
-        <w:pStyle w:val="ListParagraph"/>
-        <w:ind w:left="1080"/>
-        <w:rPr>
-          <w:rFonts w:ascii="Century Gothic" w:hAnsi="Century Gothic"/>
-          <w:sz w:val="19"/>
-          <w:szCs w:val="19"/>
-        </w:rPr>
-      </w:pPr>
-    </w:p>
-    <w:p>
-      <w:pPr>
-        <w:numPr>
-          <w:ilvl w:val="0"/>
-          <w:numId w:val="55"/>
-        </w:numPr>
-        <w:rPr>
-          <w:rFonts w:ascii="Century Gothic" w:hAnsi="Century Gothic"/>
-          <w:sz w:val="19"/>
-          <w:szCs w:val="19"/>
-        </w:rPr>
-      </w:pPr>
-      <w:r>
-        <w:rPr>
-          <w:rFonts w:ascii="Century Gothic" w:hAnsi="Century Gothic"/>
-          <w:i/>
-          <w:iCs/>
-          <w:sz w:val="19"/>
-          <w:szCs w:val="19"/>
-        </w:rPr>
-        <w:t>How should change of direction in drainage or waste piping be made?</w:t>
-      </w:r>
-      <w:r>
-        <w:rPr>
-          <w:rFonts w:ascii="Century Gothic" w:hAnsi="Century Gothic"/>
-          <w:sz w:val="19"/>
-          <w:szCs w:val="19"/>
-        </w:rPr>
-        <w:br/>
-      </w:r>
-      <w:r>
-        <w:rPr>
-          <w:rFonts w:ascii="Century Gothic" w:hAnsi="Century Gothic"/>
-          <w:b/>
-          <w:bCs/>
-          <w:sz w:val="19"/>
-          <w:szCs w:val="19"/>
-        </w:rPr>
-        <w:t>A. With short bends or swept elbows only</w:t>
-      </w:r>
-      <w:r>
-        <w:rPr>
-          <w:rFonts w:ascii="Century Gothic" w:hAnsi="Century Gothic"/>
-          <w:sz w:val="19"/>
-          <w:szCs w:val="19"/>
-        </w:rPr>
-        <w:br/>
-        <w:t>B. With multiple sharp</w:t>
-      </w:r>
-      <w:r>
-        <w:rPr>
-          <w:rFonts w:ascii="Century Gothic" w:hAnsi="Century Gothic"/>
-          <w:sz w:val="19"/>
-          <w:szCs w:val="19"/>
-        </w:rPr>
-        <w:noBreakHyphen/>
-        <w:t>angle fittings</w:t>
-      </w:r>
-      <w:r>
-        <w:rPr>
-          <w:rFonts w:ascii="Century Gothic" w:hAnsi="Century Gothic"/>
-          <w:sz w:val="19"/>
-          <w:szCs w:val="19"/>
-        </w:rPr>
-        <w:br/>
-        <w:t>C. Without fittings, by bending pipe</w:t>
-      </w:r>
-      <w:r>
-        <w:rPr>
-          <w:rFonts w:ascii="Century Gothic" w:hAnsi="Century Gothic"/>
-          <w:sz w:val="19"/>
-          <w:szCs w:val="19"/>
-        </w:rPr>
-        <w:br/>
-        <w:t>D. Change of direction is not allowed</w:t>
-      </w:r>
-    </w:p>
-    <w:p>
-      <w:pPr>
-        <w:ind w:left="1080"/>
-        <w:rPr>
-          <w:rFonts w:ascii="Century Gothic" w:hAnsi="Century Gothic"/>
-          <w:sz w:val="19"/>
-          <w:szCs w:val="19"/>
-        </w:rPr>
-      </w:pPr>
-    </w:p>
-    <w:p>
-      <w:pPr>
-        <w:numPr>
-          <w:ilvl w:val="0"/>
-          <w:numId w:val="55"/>
-        </w:numPr>
-        <w:rPr>
-          <w:rFonts w:ascii="Century Gothic" w:hAnsi="Century Gothic"/>
-          <w:sz w:val="19"/>
-          <w:szCs w:val="19"/>
-        </w:rPr>
-      </w:pPr>
-      <w:r>
-        <w:rPr>
-          <w:rFonts w:ascii="Century Gothic" w:hAnsi="Century Gothic"/>
-          <w:i/>
-          <w:iCs/>
-          <w:sz w:val="19"/>
-          <w:szCs w:val="19"/>
-        </w:rPr>
-        <w:t>What is the requirement for vertical piping support in a multi</w:t>
-      </w:r>
-      <w:r>
-        <w:rPr>
-          <w:rFonts w:ascii="Century Gothic" w:hAnsi="Century Gothic"/>
-          <w:i/>
-          <w:iCs/>
-          <w:sz w:val="19"/>
-          <w:szCs w:val="19"/>
-        </w:rPr>
-        <w:noBreakHyphen/>
-      </w:r>
-      <w:proofErr w:type="spellStart"/>
-      <w:r>
-        <w:rPr>
-          <w:rFonts w:ascii="Century Gothic" w:hAnsi="Century Gothic"/>
-          <w:i/>
-          <w:iCs/>
-          <w:sz w:val="19"/>
-          <w:szCs w:val="19"/>
-        </w:rPr>
-        <w:t>storey</w:t>
-      </w:r>
-      <w:proofErr w:type="spellEnd"/>
-      <w:r>
-        <w:rPr>
-          <w:rFonts w:ascii="Century Gothic" w:hAnsi="Century Gothic"/>
-          <w:i/>
-          <w:iCs/>
-          <w:sz w:val="19"/>
-          <w:szCs w:val="19"/>
-        </w:rPr>
-        <w:t xml:space="preserve"> building?</w:t>
-      </w:r>
-      <w:r>
-        <w:rPr>
-          <w:rFonts w:ascii="Century Gothic" w:hAnsi="Century Gothic"/>
-          <w:sz w:val="19"/>
-          <w:szCs w:val="19"/>
-        </w:rPr>
-        <w:br/>
-        <w:t>A. Every 2nd floor only</w:t>
-      </w:r>
-      <w:r>
-        <w:rPr>
-          <w:rFonts w:ascii="Century Gothic" w:hAnsi="Century Gothic"/>
-          <w:sz w:val="19"/>
-          <w:szCs w:val="19"/>
-        </w:rPr>
-        <w:br/>
-      </w:r>
-      <w:r>
-        <w:rPr>
-          <w:rFonts w:ascii="Century Gothic" w:hAnsi="Century Gothic"/>
-          <w:b/>
-          <w:bCs/>
-          <w:sz w:val="19"/>
-          <w:szCs w:val="19"/>
-        </w:rPr>
-        <w:t>B. At every one (1) meter interval</w:t>
-      </w:r>
-      <w:r>
-        <w:rPr>
-          <w:rFonts w:ascii="Century Gothic" w:hAnsi="Century Gothic"/>
-          <w:sz w:val="19"/>
-          <w:szCs w:val="19"/>
-        </w:rPr>
-        <w:br/>
-        <w:t>C. No supports needed for vertical pipes</w:t>
-      </w:r>
-      <w:r>
-        <w:rPr>
-          <w:rFonts w:ascii="Century Gothic" w:hAnsi="Century Gothic"/>
-          <w:sz w:val="19"/>
-          <w:szCs w:val="19"/>
-        </w:rPr>
-        <w:br/>
-        <w:t>D. Only at top and bottom of stack</w:t>
-      </w:r>
-    </w:p>
-    <w:p>
-      <w:pPr>
-        <w:ind w:left="1080"/>
-        <w:rPr>
-          <w:rFonts w:ascii="Century Gothic" w:hAnsi="Century Gothic"/>
-          <w:sz w:val="19"/>
-          <w:szCs w:val="19"/>
-        </w:rPr>
-      </w:pPr>
-    </w:p>
-    <w:p>
-      <w:pPr>
-        <w:numPr>
-          <w:ilvl w:val="0"/>
-          <w:numId w:val="55"/>
-        </w:numPr>
-        <w:rPr>
-          <w:rFonts w:ascii="Century Gothic" w:hAnsi="Century Gothic"/>
-          <w:sz w:val="19"/>
-          <w:szCs w:val="19"/>
-        </w:rPr>
-      </w:pPr>
-      <w:r>
-        <w:rPr>
-          <w:rFonts w:ascii="Century Gothic" w:hAnsi="Century Gothic"/>
-          <w:i/>
-          <w:iCs/>
-          <w:sz w:val="19"/>
-          <w:szCs w:val="19"/>
-        </w:rPr>
-        <w:t>How far apart can supports (metal hangers) be spaced for small</w:t>
+        <w:t>small</w:t>
       </w:r>
       <w:r>
         <w:rPr>
@@ -28643,7 +29475,29 @@
           <w:sz w:val="19"/>
           <w:szCs w:val="19"/>
         </w:rPr>
-        <w:t>What is required of water heater, storage device design and installation?</w:t>
+        <w:t xml:space="preserve">What is required of water </w:t>
+      </w:r>
+      <w:proofErr w:type="gramStart"/>
+      <w:r>
+        <w:rPr>
+          <w:rFonts w:ascii="Century Gothic" w:hAnsi="Century Gothic"/>
+          <w:i/>
+          <w:iCs/>
+          <w:sz w:val="19"/>
+          <w:szCs w:val="19"/>
+        </w:rPr>
+        <w:t>heater</w:t>
+      </w:r>
+      <w:proofErr w:type="gramEnd"/>
+      <w:r>
+        <w:rPr>
+          <w:rFonts w:ascii="Century Gothic" w:hAnsi="Century Gothic"/>
+          <w:i/>
+          <w:iCs/>
+          <w:sz w:val="19"/>
+          <w:szCs w:val="19"/>
+        </w:rPr>
+        <w:t>, storage device design and installation?</w:t>
       </w:r>
       <w:r>
         <w:rPr>
@@ -28846,7 +29700,7 @@
           <w:sz w:val="19"/>
           <w:szCs w:val="19"/>
         </w:rPr>
-        <w:t xml:space="preserve">B. Must use private </w:t>
+        <w:t>B. Must use private sewage</w:t>
       </w:r>
       <w:r>
         <w:rPr>
@@ -28856,8 +29710,8 @@
           <w:sz w:val="19"/>
           <w:szCs w:val="19"/>
         </w:rPr>
-        <w:lastRenderedPageBreak/>
-        <w:t>sewage</w:t>
+        <w:noBreakHyphen/>
+        <w:t xml:space="preserve">disposal system (e.g. septic tank) meeting RNPCP </w:t>
       </w:r>
       <w:r>
         <w:rPr>
@@ -28867,8 +29721,8 @@
           <w:sz w:val="19"/>
           <w:szCs w:val="19"/>
         </w:rPr>
-        <w:noBreakHyphen/>
-        <w:t>disposal system (e.g. septic tank) meeting RNPCP specs</w:t>
+        <w:lastRenderedPageBreak/>
+        <w:t>specs</w:t>
       </w:r>
       <w:r>
         <w:rPr>
@@ -29222,14 +30076,15 @@
           <w:szCs w:val="19"/>
         </w:rPr>
         <w:br/>
-      </w:r>
-      <w:r>
-        <w:rPr>
-          <w:rFonts w:ascii="Century Gothic" w:hAnsi="Century Gothic"/>
-          <w:sz w:val="19"/>
-          <w:szCs w:val="19"/>
-        </w:rPr>
-        <w:t>C. Can be any sold by local hardware</w:t>
+        <w:t xml:space="preserve">C. Can be any sold by local </w:t>
+      </w:r>
+      <w:r>
+        <w:rPr>
+          <w:rFonts w:ascii="Century Gothic" w:hAnsi="Century Gothic"/>
+          <w:sz w:val="19"/>
+          <w:szCs w:val="19"/>
+        </w:rPr>
+        <w:t>hardware</w:t>
       </w:r>
       <w:r>
         <w:rPr>
@@ -29438,7 +30293,25 @@
           <w:szCs w:val="19"/>
         </w:rPr>
         <w:br/>
-        <w:t>A. Only cold water lines</w:t>
+        <w:t xml:space="preserve">A. Only </w:t>
+      </w:r>
+      <w:proofErr w:type="gramStart"/>
+      <w:r>
+        <w:rPr>
+          <w:rFonts w:ascii="Century Gothic" w:hAnsi="Century Gothic"/>
+          <w:sz w:val="19"/>
+          <w:szCs w:val="19"/>
+        </w:rPr>
+        <w:t>cold water</w:t>
+      </w:r>
+      <w:proofErr w:type="gramEnd"/>
+      <w:r>
+        <w:rPr>
+          <w:rFonts w:ascii="Century Gothic" w:hAnsi="Century Gothic"/>
+          <w:sz w:val="19"/>
+          <w:szCs w:val="19"/>
+        </w:rPr>
+        <w:t xml:space="preserve"> lines</w:t>
       </w:r>
       <w:r>
         <w:rPr>
@@ -29525,14 +30398,6 @@
           <w:szCs w:val="19"/>
         </w:rPr>
         <w:br/>
-      </w:r>
-      <w:r>
-        <w:rPr>
-          <w:rFonts w:ascii="Century Gothic" w:hAnsi="Century Gothic"/>
-          <w:sz w:val="19"/>
-          <w:szCs w:val="19"/>
-        </w:rPr>
-        <w:lastRenderedPageBreak/>
         <w:t>B. 1%</w:t>
       </w:r>
       <w:r>
@@ -29551,6 +30416,7 @@
           <w:sz w:val="19"/>
           <w:szCs w:val="19"/>
         </w:rPr>
+        <w:lastRenderedPageBreak/>
         <w:t>C. 1.5%</w:t>
       </w:r>
       <w:r>
@@ -29920,7 +30786,7 @@
           <w:sz w:val="19"/>
           <w:szCs w:val="19"/>
         </w:rPr>
-        <w:t xml:space="preserve">In plumbing materials’ specification, what standard </w:t>
+        <w:t xml:space="preserve">In plumbing materials’ specification, what standard applies for fixtures, fittings, </w:t>
       </w:r>
       <w:r>
         <w:rPr>
@@ -29930,7 +30796,7 @@
           <w:sz w:val="19"/>
           <w:szCs w:val="19"/>
         </w:rPr>
-        <w:t>applies for fixtures, fittings, accessories (as per certain procurement documents)?</w:t>
+        <w:t>accessories (as per certain procurement documents)?</w:t>
       </w:r>
       <w:r>
         <w:rPr>
@@ -30776,7 +31642,29 @@
           <w:sz w:val="19"/>
           <w:szCs w:val="19"/>
         </w:rPr>
-        <w:t>What requirements does RNPCP place on exposed plumbing fixture traps?</w:t>
+        <w:t xml:space="preserve">What requirements </w:t>
+      </w:r>
+      <w:proofErr w:type="gramStart"/>
+      <w:r>
+        <w:rPr>
+          <w:rFonts w:ascii="Century Gothic" w:hAnsi="Century Gothic"/>
+          <w:i/>
+          <w:iCs/>
+          <w:sz w:val="19"/>
+          <w:szCs w:val="19"/>
+        </w:rPr>
+        <w:t>does</w:t>
+      </w:r>
+      <w:proofErr w:type="gramEnd"/>
+      <w:r>
+        <w:rPr>
+          <w:rFonts w:ascii="Century Gothic" w:hAnsi="Century Gothic"/>
+          <w:i/>
+          <w:iCs/>
+          <w:sz w:val="19"/>
+          <w:szCs w:val="19"/>
+        </w:rPr>
+        <w:t xml:space="preserve"> RNPCP place on exposed plumbing fixture traps?</w:t>
       </w:r>
       <w:r>
         <w:rPr>
@@ -33462,7 +34350,7 @@
 </file>
 
 <file path=word/endnotes.xml><?xml version="1.0" encoding="utf-8"?>
-<w:endnotes xmlns:wpc="http://schemas.microsoft.com/office/word/2010/wordprocessingCanvas" xmlns:cx="http://schemas.microsoft.com/office/drawing/2014/chartex" xmlns:cx1="http://schemas.microsoft.com/office/drawing/2015/9/8/chartex" xmlns:cx2="http://schemas.microsoft.com/office/drawing/2015/10/21/chartex" xmlns:cx3="http://schemas.microsoft.com/office/drawing/2016/5/9/chartex" xmlns:cx4="http://schemas.microsoft.com/office/drawing/2016/5/10/chartex" xmlns:cx5="http://schemas.microsoft.com/office/drawing/2016/5/11/chartex" xmlns:cx6="http://schemas.microsoft.com/office/drawing/2016/5/12/chartex" xmlns:cx7="http://schemas.microsoft.com/office/drawing/2016/5/13/chartex" xmlns:cx8="http://schemas.microsoft.com/office/drawing/2016/5/14/chartex" xmlns:mc="http://schemas.openxmlformats.org/markup-compatibility/2006" xmlns:aink="http://schemas.microsoft.com/office/drawing/2016/ink" xmlns:am3d="http://schemas.microsoft.com/office/drawing/2017/model3d" xmlns:o="urn:schemas-microsoft-com:office:office" xmlns:oel="http://schemas.microsoft.com/office/2019/extlst" xmlns:r="http://schemas.openxmlformats.org/officeDocument/2006/relationships" xmlns:m="http://schemas.openxmlformats.org/officeDocument/2006/math" xmlns:v="urn:schemas-microsoft-com:vml" xmlns:wp14="http://schemas.microsoft.com/office/word/2010/wordprocessingDrawing" xmlns:wp="http://schemas.openxmlformats.org/drawingml/2006/wordprocessingDrawing" xmlns:w10="urn:schemas-microsoft-com:office:word" xmlns:w="http://schemas.openxmlformats.org/wordprocessingml/2006/main" xmlns:w14="http://schemas.microsoft.com/office/word/2010/wordml" xmlns:w15="http://schemas.microsoft.com/office/word/2012/wordml" xmlns:w16cex="http://schemas.microsoft.com/office/word/2018/wordml/cex" xmlns:w16cid="http://schemas.microsoft.com/office/word/2016/wordml/cid" xmlns:w16="http://schemas.microsoft.com/office/word/2018/wordml" xmlns:w16sdtdh="http://schemas.microsoft.com/office/word/2020/wordml/sdtdatahash" xmlns:w16se="http://schemas.microsoft.com/office/word/2015/wordml/symex" xmlns:wpg="http://schemas.microsoft.com/office/word/2010/wordprocessingGroup" xmlns:wpi="http://schemas.microsoft.com/office/word/2010/wordprocessingInk" xmlns:wne="http://schemas.microsoft.com/office/word/2006/wordml" xmlns:wps="http://schemas.microsoft.com/office/word/2010/wordprocessingShape" mc:Ignorable="w14 w15 w16se w16cid w16 w16cex w16sdtdh wp14">
+<w:endnotes xmlns:wpc="http://schemas.microsoft.com/office/word/2010/wordprocessingCanvas" xmlns:cx="http://schemas.microsoft.com/office/drawing/2014/chartex" xmlns:cx1="http://schemas.microsoft.com/office/drawing/2015/9/8/chartex" xmlns:cx2="http://schemas.microsoft.com/office/drawing/2015/10/21/chartex" xmlns:cx3="http://schemas.microsoft.com/office/drawing/2016/5/9/chartex" xmlns:cx4="http://schemas.microsoft.com/office/drawing/2016/5/10/chartex" xmlns:cx5="http://schemas.microsoft.com/office/drawing/2016/5/11/chartex" xmlns:cx6="http://schemas.microsoft.com/office/drawing/2016/5/12/chartex" xmlns:cx7="http://schemas.microsoft.com/office/drawing/2016/5/13/chartex" xmlns:cx8="http://schemas.microsoft.com/office/drawing/2016/5/14/chartex" xmlns:mc="http://schemas.openxmlformats.org/markup-compatibility/2006" xmlns:aink="http://schemas.microsoft.com/office/drawing/2016/ink" xmlns:am3d="http://schemas.microsoft.com/office/drawing/2017/model3d" xmlns:o="urn:schemas-microsoft-com:office:office" xmlns:oel="http://schemas.microsoft.com/office/2019/extlst" xmlns:r="http://schemas.openxmlformats.org/officeDocument/2006/relationships" xmlns:m="http://schemas.openxmlformats.org/officeDocument/2006/math" xmlns:v="urn:schemas-microsoft-com:vml" xmlns:wp14="http://schemas.microsoft.com/office/word/2010/wordprocessingDrawing" xmlns:wp="http://schemas.openxmlformats.org/drawingml/2006/wordprocessingDrawing" xmlns:w10="urn:schemas-microsoft-com:office:word" xmlns:w="http://schemas.openxmlformats.org/wordprocessingml/2006/main" xmlns:w14="http://schemas.microsoft.com/office/word/2010/wordml" xmlns:w15="http://schemas.microsoft.com/office/word/2012/wordml" xmlns:w16cex="http://schemas.microsoft.com/office/word/2018/wordml/cex" xmlns:w16cid="http://schemas.microsoft.com/office/word/2016/wordml/cid" xmlns:w16="http://schemas.microsoft.com/office/word/2018/wordml" xmlns:w16du="http://schemas.microsoft.com/office/word/2023/wordml/word16du" xmlns:w16sdtdh="http://schemas.microsoft.com/office/word/2020/wordml/sdtdatahash" xmlns:w16sdtfl="http://schemas.microsoft.com/office/word/2024/wordml/sdtformatlock" xmlns:w16se="http://schemas.microsoft.com/office/word/2015/wordml/symex" xmlns:wpg="http://schemas.microsoft.com/office/word/2010/wordprocessingGroup" xmlns:wpi="http://schemas.microsoft.com/office/word/2010/wordprocessingInk" xmlns:wne="http://schemas.microsoft.com/office/word/2006/wordml" xmlns:wps="http://schemas.microsoft.com/office/word/2010/wordprocessingShape" mc:Ignorable="w14 w15 w16se w16cid w16 w16cex w16sdtdh w16sdtfl w16du wp14">
   <w:endnote w:type="separator" w:id="-1">
     <w:p>
       <w:pPr>
@@ -33487,7 +34375,7 @@
 </file>
 
 <file path=word/footer1.xml><?xml version="1.0" encoding="utf-8"?>
-<w:ftr xmlns:wpc="http://schemas.microsoft.com/office/word/2010/wordprocessingCanvas" xmlns:cx="http://schemas.microsoft.com/office/drawing/2014/chartex" xmlns:cx1="http://schemas.microsoft.com/office/drawing/2015/9/8/chartex" xmlns:cx2="http://schemas.microsoft.com/office/drawing/2015/10/21/chartex" xmlns:cx3="http://schemas.microsoft.com/office/drawing/2016/5/9/chartex" xmlns:cx4="http://schemas.microsoft.com/office/drawing/2016/5/10/chartex" xmlns:cx5="http://schemas.microsoft.com/office/drawing/2016/5/11/chartex" xmlns:cx6="http://schemas.microsoft.com/office/drawing/2016/5/12/chartex" xmlns:cx7="http://schemas.microsoft.com/office/drawing/2016/5/13/chartex" xmlns:cx8="http://schemas.microsoft.com/office/drawing/2016/5/14/chartex" xmlns:mc="http://schemas.openxmlformats.org/markup-compatibility/2006" xmlns:aink="http://schemas.microsoft.com/office/drawing/2016/ink" xmlns:am3d="http://schemas.microsoft.com/office/drawing/2017/model3d" xmlns:o="urn:schemas-microsoft-com:office:office" xmlns:oel="http://schemas.microsoft.com/office/2019/extlst" xmlns:r="http://schemas.openxmlformats.org/officeDocument/2006/relationships" xmlns:m="http://schemas.openxmlformats.org/officeDocument/2006/math" xmlns:v="urn:schemas-microsoft-com:vml" xmlns:wp14="http://schemas.microsoft.com/office/word/2010/wordprocessingDrawing" xmlns:wp="http://schemas.openxmlformats.org/drawingml/2006/wordprocessingDrawing" xmlns:w10="urn:schemas-microsoft-com:office:word" xmlns:w="http://schemas.openxmlformats.org/wordprocessingml/2006/main" xmlns:w14="http://schemas.microsoft.com/office/word/2010/wordml" xmlns:w15="http://schemas.microsoft.com/office/word/2012/wordml" xmlns:w16cex="http://schemas.microsoft.com/office/word/2018/wordml/cex" xmlns:w16cid="http://schemas.microsoft.com/office/word/2016/wordml/cid" xmlns:w16="http://schemas.microsoft.com/office/word/2018/wordml" xmlns:w16sdtdh="http://schemas.microsoft.com/office/word/2020/wordml/sdtdatahash" xmlns:w16se="http://schemas.microsoft.com/office/word/2015/wordml/symex" xmlns:wpg="http://schemas.microsoft.com/office/word/2010/wordprocessingGroup" xmlns:wpi="http://schemas.microsoft.com/office/word/2010/wordprocessingInk" xmlns:wne="http://schemas.microsoft.com/office/word/2006/wordml" xmlns:wps="http://schemas.microsoft.com/office/word/2010/wordprocessingShape" mc:Ignorable="w14 w15 w16se w16cid w16 w16cex w16sdtdh wp14">
+<w:ftr xmlns:wpc="http://schemas.microsoft.com/office/word/2010/wordprocessingCanvas" xmlns:cx="http://schemas.microsoft.com/office/drawing/2014/chartex" xmlns:cx1="http://schemas.microsoft.com/office/drawing/2015/9/8/chartex" xmlns:cx2="http://schemas.microsoft.com/office/drawing/2015/10/21/chartex" xmlns:cx3="http://schemas.microsoft.com/office/drawing/2016/5/9/chartex" xmlns:cx4="http://schemas.microsoft.com/office/drawing/2016/5/10/chartex" xmlns:cx5="http://schemas.microsoft.com/office/drawing/2016/5/11/chartex" xmlns:cx6="http://schemas.microsoft.com/office/drawing/2016/5/12/chartex" xmlns:cx7="http://schemas.microsoft.com/office/drawing/2016/5/13/chartex" xmlns:cx8="http://schemas.microsoft.com/office/drawing/2016/5/14/chartex" xmlns:mc="http://schemas.openxmlformats.org/markup-compatibility/2006" xmlns:aink="http://schemas.microsoft.com/office/drawing/2016/ink" xmlns:am3d="http://schemas.microsoft.com/office/drawing/2017/model3d" xmlns:o="urn:schemas-microsoft-com:office:office" xmlns:oel="http://schemas.microsoft.com/office/2019/extlst" xmlns:r="http://schemas.openxmlformats.org/officeDocument/2006/relationships" xmlns:m="http://schemas.openxmlformats.org/officeDocument/2006/math" xmlns:v="urn:schemas-microsoft-com:vml" xmlns:wp14="http://schemas.microsoft.com/office/word/2010/wordprocessingDrawing" xmlns:wp="http://schemas.openxmlformats.org/drawingml/2006/wordprocessingDrawing" xmlns:w10="urn:schemas-microsoft-com:office:word" xmlns:w="http://schemas.openxmlformats.org/wordprocessingml/2006/main" xmlns:w14="http://schemas.microsoft.com/office/word/2010/wordml" xmlns:w15="http://schemas.microsoft.com/office/word/2012/wordml" xmlns:w16cex="http://schemas.microsoft.com/office/word/2018/wordml/cex" xmlns:w16cid="http://schemas.microsoft.com/office/word/2016/wordml/cid" xmlns:w16="http://schemas.microsoft.com/office/word/2018/wordml" xmlns:w16du="http://schemas.microsoft.com/office/word/2023/wordml/word16du" xmlns:w16sdtdh="http://schemas.microsoft.com/office/word/2020/wordml/sdtdatahash" xmlns:w16sdtfl="http://schemas.microsoft.com/office/word/2024/wordml/sdtformatlock" xmlns:w16se="http://schemas.microsoft.com/office/word/2015/wordml/symex" xmlns:wpg="http://schemas.microsoft.com/office/word/2010/wordprocessingGroup" xmlns:wpi="http://schemas.microsoft.com/office/word/2010/wordprocessingInk" xmlns:wne="http://schemas.microsoft.com/office/word/2006/wordml" xmlns:wps="http://schemas.microsoft.com/office/word/2010/wordprocessingShape" mc:Ignorable="w14 w15 w16se w16cid w16 w16cex w16sdtdh w16sdtfl w16du wp14">
   <w:sdt>
     <w:sdtPr>
       <w:id w:val="-1291436247"/>
@@ -33555,7 +34443,7 @@
 </file>
 
 <file path=word/footnotes.xml><?xml version="1.0" encoding="utf-8"?>
-<w:footnotes xmlns:wpc="http://schemas.microsoft.com/office/word/2010/wordprocessingCanvas" xmlns:cx="http://schemas.microsoft.com/office/drawing/2014/chartex" xmlns:cx1="http://schemas.microsoft.com/office/drawing/2015/9/8/chartex" xmlns:cx2="http://schemas.microsoft.com/office/drawing/2015/10/21/chartex" xmlns:cx3="http://schemas.microsoft.com/office/drawing/2016/5/9/chartex" xmlns:cx4="http://schemas.microsoft.com/office/drawing/2016/5/10/chartex" xmlns:cx5="http://schemas.microsoft.com/office/drawing/2016/5/11/chartex" xmlns:cx6="http://schemas.microsoft.com/office/drawing/2016/5/12/chartex" xmlns:cx7="http://schemas.microsoft.com/office/drawing/2016/5/13/chartex" xmlns:cx8="http://schemas.microsoft.com/office/drawing/2016/5/14/chartex" xmlns:mc="http://schemas.openxmlformats.org/markup-compatibility/2006" xmlns:aink="http://schemas.microsoft.com/office/drawing/2016/ink" xmlns:am3d="http://schemas.microsoft.com/office/drawing/2017/model3d" xmlns:o="urn:schemas-microsoft-com:office:office" xmlns:oel="http://schemas.microsoft.com/office/2019/extlst" xmlns:r="http://schemas.openxmlformats.org/officeDocument/2006/relationships" xmlns:m="http://schemas.openxmlformats.org/officeDocument/2006/math" xmlns:v="urn:schemas-microsoft-com:vml" xmlns:wp14="http://schemas.microsoft.com/office/word/2010/wordprocessingDrawing" xmlns:wp="http://schemas.openxmlformats.org/drawingml/2006/wordprocessingDrawing" xmlns:w10="urn:schemas-microsoft-com:office:word" xmlns:w="http://schemas.openxmlformats.org/wordprocessingml/2006/main" xmlns:w14="http://schemas.microsoft.com/office/word/2010/wordml" xmlns:w15="http://schemas.microsoft.com/office/word/2012/wordml" xmlns:w16cex="http://schemas.microsoft.com/office/word/2018/wordml/cex" xmlns:w16cid="http://schemas.microsoft.com/office/word/2016/wordml/cid" xmlns:w16="http://schemas.microsoft.com/office/word/2018/wordml" xmlns:w16sdtdh="http://schemas.microsoft.com/office/word/2020/wordml/sdtdatahash" xmlns:w16se="http://schemas.microsoft.com/office/word/2015/wordml/symex" xmlns:wpg="http://schemas.microsoft.com/office/word/2010/wordprocessingGroup" xmlns:wpi="http://schemas.microsoft.com/office/word/2010/wordprocessingInk" xmlns:wne="http://schemas.microsoft.com/office/word/2006/wordml" xmlns:wps="http://schemas.microsoft.com/office/word/2010/wordprocessingShape" mc:Ignorable="w14 w15 w16se w16cid w16 w16cex w16sdtdh wp14">
+<w:footnotes xmlns:wpc="http://schemas.microsoft.com/office/word/2010/wordprocessingCanvas" xmlns:cx="http://schemas.microsoft.com/office/drawing/2014/chartex" xmlns:cx1="http://schemas.microsoft.com/office/drawing/2015/9/8/chartex" xmlns:cx2="http://schemas.microsoft.com/office/drawing/2015/10/21/chartex" xmlns:cx3="http://schemas.microsoft.com/office/drawing/2016/5/9/chartex" xmlns:cx4="http://schemas.microsoft.com/office/drawing/2016/5/10/chartex" xmlns:cx5="http://schemas.microsoft.com/office/drawing/2016/5/11/chartex" xmlns:cx6="http://schemas.microsoft.com/office/drawing/2016/5/12/chartex" xmlns:cx7="http://schemas.microsoft.com/office/drawing/2016/5/13/chartex" xmlns:cx8="http://schemas.microsoft.com/office/drawing/2016/5/14/chartex" xmlns:mc="http://schemas.openxmlformats.org/markup-compatibility/2006" xmlns:aink="http://schemas.microsoft.com/office/drawing/2016/ink" xmlns:am3d="http://schemas.microsoft.com/office/drawing/2017/model3d" xmlns:o="urn:schemas-microsoft-com:office:office" xmlns:oel="http://schemas.microsoft.com/office/2019/extlst" xmlns:r="http://schemas.openxmlformats.org/officeDocument/2006/relationships" xmlns:m="http://schemas.openxmlformats.org/officeDocument/2006/math" xmlns:v="urn:schemas-microsoft-com:vml" xmlns:wp14="http://schemas.microsoft.com/office/word/2010/wordprocessingDrawing" xmlns:wp="http://schemas.openxmlformats.org/drawingml/2006/wordprocessingDrawing" xmlns:w10="urn:schemas-microsoft-com:office:word" xmlns:w="http://schemas.openxmlformats.org/wordprocessingml/2006/main" xmlns:w14="http://schemas.microsoft.com/office/word/2010/wordml" xmlns:w15="http://schemas.microsoft.com/office/word/2012/wordml" xmlns:w16cex="http://schemas.microsoft.com/office/word/2018/wordml/cex" xmlns:w16cid="http://schemas.microsoft.com/office/word/2016/wordml/cid" xmlns:w16="http://schemas.microsoft.com/office/word/2018/wordml" xmlns:w16du="http://schemas.microsoft.com/office/word/2023/wordml/word16du" xmlns:w16sdtdh="http://schemas.microsoft.com/office/word/2020/wordml/sdtdatahash" xmlns:w16sdtfl="http://schemas.microsoft.com/office/word/2024/wordml/sdtformatlock" xmlns:w16se="http://schemas.microsoft.com/office/word/2015/wordml/symex" xmlns:wpg="http://schemas.microsoft.com/office/word/2010/wordprocessingGroup" xmlns:wpi="http://schemas.microsoft.com/office/word/2010/wordprocessingInk" xmlns:wne="http://schemas.microsoft.com/office/word/2006/wordml" xmlns:wps="http://schemas.microsoft.com/office/word/2010/wordprocessingShape" mc:Ignorable="w14 w15 w16se w16cid w16 w16cex w16sdtdh w16sdtfl w16du wp14">
   <w:footnote w:type="separator" w:id="-1">
     <w:p>
       <w:pPr>
@@ -33580,7 +34468,7 @@
 </file>
 
 <file path=word/header1.xml><?xml version="1.0" encoding="utf-8"?>
-<w:hdr xmlns:wpc="http://schemas.microsoft.com/office/word/2010/wordprocessingCanvas" xmlns:cx="http://schemas.microsoft.com/office/drawing/2014/chartex" xmlns:cx1="http://schemas.microsoft.com/office/drawing/2015/9/8/chartex" xmlns:cx2="http://schemas.microsoft.com/office/drawing/2015/10/21/chartex" xmlns:cx3="http://schemas.microsoft.com/office/drawing/2016/5/9/chartex" xmlns:cx4="http://schemas.microsoft.com/office/drawing/2016/5/10/chartex" xmlns:cx5="http://schemas.microsoft.com/office/drawing/2016/5/11/chartex" xmlns:cx6="http://schemas.microsoft.com/office/drawing/2016/5/12/chartex" xmlns:cx7="http://schemas.microsoft.com/office/drawing/2016/5/13/chartex" xmlns:cx8="http://schemas.microsoft.com/office/drawing/2016/5/14/chartex" xmlns:mc="http://schemas.openxmlformats.org/markup-compatibility/2006" xmlns:aink="http://schemas.microsoft.com/office/drawing/2016/ink" xmlns:am3d="http://schemas.microsoft.com/office/drawing/2017/model3d" xmlns:o="urn:schemas-microsoft-com:office:office" xmlns:oel="http://schemas.microsoft.com/office/2019/extlst" xmlns:r="http://schemas.openxmlformats.org/officeDocument/2006/relationships" xmlns:m="http://schemas.openxmlformats.org/officeDocument/2006/math" xmlns:v="urn:schemas-microsoft-com:vml" xmlns:wp14="http://schemas.microsoft.com/office/word/2010/wordprocessingDrawing" xmlns:wp="http://schemas.openxmlformats.org/drawingml/2006/wordprocessingDrawing" xmlns:w10="urn:schemas-microsoft-com:office:word" xmlns:w="http://schemas.openxmlformats.org/wordprocessingml/2006/main" xmlns:w14="http://schemas.microsoft.com/office/word/2010/wordml" xmlns:w15="http://schemas.microsoft.com/office/word/2012/wordml" xmlns:w16cex="http://schemas.microsoft.com/office/word/2018/wordml/cex" xmlns:w16cid="http://schemas.microsoft.com/office/word/2016/wordml/cid" xmlns:w16="http://schemas.microsoft.com/office/word/2018/wordml" xmlns:w16sdtdh="http://schemas.microsoft.com/office/word/2020/wordml/sdtdatahash" xmlns:w16se="http://schemas.microsoft.com/office/word/2015/wordml/symex" xmlns:wpg="http://schemas.microsoft.com/office/word/2010/wordprocessingGroup" xmlns:wpi="http://schemas.microsoft.com/office/word/2010/wordprocessingInk" xmlns:wne="http://schemas.microsoft.com/office/word/2006/wordml" xmlns:wps="http://schemas.microsoft.com/office/word/2010/wordprocessingShape" mc:Ignorable="w14 w15 w16se w16cid w16 w16cex w16sdtdh wp14">
+<w:hdr xmlns:wpc="http://schemas.microsoft.com/office/word/2010/wordprocessingCanvas" xmlns:cx="http://schemas.microsoft.com/office/drawing/2014/chartex" xmlns:cx1="http://schemas.microsoft.com/office/drawing/2015/9/8/chartex" xmlns:cx2="http://schemas.microsoft.com/office/drawing/2015/10/21/chartex" xmlns:cx3="http://schemas.microsoft.com/office/drawing/2016/5/9/chartex" xmlns:cx4="http://schemas.microsoft.com/office/drawing/2016/5/10/chartex" xmlns:cx5="http://schemas.microsoft.com/office/drawing/2016/5/11/chartex" xmlns:cx6="http://schemas.microsoft.com/office/drawing/2016/5/12/chartex" xmlns:cx7="http://schemas.microsoft.com/office/drawing/2016/5/13/chartex" xmlns:cx8="http://schemas.microsoft.com/office/drawing/2016/5/14/chartex" xmlns:mc="http://schemas.openxmlformats.org/markup-compatibility/2006" xmlns:aink="http://schemas.microsoft.com/office/drawing/2016/ink" xmlns:am3d="http://schemas.microsoft.com/office/drawing/2017/model3d" xmlns:o="urn:schemas-microsoft-com:office:office" xmlns:oel="http://schemas.microsoft.com/office/2019/extlst" xmlns:r="http://schemas.openxmlformats.org/officeDocument/2006/relationships" xmlns:m="http://schemas.openxmlformats.org/officeDocument/2006/math" xmlns:v="urn:schemas-microsoft-com:vml" xmlns:wp14="http://schemas.microsoft.com/office/word/2010/wordprocessingDrawing" xmlns:wp="http://schemas.openxmlformats.org/drawingml/2006/wordprocessingDrawing" xmlns:w10="urn:schemas-microsoft-com:office:word" xmlns:w="http://schemas.openxmlformats.org/wordprocessingml/2006/main" xmlns:w14="http://schemas.microsoft.com/office/word/2010/wordml" xmlns:w15="http://schemas.microsoft.com/office/word/2012/wordml" xmlns:w16cex="http://schemas.microsoft.com/office/word/2018/wordml/cex" xmlns:w16cid="http://schemas.microsoft.com/office/word/2016/wordml/cid" xmlns:w16="http://schemas.microsoft.com/office/word/2018/wordml" xmlns:w16du="http://schemas.microsoft.com/office/word/2023/wordml/word16du" xmlns:w16sdtdh="http://schemas.microsoft.com/office/word/2020/wordml/sdtdatahash" xmlns:w16sdtfl="http://schemas.microsoft.com/office/word/2024/wordml/sdtformatlock" xmlns:w16se="http://schemas.microsoft.com/office/word/2015/wordml/symex" xmlns:wpg="http://schemas.microsoft.com/office/word/2010/wordprocessingGroup" xmlns:wpi="http://schemas.microsoft.com/office/word/2010/wordprocessingInk" xmlns:wne="http://schemas.microsoft.com/office/word/2006/wordml" xmlns:wps="http://schemas.microsoft.com/office/word/2010/wordprocessingShape" mc:Ignorable="w14 w15 w16se w16cid w16 w16cex w16sdtdh w16sdtfl w16du wp14">
   <w:p>
     <w:pPr>
       <w:pStyle w:val="Header"/>
@@ -33639,7 +34527,7 @@
 </file>
 
 <file path=word/numbering.xml><?xml version="1.0" encoding="utf-8"?>
-<w:numbering xmlns:wpc="http://schemas.microsoft.com/office/word/2010/wordprocessingCanvas" xmlns:cx="http://schemas.microsoft.com/office/drawing/2014/chartex" xmlns:cx1="http://schemas.microsoft.com/office/drawing/2015/9/8/chartex" xmlns:cx2="http://schemas.microsoft.com/office/drawing/2015/10/21/chartex" xmlns:cx3="http://schemas.microsoft.com/office/drawing/2016/5/9/chartex" xmlns:cx4="http://schemas.microsoft.com/office/drawing/2016/5/10/chartex" xmlns:cx5="http://schemas.microsoft.com/office/drawing/2016/5/11/chartex" xmlns:cx6="http://schemas.microsoft.com/office/drawing/2016/5/12/chartex" xmlns:cx7="http://schemas.microsoft.com/office/drawing/2016/5/13/chartex" xmlns:cx8="http://schemas.microsoft.com/office/drawing/2016/5/14/chartex" xmlns:mc="http://schemas.openxmlformats.org/markup-compatibility/2006" xmlns:aink="http://schemas.microsoft.com/office/drawing/2016/ink" xmlns:am3d="http://schemas.microsoft.com/office/drawing/2017/model3d" xmlns:o="urn:schemas-microsoft-com:office:office" xmlns:oel="http://schemas.microsoft.com/office/2019/extlst" xmlns:r="http://schemas.openxmlformats.org/officeDocument/2006/relationships" xmlns:m="http://schemas.openxmlformats.org/officeDocument/2006/math" xmlns:v="urn:schemas-microsoft-com:vml" xmlns:wp14="http://schemas.microsoft.com/office/word/2010/wordprocessingDrawing" xmlns:wp="http://schemas.openxmlformats.org/drawingml/2006/wordprocessingDrawing" xmlns:w10="urn:schemas-microsoft-com:office:word" xmlns:w="http://schemas.openxmlformats.org/wordprocessingml/2006/main" xmlns:w14="http://schemas.microsoft.com/office/word/2010/wordml" xmlns:w15="http://schemas.microsoft.com/office/word/2012/wordml" xmlns:w16cex="http://schemas.microsoft.com/office/word/2018/wordml/cex" xmlns:w16cid="http://schemas.microsoft.com/office/word/2016/wordml/cid" xmlns:w16="http://schemas.microsoft.com/office/word/2018/wordml" xmlns:w16sdtdh="http://schemas.microsoft.com/office/word/2020/wordml/sdtdatahash" xmlns:w16se="http://schemas.microsoft.com/office/word/2015/wordml/symex" xmlns:wpg="http://schemas.microsoft.com/office/word/2010/wordprocessingGroup" xmlns:wpi="http://schemas.microsoft.com/office/word/2010/wordprocessingInk" xmlns:wne="http://schemas.microsoft.com/office/word/2006/wordml" xmlns:wps="http://schemas.microsoft.com/office/word/2010/wordprocessingShape" mc:Ignorable="w14 w15 w16se w16cid w16 w16cex w16sdtdh wp14">
+<w:numbering xmlns:wpc="http://schemas.microsoft.com/office/word/2010/wordprocessingCanvas" xmlns:cx="http://schemas.microsoft.com/office/drawing/2014/chartex" xmlns:cx1="http://schemas.microsoft.com/office/drawing/2015/9/8/chartex" xmlns:cx2="http://schemas.microsoft.com/office/drawing/2015/10/21/chartex" xmlns:cx3="http://schemas.microsoft.com/office/drawing/2016/5/9/chartex" xmlns:cx4="http://schemas.microsoft.com/office/drawing/2016/5/10/chartex" xmlns:cx5="http://schemas.microsoft.com/office/drawing/2016/5/11/chartex" xmlns:cx6="http://schemas.microsoft.com/office/drawing/2016/5/12/chartex" xmlns:cx7="http://schemas.microsoft.com/office/drawing/2016/5/13/chartex" xmlns:cx8="http://schemas.microsoft.com/office/drawing/2016/5/14/chartex" xmlns:mc="http://schemas.openxmlformats.org/markup-compatibility/2006" xmlns:aink="http://schemas.microsoft.com/office/drawing/2016/ink" xmlns:am3d="http://schemas.microsoft.com/office/drawing/2017/model3d" xmlns:o="urn:schemas-microsoft-com:office:office" xmlns:oel="http://schemas.microsoft.com/office/2019/extlst" xmlns:r="http://schemas.openxmlformats.org/officeDocument/2006/relationships" xmlns:m="http://schemas.openxmlformats.org/officeDocument/2006/math" xmlns:v="urn:schemas-microsoft-com:vml" xmlns:wp14="http://schemas.microsoft.com/office/word/2010/wordprocessingDrawing" xmlns:wp="http://schemas.openxmlformats.org/drawingml/2006/wordprocessingDrawing" xmlns:w10="urn:schemas-microsoft-com:office:word" xmlns:w="http://schemas.openxmlformats.org/wordprocessingml/2006/main" xmlns:w14="http://schemas.microsoft.com/office/word/2010/wordml" xmlns:w15="http://schemas.microsoft.com/office/word/2012/wordml" xmlns:w16cex="http://schemas.microsoft.com/office/word/2018/wordml/cex" xmlns:w16cid="http://schemas.microsoft.com/office/word/2016/wordml/cid" xmlns:w16="http://schemas.microsoft.com/office/word/2018/wordml" xmlns:w16du="http://schemas.microsoft.com/office/word/2023/wordml/word16du" xmlns:w16sdtdh="http://schemas.microsoft.com/office/word/2020/wordml/sdtdatahash" xmlns:w16sdtfl="http://schemas.microsoft.com/office/word/2024/wordml/sdtformatlock" xmlns:w16se="http://schemas.microsoft.com/office/word/2015/wordml/symex" xmlns:wpg="http://schemas.microsoft.com/office/word/2010/wordprocessingGroup" xmlns:wpi="http://schemas.microsoft.com/office/word/2010/wordprocessingInk" xmlns:wne="http://schemas.microsoft.com/office/word/2006/wordml" xmlns:wps="http://schemas.microsoft.com/office/word/2010/wordprocessingShape" mc:Ignorable="w14 w15 w16se w16cid w16 w16cex w16sdtdh w16sdtfl w16du wp14">
   <w:abstractNum w:abstractNumId="0" w15:restartNumberingAfterBreak="0">
     <w:nsid w:val="04544078"/>
     <w:multiLevelType w:val="hybridMultilevel"/>
@@ -39934,7 +40822,7 @@
 </file>
 
 <file path=word/styles.xml><?xml version="1.0" encoding="utf-8"?>
-<w:styles xmlns:mc="http://schemas.openxmlformats.org/markup-compatibility/2006" xmlns:r="http://schemas.openxmlformats.org/officeDocument/2006/relationships" xmlns:w="http://schemas.openxmlformats.org/wordprocessingml/2006/main" xmlns:w14="http://schemas.microsoft.com/office/word/2010/wordml" xmlns:w15="http://schemas.microsoft.com/office/word/2012/wordml" xmlns:w16cex="http://schemas.microsoft.com/office/word/2018/wordml/cex" xmlns:w16cid="http://schemas.microsoft.com/office/word/2016/wordml/cid" xmlns:w16="http://schemas.microsoft.com/office/word/2018/wordml" xmlns:w16sdtdh="http://schemas.microsoft.com/office/word/2020/wordml/sdtdatahash" xmlns:w16se="http://schemas.microsoft.com/office/word/2015/wordml/symex" mc:Ignorable="w14 w15 w16se w16cid w16 w16cex w16sdtdh">
+<w:styles xmlns:mc="http://schemas.openxmlformats.org/markup-compatibility/2006" xmlns:r="http://schemas.openxmlformats.org/officeDocument/2006/relationships" xmlns:w="http://schemas.openxmlformats.org/wordprocessingml/2006/main" xmlns:w14="http://schemas.microsoft.com/office/word/2010/wordml" xmlns:w15="http://schemas.microsoft.com/office/word/2012/wordml" xmlns:w16cex="http://schemas.microsoft.com/office/word/2018/wordml/cex" xmlns:w16cid="http://schemas.microsoft.com/office/word/2016/wordml/cid" xmlns:w16="http://schemas.microsoft.com/office/word/2018/wordml" xmlns:w16du="http://schemas.microsoft.com/office/word/2023/wordml/word16du" xmlns:w16sdtdh="http://schemas.microsoft.com/office/word/2020/wordml/sdtdatahash" xmlns:w16sdtfl="http://schemas.microsoft.com/office/word/2024/wordml/sdtformatlock" xmlns:w16se="http://schemas.microsoft.com/office/word/2015/wordml/symex" mc:Ignorable="w14 w15 w16se w16cid w16 w16cex w16sdtdh w16sdtfl w16du">
   <w:docDefaults>
     <w:rPrDefault>
       <w:rPr>
